--- a/docs/ImageEnhance_AI_Guia_Tecnica_y_Sustentacion.docx
+++ b/docs/ImageEnhance_AI_Guia_Tecnica_y_Sustentacion.docx
@@ -129,7 +129,7 @@
           <w:sz w:val="20"/>
           <w:szCs w:val="20"/>
         </w:rPr>
-        <w:t xml:space="preserve">Versión del 29 de septiembre de 2026</w:t>
+        <w:t xml:space="preserve">Versión del 29 de septiembre de 2026 (con el retoque aprendido FiveK)</w:t>
       </w:r>
     </w:p>
     <w:p>
@@ -1143,7 +1143,17 @@
         <w:spacing w:after="120" w:line="276"/>
       </w:pPr>
       <w:r>
-        <w:t xml:space="preserve">Todo lo que aprende lo entrenamos nosotros, en CPU, sin tarjeta gráfica: dos redes convolucionales (una quita ruido y otra recupera detalle) y un perceptrón multicapa que hace el diagnóstico. Lo que es un problema global, como la luz o el contraste, se corrige con procesamiento clásico de los talleres. </w:t>
+        <w:t xml:space="preserve">Todo lo que aprende lo entrenamos nosotros, en CPU, sin tarjeta gráfica: tres redes convolucionales (una quita ruido, otra recupera detalle y otra </w:t>
+      </w:r>
+      <w:r>
+        <w:rPr>
+          <w:b/>
+          <w:bCs/>
+        </w:rPr>
+        <w:t xml:space="preserve">retoca luz, contraste y color como lo haría un fotógrafo</w:t>
+      </w:r>
+      <w:r>
+        <w:t xml:space="preserve">, aprendido de 4.000 fotos de MIT-Adobe FiveK) y un perceptrón multicapa que hace el diagnóstico. Si se apaga el retoque aprendido, la luz y el contraste se corrigen con reglas clásicas de los talleres. </w:t>
       </w:r>
       <w:r>
         <w:rPr>
@@ -1861,7 +1871,7 @@
                 <w:sz w:val="20"/>
                 <w:szCs w:val="20"/>
               </w:rPr>
-              <w:t xml:space="preserve">Tamaño de las redes</w:t>
+              <w:t xml:space="preserve">Retoque aprendido (FiveK), contra un fotógrafo experto</w:t>
             </w:r>
           </w:p>
         </w:tc>
@@ -1891,7 +1901,7 @@
                 <w:sz w:val="20"/>
                 <w:szCs w:val="20"/>
               </w:rPr>
-              <w:t xml:space="preserve">Ruido v2: </w:t>
+              <w:t xml:space="preserve">17,91 → </w:t>
             </w:r>
             <w:r>
               <w:rPr>
@@ -1900,14 +1910,14 @@
                 <w:sz w:val="20"/>
                 <w:szCs w:val="20"/>
               </w:rPr>
-              <w:t xml:space="preserve">75.747</w:t>
-            </w:r>
-            <w:r>
-              <w:rPr>
-                <w:sz w:val="20"/>
-                <w:szCs w:val="20"/>
-              </w:rPr>
-              <w:t xml:space="preserve"> parámetros; detalle v3: </w:t>
+              <w:t xml:space="preserve">24,47 dB</w:t>
+            </w:r>
+            <w:r>
+              <w:rPr>
+                <w:sz w:val="20"/>
+                <w:szCs w:val="20"/>
+              </w:rPr>
+              <w:t xml:space="preserve">, mejora </w:t>
             </w:r>
             <w:r>
               <w:rPr>
@@ -1916,23 +1926,14 @@
                 <w:sz w:val="20"/>
                 <w:szCs w:val="20"/>
               </w:rPr>
-              <w:t xml:space="preserve">293.619</w:t>
-            </w:r>
-            <w:r>
-              <w:rPr>
-                <w:sz w:val="20"/>
-                <w:szCs w:val="20"/>
-              </w:rPr>
-              <w:t xml:space="preserve">; MLP: </w:t>
-            </w:r>
-            <w:r>
-              <w:rPr>
-                <w:b/>
-                <w:bCs/>
-                <w:sz w:val="20"/>
-                <w:szCs w:val="20"/>
-              </w:rPr>
-              <w:t xml:space="preserve">963</w:t>
+              <w:t xml:space="preserve">449 de 498</w:t>
+            </w:r>
+            <w:r>
+              <w:rPr>
+                <w:sz w:val="20"/>
+                <w:szCs w:val="20"/>
+              </w:rPr>
+              <w:t xml:space="preserve"> fotos (nuestras reglas: 19,90)</w:t>
             </w:r>
           </w:p>
         </w:tc>
@@ -1962,7 +1963,7 @@
                 <w:sz w:val="20"/>
                 <w:szCs w:val="20"/>
               </w:rPr>
-              <w:t xml:space="preserve">model.formula_params / tests</w:t>
+              <w:t xml:space="preserve">results/retouch_fivek, 498 fotos de prueba</w:t>
             </w:r>
           </w:p>
         </w:tc>
@@ -1996,7 +1997,7 @@
                 <w:sz w:val="20"/>
                 <w:szCs w:val="20"/>
               </w:rPr>
-              <w:t xml:space="preserve">Pruebas automáticas</w:t>
+              <w:t xml:space="preserve">Tamaño de las redes</w:t>
             </w:r>
           </w:p>
         </w:tc>
@@ -2020,6 +2021,13 @@
             <w:pPr>
               <w:spacing w:after="20"/>
             </w:pPr>
+            <w:r>
+              <w:rPr>
+                <w:sz w:val="20"/>
+                <w:szCs w:val="20"/>
+              </w:rPr>
+              <w:t xml:space="preserve">Ruido v2: </w:t>
+            </w:r>
             <w:r>
               <w:rPr>
                 <w:b/>
@@ -2027,7 +2035,151 @@
                 <w:sz w:val="20"/>
                 <w:szCs w:val="20"/>
               </w:rPr>
-              <w:t xml:space="preserve">62 tests</w:t>
+              <w:t xml:space="preserve">75.747</w:t>
+            </w:r>
+            <w:r>
+              <w:rPr>
+                <w:sz w:val="20"/>
+                <w:szCs w:val="20"/>
+              </w:rPr>
+              <w:t xml:space="preserve"> parámetros; detalle v3: </w:t>
+            </w:r>
+            <w:r>
+              <w:rPr>
+                <w:b/>
+                <w:bCs/>
+                <w:sz w:val="20"/>
+                <w:szCs w:val="20"/>
+              </w:rPr>
+              <w:t xml:space="preserve">293.619</w:t>
+            </w:r>
+            <w:r>
+              <w:rPr>
+                <w:sz w:val="20"/>
+                <w:szCs w:val="20"/>
+              </w:rPr>
+              <w:t xml:space="preserve">; retoque: </w:t>
+            </w:r>
+            <w:r>
+              <w:rPr>
+                <w:b/>
+                <w:bCs/>
+                <w:sz w:val="20"/>
+                <w:szCs w:val="20"/>
+              </w:rPr>
+              <w:t xml:space="preserve">65.517</w:t>
+            </w:r>
+            <w:r>
+              <w:rPr>
+                <w:sz w:val="20"/>
+                <w:szCs w:val="20"/>
+              </w:rPr>
+              <w:t xml:space="preserve">; MLP: </w:t>
+            </w:r>
+            <w:r>
+              <w:rPr>
+                <w:b/>
+                <w:bCs/>
+                <w:sz w:val="20"/>
+                <w:szCs w:val="20"/>
+              </w:rPr>
+              <w:t xml:space="preserve">963</w:t>
+            </w:r>
+          </w:p>
+        </w:tc>
+        <w:tc>
+          <w:tcPr>
+            <w:tcW w:type="dxa" w:w="2434"/>
+            <w:tcBorders>
+              <w:top w:val="single" w:color="BFC7D5" w:sz="4"/>
+              <w:left w:val="single" w:color="BFC7D5" w:sz="4"/>
+              <w:bottom w:val="single" w:color="BFC7D5" w:sz="4"/>
+              <w:right w:val="single" w:color="BFC7D5" w:sz="4"/>
+            </w:tcBorders>
+            <w:tcMar>
+              <w:top w:type="dxa" w:w="50"/>
+              <w:left w:type="dxa" w:w="90"/>
+              <w:bottom w:type="dxa" w:w="50"/>
+              <w:right w:type="dxa" w:w="90"/>
+            </w:tcMar>
+          </w:tcPr>
+          <w:p>
+            <w:pPr>
+              <w:spacing w:after="20"/>
+            </w:pPr>
+            <w:r>
+              <w:rPr>
+                <w:sz w:val="20"/>
+                <w:szCs w:val="20"/>
+              </w:rPr>
+              <w:t xml:space="preserve">model.formula_params / tests</w:t>
+            </w:r>
+          </w:p>
+        </w:tc>
+      </w:tr>
+      <w:tr>
+        <w:trPr>
+          <w:cantSplit/>
+        </w:trPr>
+        <w:tc>
+          <w:tcPr>
+            <w:tcW w:type="dxa" w:w="2808"/>
+            <w:tcBorders>
+              <w:top w:val="single" w:color="BFC7D5" w:sz="4"/>
+              <w:left w:val="single" w:color="BFC7D5" w:sz="4"/>
+              <w:bottom w:val="single" w:color="BFC7D5" w:sz="4"/>
+              <w:right w:val="single" w:color="BFC7D5" w:sz="4"/>
+            </w:tcBorders>
+            <w:shd w:fill="F7F9FC" w:color="auto" w:val="clear"/>
+            <w:tcMar>
+              <w:top w:type="dxa" w:w="50"/>
+              <w:left w:type="dxa" w:w="90"/>
+              <w:bottom w:type="dxa" w:w="50"/>
+              <w:right w:type="dxa" w:w="90"/>
+            </w:tcMar>
+          </w:tcPr>
+          <w:p>
+            <w:pPr>
+              <w:spacing w:after="20"/>
+            </w:pPr>
+            <w:r>
+              <w:rPr>
+                <w:sz w:val="20"/>
+                <w:szCs w:val="20"/>
+              </w:rPr>
+              <w:t xml:space="preserve">Pruebas automáticas</w:t>
+            </w:r>
+          </w:p>
+        </w:tc>
+        <w:tc>
+          <w:tcPr>
+            <w:tcW w:type="dxa" w:w="4118"/>
+            <w:tcBorders>
+              <w:top w:val="single" w:color="BFC7D5" w:sz="4"/>
+              <w:left w:val="single" w:color="BFC7D5" w:sz="4"/>
+              <w:bottom w:val="single" w:color="BFC7D5" w:sz="4"/>
+              <w:right w:val="single" w:color="BFC7D5" w:sz="4"/>
+            </w:tcBorders>
+            <w:shd w:fill="F7F9FC" w:color="auto" w:val="clear"/>
+            <w:tcMar>
+              <w:top w:type="dxa" w:w="50"/>
+              <w:left w:type="dxa" w:w="90"/>
+              <w:bottom w:type="dxa" w:w="50"/>
+              <w:right w:type="dxa" w:w="90"/>
+            </w:tcMar>
+          </w:tcPr>
+          <w:p>
+            <w:pPr>
+              <w:spacing w:after="20"/>
+            </w:pPr>
+            <w:r>
+              <w:rPr>
+                <w:b/>
+                <w:bCs/>
+                <w:sz w:val="20"/>
+                <w:szCs w:val="20"/>
+              </w:rPr>
+              <w:t xml:space="preserve">66 tests</w:t>
             </w:r>
             <w:r>
               <w:rPr>
@@ -2047,6 +2199,7 @@
               <w:bottom w:val="single" w:color="BFC7D5" w:sz="4"/>
               <w:right w:val="single" w:color="BFC7D5" w:sz="4"/>
             </w:tcBorders>
+            <w:shd w:fill="F7F9FC" w:color="auto" w:val="clear"/>
             <w:tcMar>
               <w:top w:type="dxa" w:w="50"/>
               <w:left w:type="dxa" w:w="90"/>
@@ -2389,7 +2542,7 @@
                 <w:sz w:val="20"/>
                 <w:szCs w:val="20"/>
               </w:rPr>
-              <w:t xml:space="preserve"> 47-50; </w:t>
+              <w:t xml:space="preserve"> 50-53; </w:t>
             </w:r>
             <w:r>
               <w:rPr>
@@ -2803,7 +2956,7 @@
                 <w:sz w:val="20"/>
                 <w:szCs w:val="20"/>
               </w:rPr>
-              <w:t xml:space="preserve"> 42-50</w:t>
+              <w:t xml:space="preserve"> 43-53</w:t>
             </w:r>
           </w:p>
         </w:tc>
@@ -2866,7 +3019,7 @@
                 <w:sz w:val="20"/>
                 <w:szCs w:val="20"/>
               </w:rPr>
-              <w:t xml:space="preserve">Cada paso se aplica; luz y color vuelven a medir la foto antes de actuar</w:t>
+              <w:t xml:space="preserve">Cada paso se aplica. Con el retoque aprendido (casilla, activa por defecto en fotos reales) la CNN de retoque ajusta luz, contraste y color; sin él, niveles y gamma, que vuelven a medir la foto antes de actuar</w:t>
             </w:r>
           </w:p>
         </w:tc>
@@ -2895,7 +3048,7 @@
                 <w:sz w:val="20"/>
                 <w:szCs w:val="20"/>
               </w:rPr>
-              <w:t xml:space="preserve">CNN de ruido v2, CNN de detalle v3, niveles y gamma</w:t>
+              <w:t xml:space="preserve">CNN de ruido v2, CNN de detalle v3, CNN de retoque (FiveK) o niveles y gamma</w:t>
             </w:r>
           </w:p>
         </w:tc>
@@ -2933,7 +3086,7 @@
                 <w:sz w:val="20"/>
                 <w:szCs w:val="20"/>
               </w:rPr>
-              <w:t xml:space="preserve"> 53-106</w:t>
+              <w:t xml:space="preserve"> 56-111</w:t>
             </w:r>
           </w:p>
         </w:tc>
@@ -3067,7 +3220,7 @@
                 <w:sz w:val="20"/>
                 <w:szCs w:val="20"/>
               </w:rPr>
-              <w:t xml:space="preserve"> 57-86, 140-183</w:t>
+              <w:t xml:space="preserve"> 60-89, 144-192</w:t>
             </w:r>
           </w:p>
         </w:tc>
@@ -3899,7 +4052,7 @@
                 <w:sz w:val="19"/>
                 <w:szCs w:val="19"/>
               </w:rPr>
-              <w:t xml:space="preserve">imageenhance/external.py</w:t>
+              <w:t xml:space="preserve">imageenhance/retouch.py</w:t>
             </w:r>
           </w:p>
         </w:tc>
@@ -3928,7 +4081,7 @@
                 <w:sz w:val="20"/>
                 <w:szCs w:val="20"/>
               </w:rPr>
-              <w:t xml:space="preserve">Real-ESRGAN, el único modelo externo (identificado y solo manual)</w:t>
+              <w:t xml:space="preserve">La CNN de retoque: predice 13 ajustes globales (color, exposición, curva de tono, saturación)</w:t>
             </w:r>
           </w:p>
         </w:tc>
@@ -3965,7 +4118,7 @@
                 <w:sz w:val="19"/>
                 <w:szCs w:val="19"/>
               </w:rPr>
-              <w:t xml:space="preserve">scripts/train.py</w:t>
+              <w:t xml:space="preserve">imageenhance/external.py</w:t>
             </w:r>
           </w:p>
         </w:tc>
@@ -3995,16 +4148,7 @@
                 <w:sz w:val="20"/>
                 <w:szCs w:val="20"/>
               </w:rPr>
-              <w:t xml:space="preserve">Entrena cualquiera de las CNN a partir de un archivo de </w:t>
-            </w:r>
-            <w:r>
-              <w:rPr>
-                <w:rFonts w:ascii="Consolas" w:cs="Consolas" w:eastAsia="Consolas" w:hAnsi="Consolas"/>
-                <w:color w:val="1F3864"/>
-                <w:sz w:val="19"/>
-                <w:szCs w:val="19"/>
-              </w:rPr>
-              <w:t xml:space="preserve">configs/</w:t>
+              <w:t xml:space="preserve">Real-ESRGAN, el único modelo externo (identificado y solo manual)</w:t>
             </w:r>
           </w:p>
         </w:tc>
@@ -4040,7 +4184,7 @@
                 <w:sz w:val="19"/>
                 <w:szCs w:val="19"/>
               </w:rPr>
-              <w:t xml:space="preserve">scripts/train_diagnosis.py</w:t>
+              <w:t xml:space="preserve">scripts/train.py</w:t>
             </w:r>
           </w:p>
         </w:tc>
@@ -4069,7 +4213,16 @@
                 <w:sz w:val="20"/>
                 <w:szCs w:val="20"/>
               </w:rPr>
-              <w:t xml:space="preserve">Entrena el MLP y lo compara con una línea base de umbrales</w:t>
+              <w:t xml:space="preserve">Entrena cualquiera de las CNN a partir de un archivo de </w:t>
+            </w:r>
+            <w:r>
+              <w:rPr>
+                <w:rFonts w:ascii="Consolas" w:cs="Consolas" w:eastAsia="Consolas" w:hAnsi="Consolas"/>
+                <w:color w:val="1F3864"/>
+                <w:sz w:val="19"/>
+                <w:szCs w:val="19"/>
+              </w:rPr>
+              <w:t xml:space="preserve">configs/</w:t>
             </w:r>
           </w:p>
         </w:tc>
@@ -4106,39 +4259,7 @@
                 <w:sz w:val="19"/>
                 <w:szCs w:val="19"/>
               </w:rPr>
-              <w:t xml:space="preserve">scripts/evaluate.py</w:t>
-            </w:r>
-            <w:r>
-              <w:rPr>
-                <w:sz w:val="20"/>
-                <w:szCs w:val="20"/>
-              </w:rPr>
-              <w:t xml:space="preserve">, </w:t>
-            </w:r>
-            <w:r>
-              <w:rPr>
-                <w:rFonts w:ascii="Consolas" w:cs="Consolas" w:eastAsia="Consolas" w:hAnsi="Consolas"/>
-                <w:color w:val="1F3864"/>
-                <w:sz w:val="19"/>
-                <w:szCs w:val="19"/>
-              </w:rPr>
-              <w:t xml:space="preserve">evaluate_detail.py</w:t>
-            </w:r>
-            <w:r>
-              <w:rPr>
-                <w:sz w:val="20"/>
-                <w:szCs w:val="20"/>
-              </w:rPr>
-              <w:t xml:space="preserve">, </w:t>
-            </w:r>
-            <w:r>
-              <w:rPr>
-                <w:rFonts w:ascii="Consolas" w:cs="Consolas" w:eastAsia="Consolas" w:hAnsi="Consolas"/>
-                <w:color w:val="1F3864"/>
-                <w:sz w:val="19"/>
-                <w:szCs w:val="19"/>
-              </w:rPr>
-              <w:t xml:space="preserve">evaluate_system.py</w:t>
+              <w:t xml:space="preserve">scripts/train_diagnosis.py</w:t>
             </w:r>
           </w:p>
         </w:tc>
@@ -4168,7 +4289,7 @@
                 <w:sz w:val="20"/>
                 <w:szCs w:val="20"/>
               </w:rPr>
-              <w:t xml:space="preserve">Las tres evaluaciones: ruido, detalle y sistema completo</w:t>
+              <w:t xml:space="preserve">Entrena el MLP y lo compara con una línea base de umbrales</w:t>
             </w:r>
           </w:p>
         </w:tc>
@@ -4204,7 +4325,7 @@
                 <w:sz w:val="19"/>
                 <w:szCs w:val="19"/>
               </w:rPr>
-              <w:t xml:space="preserve">scripts/prepare_data.py</w:t>
+              <w:t xml:space="preserve">scripts/prepare_fivek.py</w:t>
             </w:r>
             <w:r>
               <w:rPr>
@@ -4220,7 +4341,7 @@
                 <w:sz w:val="19"/>
                 <w:szCs w:val="19"/>
               </w:rPr>
-              <w:t xml:space="preserve">prepare_div2k.py</w:t>
+              <w:t xml:space="preserve">train_retouch.py</w:t>
             </w:r>
           </w:p>
         </w:tc>
@@ -4249,7 +4370,7 @@
                 <w:sz w:val="20"/>
                 <w:szCs w:val="20"/>
               </w:rPr>
-              <w:t xml:space="preserve">Descargan y registran los datasets con su huella SHA-256</w:t>
+              <w:t xml:space="preserve">Preparan FiveK (split oficial) y entrenan y evalúan el retoque aprendido</w:t>
             </w:r>
           </w:p>
         </w:tc>
@@ -4286,6 +4407,186 @@
                 <w:sz w:val="19"/>
                 <w:szCs w:val="19"/>
               </w:rPr>
+              <w:t xml:space="preserve">scripts/evaluate.py</w:t>
+            </w:r>
+            <w:r>
+              <w:rPr>
+                <w:sz w:val="20"/>
+                <w:szCs w:val="20"/>
+              </w:rPr>
+              <w:t xml:space="preserve">, </w:t>
+            </w:r>
+            <w:r>
+              <w:rPr>
+                <w:rFonts w:ascii="Consolas" w:cs="Consolas" w:eastAsia="Consolas" w:hAnsi="Consolas"/>
+                <w:color w:val="1F3864"/>
+                <w:sz w:val="19"/>
+                <w:szCs w:val="19"/>
+              </w:rPr>
+              <w:t xml:space="preserve">evaluate_detail.py</w:t>
+            </w:r>
+            <w:r>
+              <w:rPr>
+                <w:sz w:val="20"/>
+                <w:szCs w:val="20"/>
+              </w:rPr>
+              <w:t xml:space="preserve">, </w:t>
+            </w:r>
+            <w:r>
+              <w:rPr>
+                <w:rFonts w:ascii="Consolas" w:cs="Consolas" w:eastAsia="Consolas" w:hAnsi="Consolas"/>
+                <w:color w:val="1F3864"/>
+                <w:sz w:val="19"/>
+                <w:szCs w:val="19"/>
+              </w:rPr>
+              <w:t xml:space="preserve">evaluate_system.py</w:t>
+            </w:r>
+          </w:p>
+        </w:tc>
+        <w:tc>
+          <w:tcPr>
+            <w:tcW w:type="dxa" w:w="6178"/>
+            <w:tcBorders>
+              <w:top w:val="single" w:color="BFC7D5" w:sz="4"/>
+              <w:left w:val="single" w:color="BFC7D5" w:sz="4"/>
+              <w:bottom w:val="single" w:color="BFC7D5" w:sz="4"/>
+              <w:right w:val="single" w:color="BFC7D5" w:sz="4"/>
+            </w:tcBorders>
+            <w:shd w:fill="F7F9FC" w:color="auto" w:val="clear"/>
+            <w:tcMar>
+              <w:top w:type="dxa" w:w="50"/>
+              <w:left w:type="dxa" w:w="90"/>
+              <w:bottom w:type="dxa" w:w="50"/>
+              <w:right w:type="dxa" w:w="90"/>
+            </w:tcMar>
+          </w:tcPr>
+          <w:p>
+            <w:pPr>
+              <w:spacing w:after="20"/>
+            </w:pPr>
+            <w:r>
+              <w:rPr>
+                <w:sz w:val="20"/>
+                <w:szCs w:val="20"/>
+              </w:rPr>
+              <w:t xml:space="preserve">Las tres evaluaciones: ruido, detalle y sistema completo</w:t>
+            </w:r>
+          </w:p>
+        </w:tc>
+      </w:tr>
+      <w:tr>
+        <w:trPr>
+          <w:cantSplit/>
+        </w:trPr>
+        <w:tc>
+          <w:tcPr>
+            <w:tcW w:type="dxa" w:w="3182"/>
+            <w:tcBorders>
+              <w:top w:val="single" w:color="BFC7D5" w:sz="4"/>
+              <w:left w:val="single" w:color="BFC7D5" w:sz="4"/>
+              <w:bottom w:val="single" w:color="BFC7D5" w:sz="4"/>
+              <w:right w:val="single" w:color="BFC7D5" w:sz="4"/>
+            </w:tcBorders>
+            <w:tcMar>
+              <w:top w:type="dxa" w:w="50"/>
+              <w:left w:type="dxa" w:w="90"/>
+              <w:bottom w:type="dxa" w:w="50"/>
+              <w:right w:type="dxa" w:w="90"/>
+            </w:tcMar>
+          </w:tcPr>
+          <w:p>
+            <w:pPr>
+              <w:spacing w:after="20"/>
+            </w:pPr>
+            <w:r>
+              <w:rPr>
+                <w:rFonts w:ascii="Consolas" w:cs="Consolas" w:eastAsia="Consolas" w:hAnsi="Consolas"/>
+                <w:color w:val="1F3864"/>
+                <w:sz w:val="19"/>
+                <w:szCs w:val="19"/>
+              </w:rPr>
+              <w:t xml:space="preserve">scripts/prepare_data.py</w:t>
+            </w:r>
+            <w:r>
+              <w:rPr>
+                <w:sz w:val="20"/>
+                <w:szCs w:val="20"/>
+              </w:rPr>
+              <w:t xml:space="preserve">, </w:t>
+            </w:r>
+            <w:r>
+              <w:rPr>
+                <w:rFonts w:ascii="Consolas" w:cs="Consolas" w:eastAsia="Consolas" w:hAnsi="Consolas"/>
+                <w:color w:val="1F3864"/>
+                <w:sz w:val="19"/>
+                <w:szCs w:val="19"/>
+              </w:rPr>
+              <w:t xml:space="preserve">prepare_div2k.py</w:t>
+            </w:r>
+          </w:p>
+        </w:tc>
+        <w:tc>
+          <w:tcPr>
+            <w:tcW w:type="dxa" w:w="6178"/>
+            <w:tcBorders>
+              <w:top w:val="single" w:color="BFC7D5" w:sz="4"/>
+              <w:left w:val="single" w:color="BFC7D5" w:sz="4"/>
+              <w:bottom w:val="single" w:color="BFC7D5" w:sz="4"/>
+              <w:right w:val="single" w:color="BFC7D5" w:sz="4"/>
+            </w:tcBorders>
+            <w:tcMar>
+              <w:top w:type="dxa" w:w="50"/>
+              <w:left w:type="dxa" w:w="90"/>
+              <w:bottom w:type="dxa" w:w="50"/>
+              <w:right w:type="dxa" w:w="90"/>
+            </w:tcMar>
+          </w:tcPr>
+          <w:p>
+            <w:pPr>
+              <w:spacing w:after="20"/>
+            </w:pPr>
+            <w:r>
+              <w:rPr>
+                <w:sz w:val="20"/>
+                <w:szCs w:val="20"/>
+              </w:rPr>
+              <w:t xml:space="preserve">Descargan y registran los datasets con su huella SHA-256</w:t>
+            </w:r>
+          </w:p>
+        </w:tc>
+      </w:tr>
+      <w:tr>
+        <w:trPr>
+          <w:cantSplit/>
+        </w:trPr>
+        <w:tc>
+          <w:tcPr>
+            <w:tcW w:type="dxa" w:w="3182"/>
+            <w:tcBorders>
+              <w:top w:val="single" w:color="BFC7D5" w:sz="4"/>
+              <w:left w:val="single" w:color="BFC7D5" w:sz="4"/>
+              <w:bottom w:val="single" w:color="BFC7D5" w:sz="4"/>
+              <w:right w:val="single" w:color="BFC7D5" w:sz="4"/>
+            </w:tcBorders>
+            <w:shd w:fill="F7F9FC" w:color="auto" w:val="clear"/>
+            <w:tcMar>
+              <w:top w:type="dxa" w:w="50"/>
+              <w:left w:type="dxa" w:w="90"/>
+              <w:bottom w:type="dxa" w:w="50"/>
+              <w:right w:type="dxa" w:w="90"/>
+            </w:tcMar>
+          </w:tcPr>
+          <w:p>
+            <w:pPr>
+              <w:spacing w:after="20"/>
+            </w:pPr>
+            <w:r>
+              <w:rPr>
+                <w:rFonts w:ascii="Consolas" w:cs="Consolas" w:eastAsia="Consolas" w:hAnsi="Consolas"/>
+                <w:color w:val="1F3864"/>
+                <w:sz w:val="19"/>
+                <w:szCs w:val="19"/>
+              </w:rPr>
               <w:t xml:space="preserve">tests/</w:t>
             </w:r>
           </w:p>
@@ -4316,7 +4617,7 @@
                 <w:sz w:val="20"/>
                 <w:szCs w:val="20"/>
               </w:rPr>
-              <w:t xml:space="preserve">62 pruebas automáticas (pytest)</w:t>
+              <w:t xml:space="preserve">66 pruebas automáticas (pytest)</w:t>
             </w:r>
           </w:p>
         </w:tc>
@@ -6787,7 +7088,7 @@
         <w:t xml:space="preserve">app.py</w:t>
       </w:r>
       <w:r>
-        <w:t xml:space="preserve"> 77-86).</w:t>
+        <w:t xml:space="preserve"> 80-89).</w:t>
       </w:r>
     </w:p>
     <w:p>
@@ -7137,7 +7438,7 @@
         <w:t xml:space="preserve">NOISE_MODEL</w:t>
       </w:r>
       <w:r>
-        <w:t xml:space="preserve"> (30-39): qué redes usa la app, con el comentario de </w:t>
+        <w:t xml:space="preserve"> (31-40): qué redes usa la app, con el comentario de </w:t>
       </w:r>
       <w:r>
         <w:rPr>
@@ -7169,7 +7470,7 @@
         <w:t xml:space="preserve">plan</w:t>
       </w:r>
       <w:r>
-        <w:t xml:space="preserve"> (42-50): traduce el diagnóstico en pasos. </w:t>
+        <w:t xml:space="preserve"> (43-53): traduce el diagnóstico en pasos. </w:t>
       </w:r>
       <w:r>
         <w:rPr>
@@ -7201,7 +7502,7 @@
         <w:t xml:space="preserve">apply_step</w:t>
       </w:r>
       <w:r>
-        <w:t xml:space="preserve"> (53-97): aplica cada paso y deja una nota de qué hizo. Antes de la gamma y del color </w:t>
+        <w:t xml:space="preserve"> (56-102): aplica cada paso y deja una nota de qué hizo. Antes de la gamma y del color </w:t>
       </w:r>
       <w:r>
         <w:rPr>
@@ -7211,7 +7512,7 @@
         <w:t xml:space="preserve">vuelve a medir la foto</w:t>
       </w:r>
       <w:r>
-        <w:t xml:space="preserve"> (68-74): si los niveles ya dejaron bien el brillo, la gamma no actúa.</w:t>
+        <w:t xml:space="preserve"> (71-77): si los niveles ya dejaron bien el brillo, la gamma no actúa.</w:t>
       </w:r>
     </w:p>
     <w:p>
@@ -7233,7 +7534,7 @@
         <w:t xml:space="preserve">run</w:t>
       </w:r>
       <w:r>
-        <w:t xml:space="preserve"> (100-106): aplica los pasos siempre en el orden de </w:t>
+        <w:t xml:space="preserve"> (105-111): aplica los pasos siempre en el orden de </w:t>
       </w:r>
       <w:r>
         <w:rPr>
@@ -7415,7 +7716,7 @@
         <w:t xml:space="preserve">Pestaña "Mejora automática"</w:t>
       </w:r>
       <w:r>
-        <w:t xml:space="preserve"> (140-183): diagnóstico (tabla del MLP y tabla de reglas), aviso y casilla de color (161-166), plan, botón, resultado, tabla de pasos y métricas si hay referencia.</w:t>
+        <w:t xml:space="preserve"> (144-192): diagnóstico (tabla del MLP y tabla de reglas), aviso y casilla de color (171-175), plan, botón, resultado, tabla de pasos y métricas si hay referencia.</w:t>
       </w:r>
     </w:p>
     <w:p>
@@ -7447,7 +7748,7 @@
         <w:t xml:space="preserve">zoom</w:t>
       </w:r>
       <w:r>
-        <w:t xml:space="preserve">, 65-74): busca la zona de 200 px donde más cambió la foto y la amplía sin suavizar, para ver los píxeles reales. Sin esto, a pantalla completa un cambio de 1-2 px (el grano) no se ve.</w:t>
+        <w:t xml:space="preserve">, 68-77): busca la zona de 200 px donde más cambió la foto y la amplía sin suavizar, para ver los píxeles reales. Sin esto, a pantalla completa un cambio de 1-2 px (el grano) no se ve.</w:t>
       </w:r>
     </w:p>
     <w:p>
@@ -7509,7 +7810,7 @@
         <w:t xml:space="preserve">load_models</w:t>
       </w:r>
       <w:r>
-        <w:t xml:space="preserve"> (28-39) carga los modelos una sola vez (</w:t>
+        <w:t xml:space="preserve"> (28-42) carga los modelos una sola vez (</w:t>
       </w:r>
       <w:r>
         <w:rPr>
@@ -7533,7 +7834,7 @@
         <w:t xml:space="preserve">prepare</w:t>
       </w:r>
       <w:r>
-        <w:t xml:space="preserve"> (47-50) decodifica la foto una sola vez.</w:t>
+        <w:t xml:space="preserve"> (50-53) decodifica la foto una sola vez.</w:t>
       </w:r>
     </w:p>
     <w:p>
@@ -7591,7 +7892,232 @@
         <w:pStyle w:val="Heading2"/>
       </w:pPr>
       <w:r>
-        <w:t xml:space="preserve">4.13 Las evaluaciones</w:t>
+        <w:t xml:space="preserve">4.13 retouch.py y train_retouch.py — el retoque aprendido (FiveK)</w:t>
+      </w:r>
+    </w:p>
+    <w:p>
+      <w:pPr>
+        <w:spacing w:after="120" w:line="276"/>
+      </w:pPr>
+      <w:r>
+        <w:t xml:space="preserve">Es la tercera CNN y la que resolvió el problema del color (reto 18). En vez de generar la foto, </w:t>
+      </w:r>
+      <w:r>
+        <w:rPr>
+          <w:b/>
+          <w:bCs/>
+        </w:rPr>
+        <w:t xml:space="preserve">predice 13 números</w:t>
+      </w:r>
+      <w:r>
+        <w:t xml:space="preserve"> y los aplica con fórmulas fijas a toda la imagen:</w:t>
+      </w:r>
+    </w:p>
+    <w:p>
+      <w:pPr>
+        <w:pStyle w:val="ListParagraph"/>
+        <w:numPr>
+          <w:ilvl w:val="0"/>
+          <w:numId w:val="2"/>
+        </w:numPr>
+        <w:spacing w:after="60" w:line="276"/>
+      </w:pPr>
+      <w:r>
+        <w:rPr>
+          <w:rFonts w:ascii="Consolas" w:cs="Consolas" w:eastAsia="Consolas" w:hAnsi="Consolas"/>
+          <w:color w:val="1F3864"/>
+          <w:sz w:val="19"/>
+          <w:szCs w:val="19"/>
+        </w:rPr>
+        <w:t xml:space="preserve">RetouchNet</w:t>
+      </w:r>
+      <w:r>
+        <w:t xml:space="preserve"> (</w:t>
+      </w:r>
+      <w:r>
+        <w:rPr>
+          <w:rFonts w:ascii="Consolas" w:cs="Consolas" w:eastAsia="Consolas" w:hAnsi="Consolas"/>
+          <w:color w:val="1F3864"/>
+          <w:sz w:val="19"/>
+          <w:szCs w:val="19"/>
+        </w:rPr>
+        <w:t xml:space="preserve">retouch.py</w:t>
+      </w:r>
+      <w:r>
+        <w:t xml:space="preserve"> 19-34): 4 convoluciones con paso 2 sobre la foto reducida a 128×128, promedio global y dos capas densas. 65.517 parámetros. La última capa arranca en cero: la red nueva no cambia la foto (misma idea que en las otras CNN).</w:t>
+      </w:r>
+    </w:p>
+    <w:p>
+      <w:pPr>
+        <w:pStyle w:val="ListParagraph"/>
+        <w:numPr>
+          <w:ilvl w:val="0"/>
+          <w:numId w:val="2"/>
+        </w:numPr>
+        <w:spacing w:after="60" w:line="276"/>
+      </w:pPr>
+      <w:r>
+        <w:rPr>
+          <w:rFonts w:ascii="Consolas" w:cs="Consolas" w:eastAsia="Consolas" w:hAnsi="Consolas"/>
+          <w:color w:val="1F3864"/>
+          <w:sz w:val="19"/>
+          <w:szCs w:val="19"/>
+        </w:rPr>
+        <w:t xml:space="preserve">adjust</w:t>
+      </w:r>
+      <w:r>
+        <w:t xml:space="preserve"> (37-49): ganancias de color por canal (×0,61 a ×1,65), exposición de −2 a +2 EV </w:t>
+      </w:r>
+      <w:r>
+        <w:rPr>
+          <w:b/>
+          <w:bCs/>
+        </w:rPr>
+        <w:t xml:space="preserve">en luz lineal</w:t>
+      </w:r>
+      <w:r>
+        <w:t xml:space="preserve">, una curva de tono de 8 tramos que siempre es creciente (softmax: los tramos suman 1) y saturación. Como cada píxel pasa por la misma curva, </w:t>
+      </w:r>
+      <w:r>
+        <w:rPr>
+          <w:b/>
+          <w:bCs/>
+        </w:rPr>
+        <w:t xml:space="preserve">no puede inventar detalle</w:t>
+      </w:r>
+      <w:r>
+        <w:t xml:space="preserve">, y el resultado se puede leer: "subió 1,0 EV, saturación ×1,20".</w:t>
+      </w:r>
+    </w:p>
+    <w:p>
+      <w:pPr>
+        <w:pStyle w:val="ListParagraph"/>
+        <w:numPr>
+          <w:ilvl w:val="0"/>
+          <w:numId w:val="2"/>
+        </w:numPr>
+        <w:spacing w:after="60" w:line="276"/>
+      </w:pPr>
+      <w:r>
+        <w:rPr>
+          <w:rFonts w:ascii="Consolas" w:cs="Consolas" w:eastAsia="Consolas" w:hAnsi="Consolas"/>
+          <w:color w:val="1F3864"/>
+          <w:sz w:val="19"/>
+          <w:szCs w:val="19"/>
+        </w:rPr>
+        <w:t xml:space="preserve">retouch</w:t>
+      </w:r>
+      <w:r>
+        <w:t xml:space="preserve"> (59-66): la red mira la foto a 128×128 y los ajustes se aplican a la foto completa, de cualquier tamaño.</w:t>
+      </w:r>
+    </w:p>
+    <w:p>
+      <w:pPr>
+        <w:pStyle w:val="ListParagraph"/>
+        <w:numPr>
+          <w:ilvl w:val="0"/>
+          <w:numId w:val="2"/>
+        </w:numPr>
+        <w:spacing w:after="60" w:line="276"/>
+      </w:pPr>
+      <w:r>
+        <w:rPr>
+          <w:rFonts w:ascii="Consolas" w:cs="Consolas" w:eastAsia="Consolas" w:hAnsi="Consolas"/>
+          <w:color w:val="1F3864"/>
+          <w:sz w:val="19"/>
+          <w:szCs w:val="19"/>
+        </w:rPr>
+        <w:t xml:space="preserve">prepare_fivek.py</w:t>
+      </w:r>
+      <w:r>
+        <w:t xml:space="preserve">: MIT-Adobe FiveK (Bychkovsky et al., 2011, solo investigación), versión 480p. Usa la </w:t>
+      </w:r>
+      <w:r>
+        <w:rPr>
+          <w:b/>
+          <w:bCs/>
+        </w:rPr>
+        <w:t xml:space="preserve">lista de prueba oficial</w:t>
+      </w:r>
+      <w:r>
+        <w:t xml:space="preserve"> del paper 3D-LUT (498 fotos); del resto, 500 al azar para validación y 4.002 para entrenar.</w:t>
+      </w:r>
+    </w:p>
+    <w:p>
+      <w:pPr>
+        <w:pStyle w:val="ListParagraph"/>
+        <w:numPr>
+          <w:ilvl w:val="0"/>
+          <w:numId w:val="2"/>
+        </w:numPr>
+        <w:spacing w:after="60" w:line="276"/>
+      </w:pPr>
+      <w:r>
+        <w:rPr>
+          <w:rFonts w:ascii="Consolas" w:cs="Consolas" w:eastAsia="Consolas" w:hAnsi="Consolas"/>
+          <w:color w:val="1F3864"/>
+          <w:sz w:val="19"/>
+          <w:szCs w:val="19"/>
+        </w:rPr>
+        <w:t xml:space="preserve">train_retouch.py</w:t>
+      </w:r>
+      <w:r>
+        <w:t xml:space="preserve">: MSE contra el retoque del </w:t>
+      </w:r>
+      <w:r>
+        <w:rPr>
+          <w:b/>
+          <w:bCs/>
+        </w:rPr>
+        <w:t xml:space="preserve">experto C</w:t>
+      </w:r>
+      <w:r>
+        <w:t xml:space="preserve">, Adam con coseno, 40 épocas (unos 28 minutos en la torre), mejor época por validación (líneas 50-88). La evaluación (91-114) compara en las fotos de prueba completas: sin tocar, nuestras reglas, reglas + balance de blancos, y el retoque aprendido.</w:t>
+      </w:r>
+    </w:p>
+    <w:p>
+      <w:pPr>
+        <w:pStyle w:val="ListParagraph"/>
+        <w:numPr>
+          <w:ilvl w:val="0"/>
+          <w:numId w:val="2"/>
+        </w:numPr>
+        <w:spacing w:after="60" w:line="276"/>
+      </w:pPr>
+      <w:r>
+        <w:t xml:space="preserve">En la app es una casilla (</w:t>
+      </w:r>
+      <w:r>
+        <w:rPr>
+          <w:rFonts w:ascii="Consolas" w:cs="Consolas" w:eastAsia="Consolas" w:hAnsi="Consolas"/>
+          <w:color w:val="1F3864"/>
+          <w:sz w:val="19"/>
+          <w:szCs w:val="19"/>
+        </w:rPr>
+        <w:t xml:space="preserve">app.py</w:t>
+      </w:r>
+      <w:r>
+        <w:t xml:space="preserve"> 165-170), activa por defecto en fotos reales y apagada en el modo experimento, para que allí el PSNR mida solo la restauración. En el plan reemplaza a "contraste" y "luz" (</w:t>
+      </w:r>
+      <w:r>
+        <w:rPr>
+          <w:rFonts w:ascii="Consolas" w:cs="Consolas" w:eastAsia="Consolas" w:hAnsi="Consolas"/>
+          <w:color w:val="1F3864"/>
+          <w:sz w:val="19"/>
+          <w:szCs w:val="19"/>
+        </w:rPr>
+        <w:t xml:space="preserve">pipeline.py</w:t>
+      </w:r>
+      <w:r>
+        <w:t xml:space="preserve"> 43-53).</w:t>
+      </w:r>
+    </w:p>
+    <w:p>
+      <w:pPr>
+        <w:pStyle w:val="Heading2"/>
+      </w:pPr>
+      <w:r>
+        <w:t xml:space="preserve">4.14 Las evaluaciones</w:t>
       </w:r>
     </w:p>
     <w:tbl>
@@ -9312,6 +9838,131 @@
                 <w:szCs w:val="20"/>
               </w:rPr>
               <w:t xml:space="preserve">El cambio real (1-2 px) no se veía (reto 17)</w:t>
+            </w:r>
+          </w:p>
+        </w:tc>
+      </w:tr>
+      <w:tr>
+        <w:trPr>
+          <w:cantSplit/>
+        </w:trPr>
+        <w:tc>
+          <w:tcPr>
+            <w:tcW w:type="dxa" w:w="1498"/>
+            <w:tcBorders>
+              <w:top w:val="single" w:color="BFC7D5" w:sz="4"/>
+              <w:left w:val="single" w:color="BFC7D5" w:sz="4"/>
+              <w:bottom w:val="single" w:color="BFC7D5" w:sz="4"/>
+              <w:right w:val="single" w:color="BFC7D5" w:sz="4"/>
+            </w:tcBorders>
+            <w:shd w:fill="F7F9FC" w:color="auto" w:val="clear"/>
+            <w:tcMar>
+              <w:top w:type="dxa" w:w="50"/>
+              <w:left w:type="dxa" w:w="90"/>
+              <w:bottom w:type="dxa" w:w="50"/>
+              <w:right w:type="dxa" w:w="90"/>
+            </w:tcMar>
+          </w:tcPr>
+          <w:p>
+            <w:pPr>
+              <w:spacing w:after="20"/>
+            </w:pPr>
+            <w:r>
+              <w:rPr>
+                <w:sz w:val="20"/>
+                <w:szCs w:val="20"/>
+              </w:rPr>
+              <w:t xml:space="preserve">Luz, contraste y color</w:t>
+            </w:r>
+          </w:p>
+        </w:tc>
+        <w:tc>
+          <w:tcPr>
+            <w:tcW w:type="dxa" w:w="2246"/>
+            <w:tcBorders>
+              <w:top w:val="single" w:color="BFC7D5" w:sz="4"/>
+              <w:left w:val="single" w:color="BFC7D5" w:sz="4"/>
+              <w:bottom w:val="single" w:color="BFC7D5" w:sz="4"/>
+              <w:right w:val="single" w:color="BFC7D5" w:sz="4"/>
+            </w:tcBorders>
+            <w:shd w:fill="F7F9FC" w:color="auto" w:val="clear"/>
+            <w:tcMar>
+              <w:top w:type="dxa" w:w="50"/>
+              <w:left w:type="dxa" w:w="90"/>
+              <w:bottom w:type="dxa" w:w="50"/>
+              <w:right w:type="dxa" w:w="90"/>
+            </w:tcMar>
+          </w:tcPr>
+          <w:p>
+            <w:pPr>
+              <w:spacing w:after="20"/>
+            </w:pPr>
+            <w:r>
+              <w:rPr>
+                <w:sz w:val="20"/>
+                <w:szCs w:val="20"/>
+              </w:rPr>
+              <w:t xml:space="preserve">Reglas fijas (y el color solo con aviso)</w:t>
+            </w:r>
+          </w:p>
+        </w:tc>
+        <w:tc>
+          <w:tcPr>
+            <w:tcW w:type="dxa" w:w="2808"/>
+            <w:tcBorders>
+              <w:top w:val="single" w:color="BFC7D5" w:sz="4"/>
+              <w:left w:val="single" w:color="BFC7D5" w:sz="4"/>
+              <w:bottom w:val="single" w:color="BFC7D5" w:sz="4"/>
+              <w:right w:val="single" w:color="BFC7D5" w:sz="4"/>
+            </w:tcBorders>
+            <w:shd w:fill="F7F9FC" w:color="auto" w:val="clear"/>
+            <w:tcMar>
+              <w:top w:type="dxa" w:w="50"/>
+              <w:left w:type="dxa" w:w="90"/>
+              <w:bottom w:type="dxa" w:w="50"/>
+              <w:right w:type="dxa" w:w="90"/>
+            </w:tcMar>
+          </w:tcPr>
+          <w:p>
+            <w:pPr>
+              <w:spacing w:after="20"/>
+            </w:pPr>
+            <w:r>
+              <w:rPr>
+                <w:sz w:val="20"/>
+                <w:szCs w:val="20"/>
+              </w:rPr>
+              <w:t xml:space="preserve">CNN de retoque entrenada con FiveK (experto C), en una casilla</w:t>
+            </w:r>
+          </w:p>
+        </w:tc>
+        <w:tc>
+          <w:tcPr>
+            <w:tcW w:type="dxa" w:w="2808"/>
+            <w:tcBorders>
+              <w:top w:val="single" w:color="BFC7D5" w:sz="4"/>
+              <w:left w:val="single" w:color="BFC7D5" w:sz="4"/>
+              <w:bottom w:val="single" w:color="BFC7D5" w:sz="4"/>
+              <w:right w:val="single" w:color="BFC7D5" w:sz="4"/>
+            </w:tcBorders>
+            <w:shd w:fill="F7F9FC" w:color="auto" w:val="clear"/>
+            <w:tcMar>
+              <w:top w:type="dxa" w:w="50"/>
+              <w:left w:type="dxa" w:w="90"/>
+              <w:bottom w:type="dxa" w:w="50"/>
+              <w:right w:type="dxa" w:w="90"/>
+            </w:tcMar>
+          </w:tcPr>
+          <w:p>
+            <w:pPr>
+              <w:spacing w:after="20"/>
+            </w:pPr>
+            <w:r>
+              <w:rPr>
+                <w:sz w:val="20"/>
+                <w:szCs w:val="20"/>
+              </w:rPr>
+              <w:t xml:space="preserve">Las reglas corrigen defectos pero no "embellecen"; el retoque manual se veía mejor (reto 18)</w:t>
             </w:r>
           </w:p>
         </w:tc>
@@ -12384,7 +13035,689 @@
         <w:pStyle w:val="Heading2"/>
       </w:pPr>
       <w:r>
-        <w:t xml:space="preserve">6.4 Sistema completo (ronda 5, 200 fotos de prueba)</w:t>
+        <w:t xml:space="preserve">6.4 Retoque aprendido (FiveK, 498 fotos de prueba completas, contra el experto C)</w:t>
+      </w:r>
+    </w:p>
+    <w:tbl>
+      <w:tblPr>
+        <w:tblW w:type="dxa" w:w="9360"/>
+        <w:tblBorders>
+          <w:top w:val="single" w:color="auto" w:sz="4"/>
+          <w:left w:val="single" w:color="auto" w:sz="4"/>
+          <w:bottom w:val="single" w:color="auto" w:sz="4"/>
+          <w:right w:val="single" w:color="auto" w:sz="4"/>
+          <w:insideH w:val="single" w:color="auto" w:sz="4"/>
+          <w:insideV w:val="single" w:color="auto" w:sz="4"/>
+        </w:tblBorders>
+      </w:tblPr>
+      <w:tblGrid>
+        <w:gridCol w:w="4118"/>
+        <w:gridCol w:w="1310"/>
+        <w:gridCol w:w="1310"/>
+        <w:gridCol w:w="2622"/>
+      </w:tblGrid>
+      <w:tr>
+        <w:trPr>
+          <w:tblHeader/>
+        </w:trPr>
+        <w:tc>
+          <w:tcPr>
+            <w:tcW w:type="dxa" w:w="4118"/>
+            <w:tcBorders>
+              <w:top w:val="single" w:color="BFC7D5" w:sz="4"/>
+              <w:left w:val="single" w:color="BFC7D5" w:sz="4"/>
+              <w:bottom w:val="single" w:color="BFC7D5" w:sz="4"/>
+              <w:right w:val="single" w:color="BFC7D5" w:sz="4"/>
+            </w:tcBorders>
+            <w:shd w:fill="1F3864" w:color="auto" w:val="clear"/>
+            <w:tcMar>
+              <w:top w:type="dxa" w:w="50"/>
+              <w:left w:type="dxa" w:w="90"/>
+              <w:bottom w:type="dxa" w:w="50"/>
+              <w:right w:type="dxa" w:w="90"/>
+            </w:tcMar>
+          </w:tcPr>
+          <w:p>
+            <w:pPr>
+              <w:spacing w:after="20"/>
+            </w:pPr>
+            <w:r>
+              <w:rPr>
+                <w:b/>
+                <w:bCs/>
+                <w:color w:val="FFFFFF"/>
+                <w:sz w:val="20"/>
+                <w:szCs w:val="20"/>
+              </w:rPr>
+              <w:t xml:space="preserve">Método</w:t>
+            </w:r>
+          </w:p>
+        </w:tc>
+        <w:tc>
+          <w:tcPr>
+            <w:tcW w:type="dxa" w:w="1310"/>
+            <w:tcBorders>
+              <w:top w:val="single" w:color="BFC7D5" w:sz="4"/>
+              <w:left w:val="single" w:color="BFC7D5" w:sz="4"/>
+              <w:bottom w:val="single" w:color="BFC7D5" w:sz="4"/>
+              <w:right w:val="single" w:color="BFC7D5" w:sz="4"/>
+            </w:tcBorders>
+            <w:shd w:fill="1F3864" w:color="auto" w:val="clear"/>
+            <w:tcMar>
+              <w:top w:type="dxa" w:w="50"/>
+              <w:left w:type="dxa" w:w="90"/>
+              <w:bottom w:type="dxa" w:w="50"/>
+              <w:right w:type="dxa" w:w="90"/>
+            </w:tcMar>
+          </w:tcPr>
+          <w:p>
+            <w:pPr>
+              <w:spacing w:after="20"/>
+            </w:pPr>
+            <w:r>
+              <w:rPr>
+                <w:b/>
+                <w:bCs/>
+                <w:color w:val="FFFFFF"/>
+                <w:sz w:val="20"/>
+                <w:szCs w:val="20"/>
+              </w:rPr>
+              <w:t xml:space="preserve">PSNR</w:t>
+            </w:r>
+          </w:p>
+        </w:tc>
+        <w:tc>
+          <w:tcPr>
+            <w:tcW w:type="dxa" w:w="1310"/>
+            <w:tcBorders>
+              <w:top w:val="single" w:color="BFC7D5" w:sz="4"/>
+              <w:left w:val="single" w:color="BFC7D5" w:sz="4"/>
+              <w:bottom w:val="single" w:color="BFC7D5" w:sz="4"/>
+              <w:right w:val="single" w:color="BFC7D5" w:sz="4"/>
+            </w:tcBorders>
+            <w:shd w:fill="1F3864" w:color="auto" w:val="clear"/>
+            <w:tcMar>
+              <w:top w:type="dxa" w:w="50"/>
+              <w:left w:type="dxa" w:w="90"/>
+              <w:bottom w:type="dxa" w:w="50"/>
+              <w:right w:type="dxa" w:w="90"/>
+            </w:tcMar>
+          </w:tcPr>
+          <w:p>
+            <w:pPr>
+              <w:spacing w:after="20"/>
+            </w:pPr>
+            <w:r>
+              <w:rPr>
+                <w:b/>
+                <w:bCs/>
+                <w:color w:val="FFFFFF"/>
+                <w:sz w:val="20"/>
+                <w:szCs w:val="20"/>
+              </w:rPr>
+              <w:t xml:space="preserve">SSIM</w:t>
+            </w:r>
+          </w:p>
+        </w:tc>
+        <w:tc>
+          <w:tcPr>
+            <w:tcW w:type="dxa" w:w="2622"/>
+            <w:tcBorders>
+              <w:top w:val="single" w:color="BFC7D5" w:sz="4"/>
+              <w:left w:val="single" w:color="BFC7D5" w:sz="4"/>
+              <w:bottom w:val="single" w:color="BFC7D5" w:sz="4"/>
+              <w:right w:val="single" w:color="BFC7D5" w:sz="4"/>
+            </w:tcBorders>
+            <w:shd w:fill="1F3864" w:color="auto" w:val="clear"/>
+            <w:tcMar>
+              <w:top w:type="dxa" w:w="50"/>
+              <w:left w:type="dxa" w:w="90"/>
+              <w:bottom w:type="dxa" w:w="50"/>
+              <w:right w:type="dxa" w:w="90"/>
+            </w:tcMar>
+          </w:tcPr>
+          <w:p>
+            <w:pPr>
+              <w:spacing w:after="20"/>
+            </w:pPr>
+            <w:r>
+              <w:rPr>
+                <w:b/>
+                <w:bCs/>
+                <w:color w:val="FFFFFF"/>
+                <w:sz w:val="20"/>
+                <w:szCs w:val="20"/>
+              </w:rPr>
+              <w:t xml:space="preserve">Mejora frente a la foto sin tocar</w:t>
+            </w:r>
+          </w:p>
+        </w:tc>
+      </w:tr>
+      <w:tr>
+        <w:trPr>
+          <w:cantSplit/>
+        </w:trPr>
+        <w:tc>
+          <w:tcPr>
+            <w:tcW w:type="dxa" w:w="4118"/>
+            <w:tcBorders>
+              <w:top w:val="single" w:color="BFC7D5" w:sz="4"/>
+              <w:left w:val="single" w:color="BFC7D5" w:sz="4"/>
+              <w:bottom w:val="single" w:color="BFC7D5" w:sz="4"/>
+              <w:right w:val="single" w:color="BFC7D5" w:sz="4"/>
+            </w:tcBorders>
+            <w:tcMar>
+              <w:top w:type="dxa" w:w="50"/>
+              <w:left w:type="dxa" w:w="90"/>
+              <w:bottom w:type="dxa" w:w="50"/>
+              <w:right w:type="dxa" w:w="90"/>
+            </w:tcMar>
+          </w:tcPr>
+          <w:p>
+            <w:pPr>
+              <w:spacing w:after="20"/>
+            </w:pPr>
+            <w:r>
+              <w:rPr>
+                <w:sz w:val="20"/>
+                <w:szCs w:val="20"/>
+              </w:rPr>
+              <w:t xml:space="preserve">Foto sin tocar</w:t>
+            </w:r>
+          </w:p>
+        </w:tc>
+        <w:tc>
+          <w:tcPr>
+            <w:tcW w:type="dxa" w:w="1310"/>
+            <w:tcBorders>
+              <w:top w:val="single" w:color="BFC7D5" w:sz="4"/>
+              <w:left w:val="single" w:color="BFC7D5" w:sz="4"/>
+              <w:bottom w:val="single" w:color="BFC7D5" w:sz="4"/>
+              <w:right w:val="single" w:color="BFC7D5" w:sz="4"/>
+            </w:tcBorders>
+            <w:tcMar>
+              <w:top w:type="dxa" w:w="50"/>
+              <w:left w:type="dxa" w:w="90"/>
+              <w:bottom w:type="dxa" w:w="50"/>
+              <w:right w:type="dxa" w:w="90"/>
+            </w:tcMar>
+          </w:tcPr>
+          <w:p>
+            <w:pPr>
+              <w:spacing w:after="20"/>
+            </w:pPr>
+            <w:r>
+              <w:rPr>
+                <w:sz w:val="20"/>
+                <w:szCs w:val="20"/>
+              </w:rPr>
+              <w:t xml:space="preserve">17,91</w:t>
+            </w:r>
+          </w:p>
+        </w:tc>
+        <w:tc>
+          <w:tcPr>
+            <w:tcW w:type="dxa" w:w="1310"/>
+            <w:tcBorders>
+              <w:top w:val="single" w:color="BFC7D5" w:sz="4"/>
+              <w:left w:val="single" w:color="BFC7D5" w:sz="4"/>
+              <w:bottom w:val="single" w:color="BFC7D5" w:sz="4"/>
+              <w:right w:val="single" w:color="BFC7D5" w:sz="4"/>
+            </w:tcBorders>
+            <w:tcMar>
+              <w:top w:type="dxa" w:w="50"/>
+              <w:left w:type="dxa" w:w="90"/>
+              <w:bottom w:type="dxa" w:w="50"/>
+              <w:right w:type="dxa" w:w="90"/>
+            </w:tcMar>
+          </w:tcPr>
+          <w:p>
+            <w:pPr>
+              <w:spacing w:after="20"/>
+            </w:pPr>
+            <w:r>
+              <w:rPr>
+                <w:sz w:val="20"/>
+                <w:szCs w:val="20"/>
+              </w:rPr>
+              <w:t xml:space="preserve">0,772</w:t>
+            </w:r>
+          </w:p>
+        </w:tc>
+        <w:tc>
+          <w:tcPr>
+            <w:tcW w:type="dxa" w:w="2622"/>
+            <w:tcBorders>
+              <w:top w:val="single" w:color="BFC7D5" w:sz="4"/>
+              <w:left w:val="single" w:color="BFC7D5" w:sz="4"/>
+              <w:bottom w:val="single" w:color="BFC7D5" w:sz="4"/>
+              <w:right w:val="single" w:color="BFC7D5" w:sz="4"/>
+            </w:tcBorders>
+            <w:tcMar>
+              <w:top w:type="dxa" w:w="50"/>
+              <w:left w:type="dxa" w:w="90"/>
+              <w:bottom w:type="dxa" w:w="50"/>
+              <w:right w:type="dxa" w:w="90"/>
+            </w:tcMar>
+          </w:tcPr>
+          <w:p>
+            <w:pPr>
+              <w:spacing w:after="20"/>
+            </w:pPr>
+            <w:r>
+              <w:rPr>
+                <w:sz w:val="20"/>
+                <w:szCs w:val="20"/>
+              </w:rPr>
+              <w:t xml:space="preserve">—</w:t>
+            </w:r>
+          </w:p>
+        </w:tc>
+      </w:tr>
+      <w:tr>
+        <w:trPr>
+          <w:cantSplit/>
+        </w:trPr>
+        <w:tc>
+          <w:tcPr>
+            <w:tcW w:type="dxa" w:w="4118"/>
+            <w:tcBorders>
+              <w:top w:val="single" w:color="BFC7D5" w:sz="4"/>
+              <w:left w:val="single" w:color="BFC7D5" w:sz="4"/>
+              <w:bottom w:val="single" w:color="BFC7D5" w:sz="4"/>
+              <w:right w:val="single" w:color="BFC7D5" w:sz="4"/>
+            </w:tcBorders>
+            <w:shd w:fill="F7F9FC" w:color="auto" w:val="clear"/>
+            <w:tcMar>
+              <w:top w:type="dxa" w:w="50"/>
+              <w:left w:type="dxa" w:w="90"/>
+              <w:bottom w:type="dxa" w:w="50"/>
+              <w:right w:type="dxa" w:w="90"/>
+            </w:tcMar>
+          </w:tcPr>
+          <w:p>
+            <w:pPr>
+              <w:spacing w:after="20"/>
+            </w:pPr>
+            <w:r>
+              <w:rPr>
+                <w:sz w:val="20"/>
+                <w:szCs w:val="20"/>
+              </w:rPr>
+              <w:t xml:space="preserve">Nuestras reglas (niveles + gamma según el diagnóstico)</w:t>
+            </w:r>
+          </w:p>
+        </w:tc>
+        <w:tc>
+          <w:tcPr>
+            <w:tcW w:type="dxa" w:w="1310"/>
+            <w:tcBorders>
+              <w:top w:val="single" w:color="BFC7D5" w:sz="4"/>
+              <w:left w:val="single" w:color="BFC7D5" w:sz="4"/>
+              <w:bottom w:val="single" w:color="BFC7D5" w:sz="4"/>
+              <w:right w:val="single" w:color="BFC7D5" w:sz="4"/>
+            </w:tcBorders>
+            <w:shd w:fill="F7F9FC" w:color="auto" w:val="clear"/>
+            <w:tcMar>
+              <w:top w:type="dxa" w:w="50"/>
+              <w:left w:type="dxa" w:w="90"/>
+              <w:bottom w:type="dxa" w:w="50"/>
+              <w:right w:type="dxa" w:w="90"/>
+            </w:tcMar>
+          </w:tcPr>
+          <w:p>
+            <w:pPr>
+              <w:spacing w:after="20"/>
+            </w:pPr>
+            <w:r>
+              <w:rPr>
+                <w:sz w:val="20"/>
+                <w:szCs w:val="20"/>
+              </w:rPr>
+              <w:t xml:space="preserve">19,90</w:t>
+            </w:r>
+          </w:p>
+        </w:tc>
+        <w:tc>
+          <w:tcPr>
+            <w:tcW w:type="dxa" w:w="1310"/>
+            <w:tcBorders>
+              <w:top w:val="single" w:color="BFC7D5" w:sz="4"/>
+              <w:left w:val="single" w:color="BFC7D5" w:sz="4"/>
+              <w:bottom w:val="single" w:color="BFC7D5" w:sz="4"/>
+              <w:right w:val="single" w:color="BFC7D5" w:sz="4"/>
+            </w:tcBorders>
+            <w:shd w:fill="F7F9FC" w:color="auto" w:val="clear"/>
+            <w:tcMar>
+              <w:top w:type="dxa" w:w="50"/>
+              <w:left w:type="dxa" w:w="90"/>
+              <w:bottom w:type="dxa" w:w="50"/>
+              <w:right w:type="dxa" w:w="90"/>
+            </w:tcMar>
+          </w:tcPr>
+          <w:p>
+            <w:pPr>
+              <w:spacing w:after="20"/>
+            </w:pPr>
+            <w:r>
+              <w:rPr>
+                <w:sz w:val="20"/>
+                <w:szCs w:val="20"/>
+              </w:rPr>
+              <w:t xml:space="preserve">0,806</w:t>
+            </w:r>
+          </w:p>
+        </w:tc>
+        <w:tc>
+          <w:tcPr>
+            <w:tcW w:type="dxa" w:w="2622"/>
+            <w:tcBorders>
+              <w:top w:val="single" w:color="BFC7D5" w:sz="4"/>
+              <w:left w:val="single" w:color="BFC7D5" w:sz="4"/>
+              <w:bottom w:val="single" w:color="BFC7D5" w:sz="4"/>
+              <w:right w:val="single" w:color="BFC7D5" w:sz="4"/>
+            </w:tcBorders>
+            <w:shd w:fill="F7F9FC" w:color="auto" w:val="clear"/>
+            <w:tcMar>
+              <w:top w:type="dxa" w:w="50"/>
+              <w:left w:type="dxa" w:w="90"/>
+              <w:bottom w:type="dxa" w:w="50"/>
+              <w:right w:type="dxa" w:w="90"/>
+            </w:tcMar>
+          </w:tcPr>
+          <w:p>
+            <w:pPr>
+              <w:spacing w:after="20"/>
+            </w:pPr>
+            <w:r>
+              <w:rPr>
+                <w:sz w:val="20"/>
+                <w:szCs w:val="20"/>
+              </w:rPr>
+              <w:t xml:space="preserve">124 / 498</w:t>
+            </w:r>
+          </w:p>
+        </w:tc>
+      </w:tr>
+      <w:tr>
+        <w:trPr>
+          <w:cantSplit/>
+        </w:trPr>
+        <w:tc>
+          <w:tcPr>
+            <w:tcW w:type="dxa" w:w="4118"/>
+            <w:tcBorders>
+              <w:top w:val="single" w:color="BFC7D5" w:sz="4"/>
+              <w:left w:val="single" w:color="BFC7D5" w:sz="4"/>
+              <w:bottom w:val="single" w:color="BFC7D5" w:sz="4"/>
+              <w:right w:val="single" w:color="BFC7D5" w:sz="4"/>
+            </w:tcBorders>
+            <w:tcMar>
+              <w:top w:type="dxa" w:w="50"/>
+              <w:left w:type="dxa" w:w="90"/>
+              <w:bottom w:type="dxa" w:w="50"/>
+              <w:right w:type="dxa" w:w="90"/>
+            </w:tcMar>
+          </w:tcPr>
+          <w:p>
+            <w:pPr>
+              <w:spacing w:after="20"/>
+            </w:pPr>
+            <w:r>
+              <w:rPr>
+                <w:sz w:val="20"/>
+                <w:szCs w:val="20"/>
+              </w:rPr>
+              <w:t xml:space="preserve">Reglas + balance de blancos gray-edge</w:t>
+            </w:r>
+          </w:p>
+        </w:tc>
+        <w:tc>
+          <w:tcPr>
+            <w:tcW w:type="dxa" w:w="1310"/>
+            <w:tcBorders>
+              <w:top w:val="single" w:color="BFC7D5" w:sz="4"/>
+              <w:left w:val="single" w:color="BFC7D5" w:sz="4"/>
+              <w:bottom w:val="single" w:color="BFC7D5" w:sz="4"/>
+              <w:right w:val="single" w:color="BFC7D5" w:sz="4"/>
+            </w:tcBorders>
+            <w:tcMar>
+              <w:top w:type="dxa" w:w="50"/>
+              <w:left w:type="dxa" w:w="90"/>
+              <w:bottom w:type="dxa" w:w="50"/>
+              <w:right w:type="dxa" w:w="90"/>
+            </w:tcMar>
+          </w:tcPr>
+          <w:p>
+            <w:pPr>
+              <w:spacing w:after="20"/>
+            </w:pPr>
+            <w:r>
+              <w:rPr>
+                <w:sz w:val="20"/>
+                <w:szCs w:val="20"/>
+              </w:rPr>
+              <w:t xml:space="preserve">19,56</w:t>
+            </w:r>
+          </w:p>
+        </w:tc>
+        <w:tc>
+          <w:tcPr>
+            <w:tcW w:type="dxa" w:w="1310"/>
+            <w:tcBorders>
+              <w:top w:val="single" w:color="BFC7D5" w:sz="4"/>
+              <w:left w:val="single" w:color="BFC7D5" w:sz="4"/>
+              <w:bottom w:val="single" w:color="BFC7D5" w:sz="4"/>
+              <w:right w:val="single" w:color="BFC7D5" w:sz="4"/>
+            </w:tcBorders>
+            <w:tcMar>
+              <w:top w:type="dxa" w:w="50"/>
+              <w:left w:type="dxa" w:w="90"/>
+              <w:bottom w:type="dxa" w:w="50"/>
+              <w:right w:type="dxa" w:w="90"/>
+            </w:tcMar>
+          </w:tcPr>
+          <w:p>
+            <w:pPr>
+              <w:spacing w:after="20"/>
+            </w:pPr>
+            <w:r>
+              <w:rPr>
+                <w:sz w:val="20"/>
+                <w:szCs w:val="20"/>
+              </w:rPr>
+              <w:t xml:space="preserve">0,804</w:t>
+            </w:r>
+          </w:p>
+        </w:tc>
+        <w:tc>
+          <w:tcPr>
+            <w:tcW w:type="dxa" w:w="2622"/>
+            <w:tcBorders>
+              <w:top w:val="single" w:color="BFC7D5" w:sz="4"/>
+              <w:left w:val="single" w:color="BFC7D5" w:sz="4"/>
+              <w:bottom w:val="single" w:color="BFC7D5" w:sz="4"/>
+              <w:right w:val="single" w:color="BFC7D5" w:sz="4"/>
+            </w:tcBorders>
+            <w:tcMar>
+              <w:top w:type="dxa" w:w="50"/>
+              <w:left w:type="dxa" w:w="90"/>
+              <w:bottom w:type="dxa" w:w="50"/>
+              <w:right w:type="dxa" w:w="90"/>
+            </w:tcMar>
+          </w:tcPr>
+          <w:p>
+            <w:pPr>
+              <w:spacing w:after="20"/>
+            </w:pPr>
+            <w:r>
+              <w:rPr>
+                <w:sz w:val="20"/>
+                <w:szCs w:val="20"/>
+              </w:rPr>
+              <w:t xml:space="preserve">217 / 498</w:t>
+            </w:r>
+          </w:p>
+        </w:tc>
+      </w:tr>
+      <w:tr>
+        <w:trPr>
+          <w:cantSplit/>
+        </w:trPr>
+        <w:tc>
+          <w:tcPr>
+            <w:tcW w:type="dxa" w:w="4118"/>
+            <w:tcBorders>
+              <w:top w:val="single" w:color="BFC7D5" w:sz="4"/>
+              <w:left w:val="single" w:color="BFC7D5" w:sz="4"/>
+              <w:bottom w:val="single" w:color="BFC7D5" w:sz="4"/>
+              <w:right w:val="single" w:color="BFC7D5" w:sz="4"/>
+            </w:tcBorders>
+            <w:shd w:fill="F7F9FC" w:color="auto" w:val="clear"/>
+            <w:tcMar>
+              <w:top w:type="dxa" w:w="50"/>
+              <w:left w:type="dxa" w:w="90"/>
+              <w:bottom w:type="dxa" w:w="50"/>
+              <w:right w:type="dxa" w:w="90"/>
+            </w:tcMar>
+          </w:tcPr>
+          <w:p>
+            <w:pPr>
+              <w:spacing w:after="20"/>
+            </w:pPr>
+            <w:r>
+              <w:rPr>
+                <w:b/>
+                <w:bCs/>
+                <w:sz w:val="20"/>
+                <w:szCs w:val="20"/>
+              </w:rPr>
+              <w:t xml:space="preserve">Retoque aprendido (65.517 parámetros)</w:t>
+            </w:r>
+          </w:p>
+        </w:tc>
+        <w:tc>
+          <w:tcPr>
+            <w:tcW w:type="dxa" w:w="1310"/>
+            <w:tcBorders>
+              <w:top w:val="single" w:color="BFC7D5" w:sz="4"/>
+              <w:left w:val="single" w:color="BFC7D5" w:sz="4"/>
+              <w:bottom w:val="single" w:color="BFC7D5" w:sz="4"/>
+              <w:right w:val="single" w:color="BFC7D5" w:sz="4"/>
+            </w:tcBorders>
+            <w:shd w:fill="F7F9FC" w:color="auto" w:val="clear"/>
+            <w:tcMar>
+              <w:top w:type="dxa" w:w="50"/>
+              <w:left w:type="dxa" w:w="90"/>
+              <w:bottom w:type="dxa" w:w="50"/>
+              <w:right w:type="dxa" w:w="90"/>
+            </w:tcMar>
+          </w:tcPr>
+          <w:p>
+            <w:pPr>
+              <w:spacing w:after="20"/>
+            </w:pPr>
+            <w:r>
+              <w:rPr>
+                <w:b/>
+                <w:bCs/>
+                <w:sz w:val="20"/>
+                <w:szCs w:val="20"/>
+              </w:rPr>
+              <w:t xml:space="preserve">24,47</w:t>
+            </w:r>
+          </w:p>
+        </w:tc>
+        <w:tc>
+          <w:tcPr>
+            <w:tcW w:type="dxa" w:w="1310"/>
+            <w:tcBorders>
+              <w:top w:val="single" w:color="BFC7D5" w:sz="4"/>
+              <w:left w:val="single" w:color="BFC7D5" w:sz="4"/>
+              <w:bottom w:val="single" w:color="BFC7D5" w:sz="4"/>
+              <w:right w:val="single" w:color="BFC7D5" w:sz="4"/>
+            </w:tcBorders>
+            <w:shd w:fill="F7F9FC" w:color="auto" w:val="clear"/>
+            <w:tcMar>
+              <w:top w:type="dxa" w:w="50"/>
+              <w:left w:type="dxa" w:w="90"/>
+              <w:bottom w:type="dxa" w:w="50"/>
+              <w:right w:type="dxa" w:w="90"/>
+            </w:tcMar>
+          </w:tcPr>
+          <w:p>
+            <w:pPr>
+              <w:spacing w:after="20"/>
+            </w:pPr>
+            <w:r>
+              <w:rPr>
+                <w:b/>
+                <w:bCs/>
+                <w:sz w:val="20"/>
+                <w:szCs w:val="20"/>
+              </w:rPr>
+              <w:t xml:space="preserve">0,870</w:t>
+            </w:r>
+          </w:p>
+        </w:tc>
+        <w:tc>
+          <w:tcPr>
+            <w:tcW w:type="dxa" w:w="2622"/>
+            <w:tcBorders>
+              <w:top w:val="single" w:color="BFC7D5" w:sz="4"/>
+              <w:left w:val="single" w:color="BFC7D5" w:sz="4"/>
+              <w:bottom w:val="single" w:color="BFC7D5" w:sz="4"/>
+              <w:right w:val="single" w:color="BFC7D5" w:sz="4"/>
+            </w:tcBorders>
+            <w:shd w:fill="F7F9FC" w:color="auto" w:val="clear"/>
+            <w:tcMar>
+              <w:top w:type="dxa" w:w="50"/>
+              <w:left w:type="dxa" w:w="90"/>
+              <w:bottom w:type="dxa" w:w="50"/>
+              <w:right w:type="dxa" w:w="90"/>
+            </w:tcMar>
+          </w:tcPr>
+          <w:p>
+            <w:pPr>
+              <w:spacing w:after="20"/>
+            </w:pPr>
+            <w:r>
+              <w:rPr>
+                <w:b/>
+                <w:bCs/>
+                <w:sz w:val="20"/>
+                <w:szCs w:val="20"/>
+              </w:rPr>
+              <w:t xml:space="preserve">449 / 498</w:t>
+            </w:r>
+          </w:p>
+        </w:tc>
+      </w:tr>
+    </w:tbl>
+    <w:p>
+      <w:pPr>
+        <w:spacing w:after="120" w:line="276"/>
+      </w:pPr>
+      <w:r>
+        <w:t xml:space="preserve">Aquí la referencia no es una foto "limpia", sino </w:t>
+      </w:r>
+      <w:r>
+        <w:rPr>
+          <w:b/>
+          <w:bCs/>
+        </w:rPr>
+        <w:t xml:space="preserve">cómo la retocó un fotógrafo</w:t>
+      </w:r>
+      <w:r>
+        <w:t xml:space="preserve">. Por eso es una métrica válida para un problema estético: existe una respuesta de referencia. Validación: de 22,11 dB (época 1) a 24,39 dB (época 31), sin sobreajuste.</w:t>
+      </w:r>
+    </w:p>
+    <w:p>
+      <w:pPr>
+        <w:pStyle w:val="Heading2"/>
+      </w:pPr>
+      <w:r>
+        <w:t xml:space="preserve">6.5 Sistema completo (ronda 5, 200 fotos de prueba)</w:t>
       </w:r>
     </w:p>
     <w:tbl>
@@ -14405,7 +15738,7 @@
         <w:t xml:space="preserve">pipeline.py</w:t>
       </w:r>
       <w:r>
-        <w:t xml:space="preserve"> 68-74). Hay un test que lo comprueba.</w:t>
+        <w:t xml:space="preserve"> 71-77). Hay un test que lo comprueba.</w:t>
       </w:r>
     </w:p>
     <w:p>
@@ -15922,6 +17255,124 @@
     </w:p>
     <w:p>
       <w:pPr>
+        <w:pStyle w:val="Heading2"/>
+      </w:pPr>
+      <w:r>
+        <w:t xml:space="preserve">Reto 18. El ajuste manual se veía mejor que el automático</w:t>
+      </w:r>
+    </w:p>
+    <w:p>
+      <w:pPr>
+        <w:spacing w:after="120" w:line="276"/>
+      </w:pPr>
+      <w:r>
+        <w:rPr>
+          <w:b/>
+          <w:bCs/>
+        </w:rPr>
+        <w:t xml:space="preserve">Qué vimos.</w:t>
+      </w:r>
+      <w:r>
+        <w:t xml:space="preserve"> Probando la app, Dylan notó que su combinación manual (niveles, gamma 0,75 y nitidez) se veía mejor que el modo automático.</w:t>
+      </w:r>
+    </w:p>
+    <w:p>
+      <w:pPr>
+        <w:spacing w:after="120" w:line="276"/>
+      </w:pPr>
+      <w:r>
+        <w:rPr>
+          <w:b/>
+          <w:bCs/>
+        </w:rPr>
+        <w:t xml:space="preserve">Cómo encontramos la causa.</w:t>
+      </w:r>
+      <w:r>
+        <w:t xml:space="preserve"> El modo automático solo usaba </w:t>
+      </w:r>
+      <w:r>
+        <w:rPr>
+          <w:b/>
+          <w:bCs/>
+        </w:rPr>
+        <w:t xml:space="preserve">reglas</w:t>
+      </w:r>
+      <w:r>
+        <w:t xml:space="preserve"> para luz, contraste y color, y las reglas solo actúan si miden un defecto; lo que hacía el ajuste manual no era corregir un defecto sino </w:t>
+      </w:r>
+      <w:r>
+        <w:rPr>
+          <w:b/>
+          <w:bCs/>
+        </w:rPr>
+        <w:t xml:space="preserve">embellecer</w:t>
+      </w:r>
+      <w:r>
+        <w:t xml:space="preserve">, que es cuestión de gusto. Para aprender gusto hacen falta pares "foto → la misma foto retocada por un humano".</w:t>
+      </w:r>
+    </w:p>
+    <w:p>
+      <w:pPr>
+        <w:spacing w:after="120" w:line="276"/>
+      </w:pPr>
+      <w:r>
+        <w:rPr>
+          <w:b/>
+          <w:bCs/>
+        </w:rPr>
+        <w:t xml:space="preserve">Qué probamos.</w:t>
+      </w:r>
+      <w:r>
+        <w:t xml:space="preserve"> Entrenar con MIT-Adobe FiveK: 5.000 fotos retocadas por fotógrafos. Diseñamos una CNN que no genera la foto sino que predice 13 ajustes globales (color, exposición, curva de tono y saturación), para que no pueda inventar nada y se pueda explicar. Se entrenó en la torre en unos 28 minutos, eligiendo la mejor época por validación.</w:t>
+      </w:r>
+    </w:p>
+    <w:p>
+      <w:pPr>
+        <w:spacing w:after="120" w:line="276"/>
+      </w:pPr>
+      <w:r>
+        <w:rPr>
+          <w:b/>
+          <w:bCs/>
+        </w:rPr>
+        <w:t xml:space="preserve">Qué elegimos y por qué.</w:t>
+      </w:r>
+      <w:r>
+        <w:t xml:space="preserve"> Usarla en una casilla del modo automático, activa por defecto en fotos reales y apagada en el modo experimento. Además resolvió el color: con la foto de interior neutralizó el bombillo (+1,0 EV) y con la casa conservó la luz cálida, que es justo lo que ninguna regla ni detector lograba (reto 17): el modelo aprendió de un humano cuándo corregir y cuándo respetar.</w:t>
+      </w:r>
+    </w:p>
+    <w:p>
+      <w:pPr>
+        <w:pBdr>
+          <w:left w:val="single" w:color="2E75B6" w:sz="24" w:space="8"/>
+        </w:pBdr>
+        <w:shd w:fill="EAF1FB" w:color="auto" w:val="clear"/>
+        <w:spacing w:after="180" w:before="120" w:line="276"/>
+        <w:ind w:left="160" w:right="120"/>
+      </w:pPr>
+      <w:r>
+        <w:rPr>
+          <w:b/>
+          <w:bCs/>
+        </w:rPr>
+        <w:t xml:space="preserve">Antes → después.</w:t>
+      </w:r>
+      <w:r>
+        <w:t xml:space="preserve"> Contra el experto C en 498 fotos de prueba: 17,91 dB sin tocar → 19,90 con nuestras reglas → </w:t>
+      </w:r>
+      <w:r>
+        <w:rPr>
+          <w:b/>
+          <w:bCs/>
+        </w:rPr>
+        <w:t xml:space="preserve">24,47 dB con el retoque aprendido</w:t>
+      </w:r>
+      <w:r>
+        <w:t xml:space="preserve">; mejora 449 de 498 fotos.</w:t>
+      </w:r>
+    </w:p>
+    <w:p>
+      <w:pPr>
         <w:pStyle w:val="Heading1"/>
         <w:pageBreakBefore/>
       </w:pPr>
@@ -15991,10 +17442,30 @@
           <w:b/>
           <w:bCs/>
         </w:rPr>
-        <w:t xml:space="preserve">El tono y el color no están entrenados.</w:t>
-      </w:r>
-      <w:r>
-        <w:t xml:space="preserve"> Luz y contraste son reglas con umbrales elegidos en validación; el color solo se avisa. Por eso el modo automático corrige defectos pero no "embellece" como lo haría un retoque manual.</w:t>
+        <w:t xml:space="preserve">El retoque aprendió el gusto de UNA persona.</w:t>
+      </w:r>
+      <w:r>
+        <w:t xml:space="preserve"> El experto C de FiveK. Otro fotógrafo habría retocado distinto. Además, FiveK son fotos de cámaras réflex reveladas desde RAW; las fotos de celular ya vienen procesadas, así que el retoque puede exagerar en algunas. Por eso es una casilla que se puede apagar.</w:t>
+      </w:r>
+    </w:p>
+    <w:p>
+      <w:pPr>
+        <w:pStyle w:val="ListParagraph"/>
+        <w:numPr>
+          <w:ilvl w:val="0"/>
+          <w:numId w:val="2"/>
+        </w:numPr>
+        <w:spacing w:after="60" w:line="276"/>
+      </w:pPr>
+      <w:r>
+        <w:rPr>
+          <w:b/>
+          <w:bCs/>
+        </w:rPr>
+        <w:t xml:space="preserve">Licencia de FiveK.</w:t>
+      </w:r>
+      <w:r>
+        <w:t xml:space="preserve"> Solo investigación: sirve para un proyecto académico, no para un producto comercial.</w:t>
       </w:r>
     </w:p>
     <w:p>
@@ -16275,7 +17746,7 @@
                 <w:sz w:val="20"/>
                 <w:szCs w:val="20"/>
               </w:rPr>
-              <w:t xml:space="preserve">Retoque aprendido</w:t>
+              <w:t xml:space="preserve">Retoque más fino</w:t>
             </w:r>
           </w:p>
         </w:tc>
@@ -16304,23 +17775,7 @@
                 <w:sz w:val="20"/>
                 <w:szCs w:val="20"/>
               </w:rPr>
-              <w:t xml:space="preserve">Entrenar una CNN pequeña que prediga ajustes </w:t>
-            </w:r>
-            <w:r>
-              <w:rPr>
-                <w:b/>
-                <w:bCs/>
-                <w:sz w:val="20"/>
-                <w:szCs w:val="20"/>
-              </w:rPr>
-              <w:t xml:space="preserve">globales</w:t>
-            </w:r>
-            <w:r>
-              <w:rPr>
-                <w:sz w:val="20"/>
-                <w:szCs w:val="20"/>
-              </w:rPr>
-              <w:t xml:space="preserve"> (exposición, curva de contraste, saturación, balance de blancos) con MIT-Adobe FiveK: 5.000 fotos retocadas por expertos. Evaluar con PSNR contra el retoque del experto</w:t>
+              <w:t xml:space="preserve">Ajustes locales (por zonas) además de los globales, como los métodos 3D-LUT o de rejilla bilateral, y comparar con varios expertos</w:t>
             </w:r>
           </w:p>
         </w:tc>
@@ -16349,7 +17804,7 @@
                 <w:sz w:val="20"/>
                 <w:szCs w:val="20"/>
               </w:rPr>
-              <w:t xml:space="preserve">Es la parte que hoy son reglas. Aprendería de un humano cuándo neutralizar un bombillo y cuándo respetar un atardecer, sin inventar detalle</w:t>
+              <w:t xml:space="preserve">Hoy el retoque es global: toda la foto pasa por la misma curva</w:t>
             </w:r>
           </w:p>
         </w:tc>
@@ -17743,7 +19198,7 @@
         <w:ind w:left="240"/>
       </w:pPr>
       <w:r>
-        <w:t xml:space="preserve">Segundo, arma un plan en un orden fijo: ruido, detalle, contraste y luz. Tercero, lo aplica: la CNN de ruido quita el grano, la CNN de detalle recupera bordes, y niveles y gamma arreglan la luz. Todo lo que aprende lo entrenamos nosotros en CPU, y nada es generativo: no inventa detalle.</w:t>
+        <w:t xml:space="preserve">Segundo, arma un plan en un orden fijo: ruido, detalle y luz. Tercero, lo aplica: la CNN de ruido quita el grano, la CNN de detalle recupera bordes, y una tercera CNN, entrenada con fotos retocadas por un fotógrafo (FiveK), ajusta luz, contraste y color. Todo lo que aprende lo entrenamos nosotros en CPU, y nada es generativo: no inventa detalle.</w:t>
       </w:r>
     </w:p>
     <w:p>
@@ -17789,7 +19244,7 @@
         <w:t xml:space="preserve">imageenhance/pipeline.py</w:t>
       </w:r>
       <w:r>
-        <w:t xml:space="preserve"> líneas 42-50 (plan) y 53-106 (pasos); </w:t>
+        <w:t xml:space="preserve"> líneas 43-53 (plan) y 56-111 (pasos); </w:t>
       </w:r>
       <w:r>
         <w:rPr>
@@ -17801,7 +19256,7 @@
         <w:t xml:space="preserve">app.py</w:t>
       </w:r>
       <w:r>
-        <w:t xml:space="preserve"> 140-183.</w:t>
+        <w:t xml:space="preserve"> 144-192.</w:t>
       </w:r>
     </w:p>
     <w:p>
@@ -18675,7 +20130,7 @@
         <w:t xml:space="preserve">imageenhance/pipeline.py</w:t>
       </w:r>
       <w:r>
-        <w:t xml:space="preserve"> 30-35.</w:t>
+        <w:t xml:space="preserve"> 31-36.</w:t>
       </w:r>
     </w:p>
     <w:p>
@@ -18894,15 +20349,7 @@
         <w:t xml:space="preserve">imageenhance/pipeline.py</w:t>
       </w:r>
       <w:r>
-        <w:t xml:space="preserve"> 35.</w:t>
-      </w:r>
-    </w:p>
-    <w:p>
-      <w:pPr>
-        <w:pStyle w:val="Heading2"/>
-      </w:pPr>
-      <w:r>
-        <w:t xml:space="preserve">Bloque B — Brayan Sneyder Garcia Camacho: datos, degradaciones, métricas y evaluación</w:t>
+        <w:t xml:space="preserve"> 36.</w:t>
       </w:r>
     </w:p>
     <w:p>
@@ -18916,7 +20363,7 @@
           <w:bCs/>
           <w:color w:val="1F3864"/>
         </w:rPr>
-        <w:t xml:space="preserve">14. ¿Cómo separaron los datos? ¿Hay fuga de información?</w:t>
+        <w:t xml:space="preserve">14. ¿Cómo funciona la CNN de retoque? ¿Por qué predice 13 números y no la foto?</w:t>
       </w:r>
     </w:p>
     <w:p>
@@ -18925,7 +20372,7 @@
         <w:ind w:left="240"/>
       </w:pPr>
       <w:r>
-        <w:t xml:space="preserve">Separamos por fotografía, no por parche. BSDS500 trae un split oficial: 200 fotos de entrenamiento, 100 de validación y 200 de prueba. DIV2K lo dividimos 700/100/100. Una foto está en un solo subconjunto, así que ningún parche de una foto de prueba se usa para entrenar.</w:t>
+        <w:t xml:space="preserve">Mira la foto reducida a 128×128 con cuatro convoluciones, hace un promedio global y dos capas densas le sacan 13 números: 3 ganancias de color, la exposición, 8 tramos de una curva de tono y la saturación. Esos números se aplican con fórmulas fijas a toda la foto, a su tamaño real.</w:t>
       </w:r>
     </w:p>
     <w:p>
@@ -18934,7 +20381,17 @@
         <w:ind w:left="240"/>
       </w:pPr>
       <w:r>
-        <w:t xml:space="preserve">Si hubiéramos mezclado parches, la red vería trozos de las fotos de prueba y los resultados saldrían inflados.</w:t>
+        <w:t xml:space="preserve">Lo hicimos así a propósito: como todos los píxeles pasan por la misma curva, la red </w:t>
+      </w:r>
+      <w:r>
+        <w:rPr>
+          <w:b/>
+          <w:bCs/>
+        </w:rPr>
+        <w:t xml:space="preserve">no puede inventar</w:t>
+      </w:r>
+      <w:r>
+        <w:t xml:space="preserve"> nada, ni siquiera por error, y el resultado se puede leer ("subió 1 EV y enfrió el color"). Además, la curva está construida para ser siempre creciente, así que nunca invierte los tonos. Y como es pequeña, entrenó en CPU en unos 28 minutos.</w:t>
       </w:r>
     </w:p>
     <w:p>
@@ -18951,7 +20408,7 @@
         <w:t xml:space="preserve">Dato para recordar:</w:t>
       </w:r>
       <w:r>
-        <w:t xml:space="preserve"> BSDS500: 200/100/200 fotos; DIV2K: 700/100/100.</w:t>
+        <w:t xml:space="preserve"> 65.517 parámetros; 40 épocas; mejor época 31 con 24,39 dB en validación.</w:t>
       </w:r>
     </w:p>
     <w:p>
@@ -18977,10 +20434,10 @@
           <w:sz w:val="19"/>
           <w:szCs w:val="19"/>
         </w:rPr>
-        <w:t xml:space="preserve">imageenhance/data.py</w:t>
-      </w:r>
-      <w:r>
-        <w:t xml:space="preserve"> 35-41 (</w:t>
+        <w:t xml:space="preserve">imageenhance/retouch.py</w:t>
+      </w:r>
+      <w:r>
+        <w:t xml:space="preserve"> 19-49; </w:t>
       </w:r>
       <w:r>
         <w:rPr>
@@ -18989,10 +20446,10 @@
           <w:sz w:val="19"/>
           <w:szCs w:val="19"/>
         </w:rPr>
-        <w:t xml:space="preserve">split_paths</w:t>
-      </w:r>
-      <w:r>
-        <w:t xml:space="preserve">).</w:t>
+        <w:t xml:space="preserve">tests/test_retouch.py</w:t>
+      </w:r>
+      <w:r>
+        <w:t xml:space="preserve"> 15-22.</w:t>
       </w:r>
     </w:p>
     <w:p>
@@ -19006,7 +20463,7 @@
           <w:bCs/>
           <w:color w:val="1F3864"/>
         </w:rPr>
-        <w:t xml:space="preserve">15. ¿Por qué BSDS500 y DIV2K? ¿Por qué reducir DIV2K a la mitad?</w:t>
+        <w:t xml:space="preserve">15. ¿Por qué la exposición se ajusta en luz lineal?</w:t>
       </w:r>
     </w:p>
     <w:p>
@@ -19015,16 +20472,7 @@
         <w:ind w:left="240"/>
       </w:pPr>
       <w:r>
-        <w:t xml:space="preserve">BSDS500 es un clásico para evaluar restauración y es pequeño, ideal para empezar en CPU. Pero son fotos escaneadas de película, de 481×321, con colores apagados. DIV2K son fotos modernas de alta resolución, más parecidas a las de un celular; con ellas entrenamos las v2 y v3.</w:t>
-      </w:r>
-    </w:p>
-    <w:p>
-      <w:pPr>
-        <w:spacing w:after="80" w:line="276"/>
-        <w:ind w:left="240"/>
-      </w:pPr>
-      <w:r>
-        <w:t xml:space="preserve">Las redujimos a la mitad con INTER_AREA para que cupieran en memoria y el entrenamiento en CPU fuera viable. INTER_AREA promedia y no crea aliasing.</w:t>
+        <w:t xml:space="preserve">Porque los valores de una foto (sRGB) están "comprimidos" para la pantalla: duplicar la luz no es duplicar el número del píxel. Una cámara cambia la exposición multiplicando la luz real, así que convertimos a luz lineal, multiplicamos y volvemos a sRGB. Es el mismo principio que usamos para simular el ruido de cámara.</w:t>
       </w:r>
     </w:p>
     <w:p>
@@ -19041,7 +20489,7 @@
         <w:t xml:space="preserve">Dato para recordar:</w:t>
       </w:r>
       <w:r>
-        <w:t xml:space="preserve"> Todas las cifras finales de prueba son sobre BSDS500; DIV2K también la usamos para medir el color (reto 17).</w:t>
+        <w:t xml:space="preserve"> Exposición entre −2 y +2 EV; 1 EV = el doble de luz.</w:t>
       </w:r>
     </w:p>
     <w:p>
@@ -19067,10 +20515,84 @@
           <w:sz w:val="19"/>
           <w:szCs w:val="19"/>
         </w:rPr>
-        <w:t xml:space="preserve">scripts/prepare_div2k.py</w:t>
-      </w:r>
-      <w:r>
-        <w:t xml:space="preserve"> 70-103; </w:t>
+        <w:t xml:space="preserve">imageenhance/retouch.py</w:t>
+      </w:r>
+      <w:r>
+        <w:t xml:space="preserve"> 37-42.</w:t>
+      </w:r>
+    </w:p>
+    <w:p>
+      <w:pPr>
+        <w:pStyle w:val="Heading2"/>
+      </w:pPr>
+      <w:r>
+        <w:t xml:space="preserve">Bloque B — Brayan Sneyder Garcia Camacho: datos, degradaciones, métricas y evaluación</w:t>
+      </w:r>
+    </w:p>
+    <w:p>
+      <w:pPr>
+        <w:keepNext/>
+        <w:spacing w:after="60" w:before="200"/>
+      </w:pPr>
+      <w:r>
+        <w:rPr>
+          <w:b/>
+          <w:bCs/>
+          <w:color w:val="1F3864"/>
+        </w:rPr>
+        <w:t xml:space="preserve">16. ¿Cómo separaron los datos? ¿Hay fuga de información?</w:t>
+      </w:r>
+    </w:p>
+    <w:p>
+      <w:pPr>
+        <w:spacing w:after="80" w:line="276"/>
+        <w:ind w:left="240"/>
+      </w:pPr>
+      <w:r>
+        <w:t xml:space="preserve">Separamos por fotografía, no por parche. BSDS500 trae un split oficial: 200 fotos de entrenamiento, 100 de validación y 200 de prueba. DIV2K lo dividimos 700/100/100. Una foto está en un solo subconjunto, así que ningún parche de una foto de prueba se usa para entrenar.</w:t>
+      </w:r>
+    </w:p>
+    <w:p>
+      <w:pPr>
+        <w:spacing w:after="80" w:line="276"/>
+        <w:ind w:left="240"/>
+      </w:pPr>
+      <w:r>
+        <w:t xml:space="preserve">Si hubiéramos mezclado parches, la red vería trozos de las fotos de prueba y los resultados saldrían inflados.</w:t>
+      </w:r>
+    </w:p>
+    <w:p>
+      <w:pPr>
+        <w:shd w:fill="FFF7E6" w:color="auto" w:val="clear"/>
+        <w:spacing w:after="40"/>
+        <w:ind w:left="240"/>
+      </w:pPr>
+      <w:r>
+        <w:rPr>
+          <w:b/>
+          <w:bCs/>
+        </w:rPr>
+        <w:t xml:space="preserve">Dato para recordar:</w:t>
+      </w:r>
+      <w:r>
+        <w:t xml:space="preserve"> BSDS500: 200/100/200 fotos; DIV2K: 700/100/100.</w:t>
+      </w:r>
+    </w:p>
+    <w:p>
+      <w:pPr>
+        <w:shd w:fill="EEF3FA" w:color="auto" w:val="clear"/>
+        <w:spacing w:after="120"/>
+        <w:ind w:left="240"/>
+      </w:pPr>
+      <w:r>
+        <w:rPr>
+          <w:b/>
+          <w:bCs/>
+        </w:rPr>
+        <w:t xml:space="preserve">Dónde está:</w:t>
+      </w:r>
+      <w:r>
+        <w:t xml:space="preserve"> </w:t>
       </w:r>
       <w:r>
         <w:rPr>
@@ -19079,59 +20601,10 @@
           <w:sz w:val="19"/>
           <w:szCs w:val="19"/>
         </w:rPr>
-        <w:t xml:space="preserve">scripts/prepare_data.py</w:t>
-      </w:r>
-      <w:r>
-        <w:t xml:space="preserve"> 31-42.</w:t>
-      </w:r>
-    </w:p>
-    <w:p>
-      <w:pPr>
-        <w:keepNext/>
-        <w:spacing w:after="60" w:before="200"/>
-      </w:pPr>
-      <w:r>
-        <w:rPr>
-          <w:b/>
-          <w:bCs/>
-          <w:color w:val="1F3864"/>
-        </w:rPr>
-        <w:t xml:space="preserve">16. ¿Cómo generan los pares de entrenamiento? ¿Es reproducible?</w:t>
-      </w:r>
-    </w:p>
-    <w:p>
-      <w:pPr>
-        <w:spacing w:after="80" w:line="276"/>
-        <w:ind w:left="240"/>
-      </w:pPr>
-      <w:r>
-        <w:t xml:space="preserve">Tomamos una foto buena y la dañamos de forma controlada: ruido, desenfoque, JPEG, reducción de resolución. Así siempre tenemos la respuesta correcta. Todo va con semilla: en entrenamiento la semilla depende de la época, y en evaluación sale del nombre de la foto, del tipo de daño y del nivel. La misma foto siempre recibe exactamente el mismo ruido.</w:t>
-      </w:r>
-    </w:p>
-    <w:p>
-      <w:pPr>
-        <w:spacing w:after="80" w:line="276"/>
-        <w:ind w:left="240"/>
-      </w:pPr>
-      <w:r>
-        <w:t xml:space="preserve">Además, el manifiesto de los datos guarda la huella SHA-256 de cada imagen y el commit exacto del que se descargó.</w:t>
-      </w:r>
-    </w:p>
-    <w:p>
-      <w:pPr>
-        <w:shd w:fill="FFF7E6" w:color="auto" w:val="clear"/>
-        <w:spacing w:after="40"/>
-        <w:ind w:left="240"/>
-      </w:pPr>
-      <w:r>
-        <w:rPr>
-          <w:b/>
-          <w:bCs/>
-        </w:rPr>
-        <w:t xml:space="preserve">Dato para recordar:</w:t>
-      </w:r>
-      <w:r>
-        <w:t xml:space="preserve"> Semilla base 2026; </w:t>
+        <w:t xml:space="preserve">imageenhance/data.py</w:t>
+      </w:r>
+      <w:r>
+        <w:t xml:space="preserve"> 35-41 (</w:t>
       </w:r>
       <w:r>
         <w:rPr>
@@ -19140,10 +20613,59 @@
           <w:sz w:val="19"/>
           <w:szCs w:val="19"/>
         </w:rPr>
-        <w:t xml:space="preserve">data/splits.json</w:t>
-      </w:r>
-      <w:r>
-        <w:t xml:space="preserve"> guarda el commit y la huella de cada imagen.</w:t>
+        <w:t xml:space="preserve">split_paths</w:t>
+      </w:r>
+      <w:r>
+        <w:t xml:space="preserve">).</w:t>
+      </w:r>
+    </w:p>
+    <w:p>
+      <w:pPr>
+        <w:keepNext/>
+        <w:spacing w:after="60" w:before="200"/>
+      </w:pPr>
+      <w:r>
+        <w:rPr>
+          <w:b/>
+          <w:bCs/>
+          <w:color w:val="1F3864"/>
+        </w:rPr>
+        <w:t xml:space="preserve">17. ¿Por qué BSDS500 y DIV2K? ¿Por qué reducir DIV2K a la mitad?</w:t>
+      </w:r>
+    </w:p>
+    <w:p>
+      <w:pPr>
+        <w:spacing w:after="80" w:line="276"/>
+        <w:ind w:left="240"/>
+      </w:pPr>
+      <w:r>
+        <w:t xml:space="preserve">BSDS500 es un clásico para evaluar restauración y es pequeño, ideal para empezar en CPU. Pero son fotos escaneadas de película, de 481×321, con colores apagados. DIV2K son fotos modernas de alta resolución, más parecidas a las de un celular; con ellas entrenamos las v2 y v3.</w:t>
+      </w:r>
+    </w:p>
+    <w:p>
+      <w:pPr>
+        <w:spacing w:after="80" w:line="276"/>
+        <w:ind w:left="240"/>
+      </w:pPr>
+      <w:r>
+        <w:t xml:space="preserve">Las redujimos a la mitad con INTER_AREA para que cupieran en memoria y el entrenamiento en CPU fuera viable. INTER_AREA promedia y no crea aliasing.</w:t>
+      </w:r>
+    </w:p>
+    <w:p>
+      <w:pPr>
+        <w:shd w:fill="FFF7E6" w:color="auto" w:val="clear"/>
+        <w:spacing w:after="40"/>
+        <w:ind w:left="240"/>
+      </w:pPr>
+      <w:r>
+        <w:rPr>
+          <w:b/>
+          <w:bCs/>
+        </w:rPr>
+        <w:t xml:space="preserve">Dato para recordar:</w:t>
+      </w:r>
+      <w:r>
+        <w:t xml:space="preserve"> Todas las cifras finales de prueba son sobre BSDS500; DIV2K también la usamos para medir el color (reto 17).</w:t>
       </w:r>
     </w:p>
     <w:p>
@@ -19169,10 +20691,10 @@
           <w:sz w:val="19"/>
           <w:szCs w:val="19"/>
         </w:rPr>
-        <w:t xml:space="preserve">imageenhance/data.py</w:t>
-      </w:r>
-      <w:r>
-        <w:t xml:space="preserve"> 50-51 (</w:t>
+        <w:t xml:space="preserve">scripts/prepare_div2k.py</w:t>
+      </w:r>
+      <w:r>
+        <w:t xml:space="preserve"> 70-103; </w:t>
       </w:r>
       <w:r>
         <w:rPr>
@@ -19181,10 +20703,59 @@
           <w:sz w:val="19"/>
           <w:szCs w:val="19"/>
         </w:rPr>
-        <w:t xml:space="preserve">noise_seed</w:t>
-      </w:r>
-      <w:r>
-        <w:t xml:space="preserve">); </w:t>
+        <w:t xml:space="preserve">scripts/prepare_data.py</w:t>
+      </w:r>
+      <w:r>
+        <w:t xml:space="preserve"> 31-42.</w:t>
+      </w:r>
+    </w:p>
+    <w:p>
+      <w:pPr>
+        <w:keepNext/>
+        <w:spacing w:after="60" w:before="200"/>
+      </w:pPr>
+      <w:r>
+        <w:rPr>
+          <w:b/>
+          <w:bCs/>
+          <w:color w:val="1F3864"/>
+        </w:rPr>
+        <w:t xml:space="preserve">18. ¿Cómo generan los pares de entrenamiento? ¿Es reproducible?</w:t>
+      </w:r>
+    </w:p>
+    <w:p>
+      <w:pPr>
+        <w:spacing w:after="80" w:line="276"/>
+        <w:ind w:left="240"/>
+      </w:pPr>
+      <w:r>
+        <w:t xml:space="preserve">Tomamos una foto buena y la dañamos de forma controlada: ruido, desenfoque, JPEG, reducción de resolución. Así siempre tenemos la respuesta correcta. Todo va con semilla: en entrenamiento la semilla depende de la época, y en evaluación sale del nombre de la foto, del tipo de daño y del nivel. La misma foto siempre recibe exactamente el mismo ruido.</w:t>
+      </w:r>
+    </w:p>
+    <w:p>
+      <w:pPr>
+        <w:spacing w:after="80" w:line="276"/>
+        <w:ind w:left="240"/>
+      </w:pPr>
+      <w:r>
+        <w:t xml:space="preserve">Además, el manifiesto de los datos guarda la huella SHA-256 de cada imagen y el commit exacto del que se descargó.</w:t>
+      </w:r>
+    </w:p>
+    <w:p>
+      <w:pPr>
+        <w:shd w:fill="FFF7E6" w:color="auto" w:val="clear"/>
+        <w:spacing w:after="40"/>
+        <w:ind w:left="240"/>
+      </w:pPr>
+      <w:r>
+        <w:rPr>
+          <w:b/>
+          <w:bCs/>
+        </w:rPr>
+        <w:t xml:space="preserve">Dato para recordar:</w:t>
+      </w:r>
+      <w:r>
+        <w:t xml:space="preserve"> Semilla base 2026; </w:t>
       </w:r>
       <w:r>
         <w:rPr>
@@ -19193,50 +20764,10 @@
           <w:sz w:val="19"/>
           <w:szCs w:val="19"/>
         </w:rPr>
-        <w:t xml:space="preserve">scripts/train.py</w:t>
-      </w:r>
-      <w:r>
-        <w:t xml:space="preserve"> 42-53.</w:t>
-      </w:r>
-    </w:p>
-    <w:p>
-      <w:pPr>
-        <w:keepNext/>
-        <w:spacing w:after="60" w:before="200"/>
-      </w:pPr>
-      <w:r>
-        <w:rPr>
-          <w:b/>
-          <w:bCs/>
-          <w:color w:val="1F3864"/>
-        </w:rPr>
-        <w:t xml:space="preserve">17. ¿Qué es el "ruido de cámara" que simularon y en qué se diferencia del gaussiano?</w:t>
-      </w:r>
-    </w:p>
-    <w:p>
-      <w:pPr>
-        <w:spacing w:after="80" w:line="276"/>
-        <w:ind w:left="240"/>
-      </w:pPr>
-      <w:r>
-        <w:t xml:space="preserve">El gaussiano es independiente en cada píxel e igual en toda la foto. El de un celular no. Primero, depende de la luz: tiene una parte que crece con la señal (ruido de disparo) y otra fija (ruido de lectura), y lo aplicamos en luz lineal, como el sensor. Por eso las sombras quedan más ruidosas. Segundo, la cámara interpola y suaviza, y el grano queda en manchitas de 1 a 3 px. Tercero, tiene manchas de color más grandes que el grano de brillo.</w:t>
-      </w:r>
-    </w:p>
-    <w:p>
-      <w:pPr>
-        <w:shd w:fill="FFF7E6" w:color="auto" w:val="clear"/>
-        <w:spacing w:after="40"/>
-        <w:ind w:left="240"/>
-      </w:pPr>
-      <w:r>
-        <w:rPr>
-          <w:b/>
-          <w:bCs/>
-        </w:rPr>
-        <w:t xml:space="preserve">Dato para recordar:</w:t>
-      </w:r>
-      <w:r>
-        <w:t xml:space="preserve"> Varianza = a·señal + b en luz lineal; a entre 1e-4 y 1e-2.</w:t>
+        <w:t xml:space="preserve">data/splits.json</w:t>
+      </w:r>
+      <w:r>
+        <w:t xml:space="preserve"> guarda el commit y la huella de cada imagen.</w:t>
       </w:r>
     </w:p>
     <w:p>
@@ -19262,76 +20793,10 @@
           <w:sz w:val="19"/>
           <w:szCs w:val="19"/>
         </w:rPr>
-        <w:t xml:space="preserve">imageenhance/noise.py</w:t>
-      </w:r>
-      <w:r>
-        <w:t xml:space="preserve"> 73-89; la conversión a luz lineal en 57-64.</w:t>
-      </w:r>
-    </w:p>
-    <w:p>
-      <w:pPr>
-        <w:keepNext/>
-        <w:spacing w:after="60" w:before="200"/>
-      </w:pPr>
-      <w:r>
-        <w:rPr>
-          <w:b/>
-          <w:bCs/>
-          <w:color w:val="1F3864"/>
-        </w:rPr>
-        <w:t xml:space="preserve">18. ¿Qué mide el PSNR y qué no mide? ¿Y el SSIM?</w:t>
-      </w:r>
-    </w:p>
-    <w:p>
-      <w:pPr>
-        <w:spacing w:after="80" w:line="276"/>
-        <w:ind w:left="240"/>
-      </w:pPr>
-      <w:r>
-        <w:t xml:space="preserve">El PSNR es 10·log10(1/MSE): mide la diferencia promedio píxel a píxel contra la foto limpia, en decibeles. Es objetivo y fácil de calcular, pero castiga igual cualquier diferencia, aunque el ojo no la note o la prefiera; por ejemplo, castiga a Real-ESRGAN aunque se vea más nítido.</w:t>
-      </w:r>
-    </w:p>
-    <w:p>
-      <w:pPr>
-        <w:spacing w:after="80" w:line="276"/>
-        <w:ind w:left="240"/>
-      </w:pPr>
-      <w:r>
-        <w:t xml:space="preserve">El SSIM compara brillo, contraste y estructura en ventanas locales, y se acerca más a lo que percibe el ojo. Los dos necesitan la foto limpia de referencia; por eso la app no los muestra con fotos reales.</w:t>
-      </w:r>
-    </w:p>
-    <w:p>
-      <w:pPr>
-        <w:shd w:fill="FFF7E6" w:color="auto" w:val="clear"/>
-        <w:spacing w:after="40"/>
-        <w:ind w:left="240"/>
-      </w:pPr>
-      <w:r>
-        <w:rPr>
-          <w:b/>
-          <w:bCs/>
-        </w:rPr>
-        <w:t xml:space="preserve">Dato para recordar:</w:t>
-      </w:r>
-      <w:r>
-        <w:t xml:space="preserve"> +3 dB equivalen a reducir a la mitad el error cuadrático medio.</w:t>
-      </w:r>
-    </w:p>
-    <w:p>
-      <w:pPr>
-        <w:shd w:fill="EEF3FA" w:color="auto" w:val="clear"/>
-        <w:spacing w:after="120"/>
-        <w:ind w:left="240"/>
-      </w:pPr>
-      <w:r>
-        <w:rPr>
-          <w:b/>
-          <w:bCs/>
-        </w:rPr>
-        <w:t xml:space="preserve">Dónde está:</w:t>
-      </w:r>
-      <w:r>
-        <w:t xml:space="preserve"> </w:t>
+        <w:t xml:space="preserve">imageenhance/data.py</w:t>
+      </w:r>
+      <w:r>
+        <w:t xml:space="preserve"> 50-51 (</w:t>
       </w:r>
       <w:r>
         <w:rPr>
@@ -19340,10 +20805,10 @@
           <w:sz w:val="19"/>
           <w:szCs w:val="19"/>
         </w:rPr>
-        <w:t xml:space="preserve">imageenhance/metrics.py</w:t>
-      </w:r>
-      <w:r>
-        <w:t xml:space="preserve"> 21-24 (PSNR) y 27-40 (SSIM); </w:t>
+        <w:t xml:space="preserve">noise_seed</w:t>
+      </w:r>
+      <w:r>
+        <w:t xml:space="preserve">); </w:t>
       </w:r>
       <w:r>
         <w:rPr>
@@ -19352,10 +20817,10 @@
           <w:sz w:val="19"/>
           <w:szCs w:val="19"/>
         </w:rPr>
-        <w:t xml:space="preserve">app.py</w:t>
-      </w:r>
-      <w:r>
-        <w:t xml:space="preserve"> 77-86.</w:t>
+        <w:t xml:space="preserve">scripts/train.py</w:t>
+      </w:r>
+      <w:r>
+        <w:t xml:space="preserve"> 42-53.</w:t>
       </w:r>
     </w:p>
     <w:p>
@@ -19369,7 +20834,7 @@
           <w:bCs/>
           <w:color w:val="1F3864"/>
         </w:rPr>
-        <w:t xml:space="preserve">19. ¿Por qué limitan el PSNR a 60 dB?</w:t>
+        <w:t xml:space="preserve">19. ¿Qué es el "ruido de cámara" que simularon y en qué se diferencia del gaussiano?</w:t>
       </w:r>
     </w:p>
     <w:p>
@@ -19378,7 +20843,7 @@
         <w:ind w:left="240"/>
       </w:pPr>
       <w:r>
-        <w:t xml:space="preserve">Porque en la condición "foto limpia" el sistema a veces no hace nada, y el PSNR de dos imágenes idénticas es infinito. Con un infinito no se puede promediar. 60 dB es prácticamente imperceptible. Por eso en esa condición lo que miramos no es el promedio, sino cuántas fotos quedan intactas.</w:t>
+        <w:t xml:space="preserve">El gaussiano es independiente en cada píxel e igual en toda la foto. El de un celular no. Primero, depende de la luz: tiene una parte que crece con la señal (ruido de disparo) y otra fija (ruido de lectura), y lo aplicamos en luz lineal, como el sensor. Por eso las sombras quedan más ruidosas. Segundo, la cámara interpola y suaviza, y el grano queda en manchitas de 1 a 3 px. Tercero, tiene manchas de color más grandes que el grano de brillo.</w:t>
       </w:r>
     </w:p>
     <w:p>
@@ -19395,7 +20860,7 @@
         <w:t xml:space="preserve">Dato para recordar:</w:t>
       </w:r>
       <w:r>
-        <w:t xml:space="preserve"> Fotos limpias intactas: 167 de 200 en la versión final.</w:t>
+        <w:t xml:space="preserve"> Varianza = a·señal + b en luz lineal; a entre 1e-4 y 1e-2.</w:t>
       </w:r>
     </w:p>
     <w:p>
@@ -19421,10 +20886,10 @@
           <w:sz w:val="19"/>
           <w:szCs w:val="19"/>
         </w:rPr>
-        <w:t xml:space="preserve">scripts/evaluate_system.py</w:t>
-      </w:r>
-      <w:r>
-        <w:t xml:space="preserve"> 51-52.</w:t>
+        <w:t xml:space="preserve">imageenhance/noise.py</w:t>
+      </w:r>
+      <w:r>
+        <w:t xml:space="preserve"> 73-89; la conversión a luz lineal en 57-64.</w:t>
       </w:r>
     </w:p>
     <w:p>
@@ -19438,7 +20903,7 @@
           <w:bCs/>
           <w:color w:val="1F3864"/>
         </w:rPr>
-        <w:t xml:space="preserve">20. ¿Cómo sé que sus números no están inflados?</w:t>
+        <w:t xml:space="preserve">20. ¿Qué mide el PSNR y qué no mide? ¿Y el SSIM?</w:t>
       </w:r>
     </w:p>
     <w:p>
@@ -19447,7 +20912,16 @@
         <w:ind w:left="240"/>
       </w:pPr>
       <w:r>
-        <w:t xml:space="preserve">Por cuatro cosas. Las fotos de prueba nunca se usaron para entrenar. Los filtros clásicos contra los que comparamos también tienen sus parámetros elegidos en validación, así que la comparación es justa. Reportamos cuántas fotos mejoran y cuántas empeoran, no solo el promedio. Y publicamos los casos donde perdemos: sal y pimienta, desenfoque suave con la v3, y las falsas alarmas de tono.</w:t>
+        <w:t xml:space="preserve">El PSNR es 10·log10(1/MSE): mide la diferencia promedio píxel a píxel contra la foto limpia, en decibeles. Es objetivo y fácil de calcular, pero castiga igual cualquier diferencia, aunque el ojo no la note o la prefiera; por ejemplo, castiga a Real-ESRGAN aunque se vea más nítido.</w:t>
+      </w:r>
+    </w:p>
+    <w:p>
+      <w:pPr>
+        <w:spacing w:after="80" w:line="276"/>
+        <w:ind w:left="240"/>
+      </w:pPr>
+      <w:r>
+        <w:t xml:space="preserve">El SSIM compara brillo, contraste y estructura en ventanas locales, y se acerca más a lo que percibe el ojo. Los dos necesitan la foto limpia de referencia; por eso la app no los muestra con fotos reales.</w:t>
       </w:r>
     </w:p>
     <w:p>
@@ -19464,7 +20938,7 @@
         <w:t xml:space="preserve">Dato para recordar:</w:t>
       </w:r>
       <w:r>
-        <w:t xml:space="preserve"> La CNN de ruido pierde con sal y pimienta: 19,51 contra 28,88 dB de la mediana; está en la tabla.</w:t>
+        <w:t xml:space="preserve"> +3 dB equivalen a reducir a la mitad el error cuadrático medio.</w:t>
       </w:r>
     </w:p>
     <w:p>
@@ -19490,10 +20964,10 @@
           <w:sz w:val="19"/>
           <w:szCs w:val="19"/>
         </w:rPr>
-        <w:t xml:space="preserve">scripts/evaluate.py</w:t>
-      </w:r>
-      <w:r>
-        <w:t xml:space="preserve"> 46-95; </w:t>
+        <w:t xml:space="preserve">imageenhance/metrics.py</w:t>
+      </w:r>
+      <w:r>
+        <w:t xml:space="preserve"> 21-24 (PSNR) y 27-40 (SSIM); </w:t>
       </w:r>
       <w:r>
         <w:rPr>
@@ -19502,10 +20976,10 @@
           <w:sz w:val="19"/>
           <w:szCs w:val="19"/>
         </w:rPr>
-        <w:t xml:space="preserve">results/noise_eval/</w:t>
-      </w:r>
-      <w:r>
-        <w:t xml:space="preserve">.</w:t>
+        <w:t xml:space="preserve">app.py</w:t>
+      </w:r>
+      <w:r>
+        <w:t xml:space="preserve"> 80-89.</w:t>
       </w:r>
     </w:p>
     <w:p>
@@ -19519,7 +20993,7 @@
           <w:bCs/>
           <w:color w:val="1F3864"/>
         </w:rPr>
-        <w:t xml:space="preserve">21. ¿Usaron las fotos de prueba para elegir algo?</w:t>
+        <w:t xml:space="preserve">21. ¿Por qué limitan el PSNR a 60 dB?</w:t>
       </w:r>
     </w:p>
     <w:p>
@@ -19528,16 +21002,7 @@
         <w:ind w:left="240"/>
       </w:pPr>
       <w:r>
-        <w:t xml:space="preserve">Al principio sí, y lo detectamos nosotros mismos: las primeras decisiones (ruido v1 contra v2, detalle v1 contra v2) las tomamos mirando la prueba. Eso contamina la prueba. Lo corregimos agregando la evaluación en validación al sistema, y desde la ronda 4 se elige en validación y la prueba solo confirma. La v3 de detalle ya se eligió así.</w:t>
-      </w:r>
-    </w:p>
-    <w:p>
-      <w:pPr>
-        <w:spacing w:after="80" w:line="276"/>
-        <w:ind w:left="240"/>
-      </w:pPr>
-      <w:r>
-        <w:t xml:space="preserve">Lo que no hicimos fue repetir las decisiones viejas en validación. Las diferencias eran grandes, así que probablemente no cambian, pero no lo verificamos.</w:t>
+        <w:t xml:space="preserve">Porque en la condición "foto limpia" el sistema a veces no hace nada, y el PSNR de dos imágenes idénticas es infinito. Con un infinito no se puede promediar. 60 dB es prácticamente imperceptible. Por eso en esa condición lo que miramos no es el promedio, sino cuántas fotos quedan intactas.</w:t>
       </w:r>
     </w:p>
     <w:p>
@@ -19552,6 +21017,23 @@
           <w:bCs/>
         </w:rPr>
         <w:t xml:space="preserve">Dato para recordar:</w:t>
+      </w:r>
+      <w:r>
+        <w:t xml:space="preserve"> Fotos limpias intactas: 167 de 200 en la versión final.</w:t>
+      </w:r>
+    </w:p>
+    <w:p>
+      <w:pPr>
+        <w:shd w:fill="EEF3FA" w:color="auto" w:val="clear"/>
+        <w:spacing w:after="120"/>
+        <w:ind w:left="240"/>
+      </w:pPr>
+      <w:r>
+        <w:rPr>
+          <w:b/>
+          <w:bCs/>
+        </w:rPr>
+        <w:t xml:space="preserve">Dónde está:</w:t>
       </w:r>
       <w:r>
         <w:t xml:space="preserve"> </w:t>
@@ -19563,10 +21045,50 @@
           <w:sz w:val="19"/>
           <w:szCs w:val="19"/>
         </w:rPr>
-        <w:t xml:space="preserve">evaluate_system.py --split val</w:t>
-      </w:r>
-      <w:r>
-        <w:t xml:space="preserve"> = 100 fotos de validación.</w:t>
+        <w:t xml:space="preserve">scripts/evaluate_system.py</w:t>
+      </w:r>
+      <w:r>
+        <w:t xml:space="preserve"> 51-52.</w:t>
+      </w:r>
+    </w:p>
+    <w:p>
+      <w:pPr>
+        <w:keepNext/>
+        <w:spacing w:after="60" w:before="200"/>
+      </w:pPr>
+      <w:r>
+        <w:rPr>
+          <w:b/>
+          <w:bCs/>
+          <w:color w:val="1F3864"/>
+        </w:rPr>
+        <w:t xml:space="preserve">22. ¿Cómo sé que sus números no están inflados?</w:t>
+      </w:r>
+    </w:p>
+    <w:p>
+      <w:pPr>
+        <w:spacing w:after="80" w:line="276"/>
+        <w:ind w:left="240"/>
+      </w:pPr>
+      <w:r>
+        <w:t xml:space="preserve">Por cuatro cosas. Las fotos de prueba nunca se usaron para entrenar. Los filtros clásicos contra los que comparamos también tienen sus parámetros elegidos en validación, así que la comparación es justa. Reportamos cuántas fotos mejoran y cuántas empeoran, no solo el promedio. Y publicamos los casos donde perdemos: sal y pimienta, desenfoque suave con la v3, y las falsas alarmas de tono.</w:t>
+      </w:r>
+    </w:p>
+    <w:p>
+      <w:pPr>
+        <w:shd w:fill="FFF7E6" w:color="auto" w:val="clear"/>
+        <w:spacing w:after="40"/>
+        <w:ind w:left="240"/>
+      </w:pPr>
+      <w:r>
+        <w:rPr>
+          <w:b/>
+          <w:bCs/>
+        </w:rPr>
+        <w:t xml:space="preserve">Dato para recordar:</w:t>
+      </w:r>
+      <w:r>
+        <w:t xml:space="preserve"> La CNN de ruido pierde con sal y pimienta: 19,51 contra 28,88 dB de la mediana; está en la tabla.</w:t>
       </w:r>
     </w:p>
     <w:p>
@@ -19592,67 +21114,10 @@
           <w:sz w:val="19"/>
           <w:szCs w:val="19"/>
         </w:rPr>
-        <w:t xml:space="preserve">scripts/evaluate_system.py</w:t>
-      </w:r>
-      <w:r>
-        <w:t xml:space="preserve"> 55-70.</w:t>
-      </w:r>
-    </w:p>
-    <w:p>
-      <w:pPr>
-        <w:keepNext/>
-        <w:spacing w:after="60" w:before="200"/>
-      </w:pPr>
-      <w:r>
-        <w:rPr>
-          <w:b/>
-          <w:bCs/>
-          <w:color w:val="1F3864"/>
-        </w:rPr>
-        <w:t xml:space="preserve">22. ¿Qué es la columna "sistema clásico" en la evaluación del sistema?</w:t>
-      </w:r>
-    </w:p>
-    <w:p>
-      <w:pPr>
-        <w:spacing w:after="80" w:line="276"/>
-        <w:ind w:left="240"/>
-      </w:pPr>
-      <w:r>
-        <w:t xml:space="preserve">Es una ablación. Usa exactamente el mismo diagnóstico y el mismo plan, pero cambia nuestras CNN por métodos clásicos: el ruido con el filtro gaussiano elegido en validación y el detalle con máscara de desenfoque. La diferencia entre las dos columnas es lo que aportan las redes, con todo lo demás igual.</w:t>
-      </w:r>
-    </w:p>
-    <w:p>
-      <w:pPr>
-        <w:shd w:fill="FFF7E6" w:color="auto" w:val="clear"/>
-        <w:spacing w:after="40"/>
-        <w:ind w:left="240"/>
-      </w:pPr>
-      <w:r>
-        <w:rPr>
-          <w:b/>
-          <w:bCs/>
-        </w:rPr>
-        <w:t xml:space="preserve">Dato para recordar:</w:t>
-      </w:r>
-      <w:r>
-        <w:t xml:space="preserve"> Foto con ruido: sistema con CNN 31,16 dB contra 27,56 con métodos clásicos.</w:t>
-      </w:r>
-    </w:p>
-    <w:p>
-      <w:pPr>
-        <w:shd w:fill="EEF3FA" w:color="auto" w:val="clear"/>
-        <w:spacing w:after="120"/>
-        <w:ind w:left="240"/>
-      </w:pPr>
-      <w:r>
-        <w:rPr>
-          <w:b/>
-          <w:bCs/>
-        </w:rPr>
-        <w:t xml:space="preserve">Dónde está:</w:t>
-      </w:r>
-      <w:r>
-        <w:t xml:space="preserve"> </w:t>
+        <w:t xml:space="preserve">scripts/evaluate.py</w:t>
+      </w:r>
+      <w:r>
+        <w:t xml:space="preserve"> 46-95; </w:t>
       </w:r>
       <w:r>
         <w:rPr>
@@ -19661,10 +21126,10 @@
           <w:sz w:val="19"/>
           <w:szCs w:val="19"/>
         </w:rPr>
-        <w:t xml:space="preserve">scripts/evaluate_system.py</w:t>
-      </w:r>
-      <w:r>
-        <w:t xml:space="preserve"> 82-83.</w:t>
+        <w:t xml:space="preserve">results/noise_eval/</w:t>
+      </w:r>
+      <w:r>
+        <w:t xml:space="preserve">.</w:t>
       </w:r>
     </w:p>
     <w:p>
@@ -19678,7 +21143,7 @@
           <w:bCs/>
           <w:color w:val="1F3864"/>
         </w:rPr>
-        <w:t xml:space="preserve">23. ¿Sus diferencias son estadísticamente significativas?</w:t>
+        <w:t xml:space="preserve">23. ¿Usaron las fotos de prueba para elegir algo?</w:t>
       </w:r>
     </w:p>
     <w:p>
@@ -19687,7 +21152,16 @@
         <w:ind w:left="240"/>
       </w:pPr>
       <w:r>
-        <w:t xml:space="preserve">No hicimos pruebas formales ni intervalos de confianza, y es una buena crítica. Lo que sí hicimos es comparar foto por foto, en pares: por ejemplo, la v3 fue mejor que la v2 en 96 de 100 fotos de validación con fotos muy borrosas. Eso es una comparación pareada muy consistente. Una prueba de Wilcoxon sobre esas diferencias sería el paso siguiente.</w:t>
+        <w:t xml:space="preserve">Al principio sí, y lo detectamos nosotros mismos: las primeras decisiones (ruido v1 contra v2, detalle v1 contra v2) las tomamos mirando la prueba. Eso contamina la prueba. Lo corregimos agregando la evaluación en validación al sistema, y desde la ronda 4 se elige en validación y la prueba solo confirma. La v3 de detalle ya se eligió así.</w:t>
+      </w:r>
+    </w:p>
+    <w:p>
+      <w:pPr>
+        <w:spacing w:after="80" w:line="276"/>
+        <w:ind w:left="240"/>
+      </w:pPr>
+      <w:r>
+        <w:t xml:space="preserve">Lo que no hicimos fue repetir las decisiones viejas en validación. Las diferencias eran grandes, así que probablemente no cambian, pero no lo verificamos.</w:t>
       </w:r>
     </w:p>
     <w:p>
@@ -19702,23 +21176,6 @@
           <w:bCs/>
         </w:rPr>
         <w:t xml:space="preserve">Dato para recordar:</w:t>
-      </w:r>
-      <w:r>
-        <w:t xml:space="preserve"> 96 de 100 fotos a favor de la v3; ruido σ 15: el sistema mejora 194 de 200.</w:t>
-      </w:r>
-    </w:p>
-    <w:p>
-      <w:pPr>
-        <w:shd w:fill="EEF3FA" w:color="auto" w:val="clear"/>
-        <w:spacing w:after="120"/>
-        <w:ind w:left="240"/>
-      </w:pPr>
-      <w:r>
-        <w:rPr>
-          <w:b/>
-          <w:bCs/>
-        </w:rPr>
-        <w:t xml:space="preserve">Dónde está:</w:t>
       </w:r>
       <w:r>
         <w:t xml:space="preserve"> </w:t>
@@ -19730,59 +21187,10 @@
           <w:sz w:val="19"/>
           <w:szCs w:val="19"/>
         </w:rPr>
-        <w:t xml:space="preserve">results/system_eval/*.csv</w:t>
-      </w:r>
-      <w:r>
-        <w:t xml:space="preserve"> (una fila por foto).</w:t>
-      </w:r>
-    </w:p>
-    <w:p>
-      <w:pPr>
-        <w:keepNext/>
-        <w:spacing w:after="60" w:before="200"/>
-      </w:pPr>
-      <w:r>
-        <w:rPr>
-          <w:b/>
-          <w:bCs/>
-          <w:color w:val="1F3864"/>
-        </w:rPr>
-        <w:t xml:space="preserve">24. ¿Cómo puede bajar el promedio si 8 de cada 10 fotos mejoran?</w:t>
-      </w:r>
-    </w:p>
-    <w:p>
-      <w:pPr>
-        <w:spacing w:after="80" w:line="276"/>
-        <w:ind w:left="240"/>
-      </w:pPr>
-      <w:r>
-        <w:t xml:space="preserve">Nos pasó en la ronda 4 con fotos muy borrosas. Separamos las fotos por plan y vimos que la CNN mejoraba todas; las pérdidas venían de unas pocas fotos en las que el desenfoque engañó a las reglas de tono, que aplicaron un contraste fuerte que no hacía falta: de −7 a −11 dB cada una. Pocas fotos con pérdidas grandes arrastran el promedio.</w:t>
-      </w:r>
-    </w:p>
-    <w:p>
-      <w:pPr>
-        <w:spacing w:after="80" w:line="276"/>
-        <w:ind w:left="240"/>
-      </w:pPr>
-      <w:r>
-        <w:t xml:space="preserve">Probamos volver a medir el tono después del detalle, pero la ganancia neta fue casi cero, así que no lo adoptamos.</w:t>
-      </w:r>
-    </w:p>
-    <w:p>
-      <w:pPr>
-        <w:shd w:fill="FFF7E6" w:color="auto" w:val="clear"/>
-        <w:spacing w:after="40"/>
-        <w:ind w:left="240"/>
-      </w:pPr>
-      <w:r>
-        <w:rPr>
-          <w:b/>
-          <w:bCs/>
-        </w:rPr>
-        <w:t xml:space="preserve">Dato para recordar:</w:t>
-      </w:r>
-      <w:r>
-        <w:t xml:space="preserve"> Solo "detalle": +1,37 dB y todas las fotos mejoran; con contraste por error: −7 a −11 dB.</w:t>
+        <w:t xml:space="preserve">evaluate_system.py --split val</w:t>
+      </w:r>
+      <w:r>
+        <w:t xml:space="preserve"> = 100 fotos de validación.</w:t>
       </w:r>
     </w:p>
     <w:p>
@@ -19808,10 +21216,10 @@
           <w:sz w:val="19"/>
           <w:szCs w:val="19"/>
         </w:rPr>
-        <w:t xml:space="preserve">imageenhance/pipeline.py</w:t>
-      </w:r>
-      <w:r>
-        <w:t xml:space="preserve"> 68-80; reto 15.</w:t>
+        <w:t xml:space="preserve">scripts/evaluate_system.py</w:t>
+      </w:r>
+      <w:r>
+        <w:t xml:space="preserve"> 55-70.</w:t>
       </w:r>
     </w:p>
     <w:p>
@@ -19825,7 +21233,7 @@
           <w:bCs/>
           <w:color w:val="1F3864"/>
         </w:rPr>
-        <w:t xml:space="preserve">25. ¿Cómo medirían la calidad en fotos reales sin referencia?</w:t>
+        <w:t xml:space="preserve">24. ¿Qué es la columna "sistema clásico" en la evaluación del sistema?</w:t>
       </w:r>
     </w:p>
     <w:p>
@@ -19834,7 +21242,7 @@
         <w:ind w:left="240"/>
       </w:pPr>
       <w:r>
-        <w:t xml:space="preserve">Hoy usamos una medida propia: el ruido en las zonas planas, con bloques de 8×8. Lo siguiente sería una métrica sin referencia estándar, como NIQE o BRISQUE, y sobre todo un dataset real con pares, como PolyU o SIDD, que tienen la foto ruidosa y su versión limpia promediando muchas tomas.</w:t>
+        <w:t xml:space="preserve">Es una ablación. Usa exactamente el mismo diagnóstico y el mismo plan, pero cambia nuestras CNN por métodos clásicos: el ruido con el filtro gaussiano elegido en validación y el detalle con máscara de desenfoque. La diferencia entre las dos columnas es lo que aportan las redes, con todo lo demás igual.</w:t>
       </w:r>
     </w:p>
     <w:p>
@@ -19851,7 +21259,7 @@
         <w:t xml:space="preserve">Dato para recordar:</w:t>
       </w:r>
       <w:r>
-        <w:t xml:space="preserve"> Casa: ruido en zonas planas 3,74 → 1,55 (−59 %).</w:t>
+        <w:t xml:space="preserve"> Foto con ruido: sistema con CNN 31,16 dB contra 27,56 con métodos clásicos.</w:t>
       </w:r>
     </w:p>
     <w:p>
@@ -19877,18 +21285,10 @@
           <w:sz w:val="19"/>
           <w:szCs w:val="19"/>
         </w:rPr>
-        <w:t xml:space="preserve">imageenhance/analysis.py</w:t>
-      </w:r>
-      <w:r>
-        <w:t xml:space="preserve"> 41-52.</w:t>
-      </w:r>
-    </w:p>
-    <w:p>
-      <w:pPr>
-        <w:pStyle w:val="Heading2"/>
-      </w:pPr>
-      <w:r>
-        <w:t xml:space="preserve">Bloque C — Nicolas David Fontecha Poveda: diagnóstico, reglas y modo automático</w:t>
+        <w:t xml:space="preserve">scripts/evaluate_system.py</w:t>
+      </w:r>
+      <w:r>
+        <w:t xml:space="preserve"> 82-83.</w:t>
       </w:r>
     </w:p>
     <w:p>
@@ -19902,7 +21302,7 @@
           <w:bCs/>
           <w:color w:val="1F3864"/>
         </w:rPr>
-        <w:t xml:space="preserve">26. ¿Por qué un MLP sobre características y no una CNN clasificadora?</w:t>
+        <w:t xml:space="preserve">25. ¿Sus diferencias son estadísticamente significativas?</w:t>
       </w:r>
     </w:p>
     <w:p>
@@ -19911,16 +21311,7 @@
         <w:ind w:left="240"/>
       </w:pPr>
       <w:r>
-        <w:t xml:space="preserve">Porque el problema se describe bien con pocas medidas que ya sabíamos calcular en los talleres: ruido, nitidez, bordes, bloques de JPEG. Con 11 números, un MLP de 963 parámetros entrena en segundos y se puede explicar. Una CNN clasificadora aprendería esas medidas sola, pero necesitaría más datos y más cómputo, y sería una caja más negra.</w:t>
-      </w:r>
-    </w:p>
-    <w:p>
-      <w:pPr>
-        <w:spacing w:after="80" w:line="276"/>
-        <w:ind w:left="240"/>
-      </w:pPr>
-      <w:r>
-        <w:t xml:space="preserve">Y para asegurarnos de que el MLP vale la pena, lo comparamos con la opción más simple posible.</w:t>
+        <w:t xml:space="preserve">No hicimos pruebas formales ni intervalos de confianza, y es una buena crítica. Lo que sí hicimos es comparar foto por foto, en pares: por ejemplo, la v3 fue mejor que la v2 en 96 de 100 fotos de validación con fotos muy borrosas. Eso es una comparación pareada muy consistente. Una prueba de Wilcoxon sobre esas diferencias sería el paso siguiente.</w:t>
       </w:r>
     </w:p>
     <w:p>
@@ -19937,7 +21328,7 @@
         <w:t xml:space="preserve">Dato para recordar:</w:t>
       </w:r>
       <w:r>
-        <w:t xml:space="preserve"> 963 parámetros; los 3 problemas correctos a la vez en 81,6 % de las muestras de prueba.</w:t>
+        <w:t xml:space="preserve"> 96 de 100 fotos a favor de la v3; ruido σ 15: el sistema mejora 194 de 200.</w:t>
       </w:r>
     </w:p>
     <w:p>
@@ -19963,10 +21354,76 @@
           <w:sz w:val="19"/>
           <w:szCs w:val="19"/>
         </w:rPr>
-        <w:t xml:space="preserve">imageenhance/diagnosis.py</w:t>
-      </w:r>
-      <w:r>
-        <w:t xml:space="preserve"> 73-76 (</w:t>
+        <w:t xml:space="preserve">results/system_eval/*.csv</w:t>
+      </w:r>
+      <w:r>
+        <w:t xml:space="preserve"> (una fila por foto).</w:t>
+      </w:r>
+    </w:p>
+    <w:p>
+      <w:pPr>
+        <w:keepNext/>
+        <w:spacing w:after="60" w:before="200"/>
+      </w:pPr>
+      <w:r>
+        <w:rPr>
+          <w:b/>
+          <w:bCs/>
+          <w:color w:val="1F3864"/>
+        </w:rPr>
+        <w:t xml:space="preserve">26. ¿Cómo puede bajar el promedio si 8 de cada 10 fotos mejoran?</w:t>
+      </w:r>
+    </w:p>
+    <w:p>
+      <w:pPr>
+        <w:spacing w:after="80" w:line="276"/>
+        <w:ind w:left="240"/>
+      </w:pPr>
+      <w:r>
+        <w:t xml:space="preserve">Nos pasó en la ronda 4 con fotos muy borrosas. Separamos las fotos por plan y vimos que la CNN mejoraba todas; las pérdidas venían de unas pocas fotos en las que el desenfoque engañó a las reglas de tono, que aplicaron un contraste fuerte que no hacía falta: de −7 a −11 dB cada una. Pocas fotos con pérdidas grandes arrastran el promedio.</w:t>
+      </w:r>
+    </w:p>
+    <w:p>
+      <w:pPr>
+        <w:spacing w:after="80" w:line="276"/>
+        <w:ind w:left="240"/>
+      </w:pPr>
+      <w:r>
+        <w:t xml:space="preserve">Probamos volver a medir el tono después del detalle, pero la ganancia neta fue casi cero, así que no lo adoptamos.</w:t>
+      </w:r>
+    </w:p>
+    <w:p>
+      <w:pPr>
+        <w:shd w:fill="FFF7E6" w:color="auto" w:val="clear"/>
+        <w:spacing w:after="40"/>
+        <w:ind w:left="240"/>
+      </w:pPr>
+      <w:r>
+        <w:rPr>
+          <w:b/>
+          <w:bCs/>
+        </w:rPr>
+        <w:t xml:space="preserve">Dato para recordar:</w:t>
+      </w:r>
+      <w:r>
+        <w:t xml:space="preserve"> Solo "detalle": +1,37 dB y todas las fotos mejoran; con contraste por error: −7 a −11 dB.</w:t>
+      </w:r>
+    </w:p>
+    <w:p>
+      <w:pPr>
+        <w:shd w:fill="EEF3FA" w:color="auto" w:val="clear"/>
+        <w:spacing w:after="120"/>
+        <w:ind w:left="240"/>
+      </w:pPr>
+      <w:r>
+        <w:rPr>
+          <w:b/>
+          <w:bCs/>
+        </w:rPr>
+        <w:t xml:space="preserve">Dónde está:</w:t>
+      </w:r>
+      <w:r>
+        <w:t xml:space="preserve"> </w:t>
       </w:r>
       <w:r>
         <w:rPr>
@@ -19975,10 +21432,10 @@
           <w:sz w:val="19"/>
           <w:szCs w:val="19"/>
         </w:rPr>
-        <w:t xml:space="preserve">build_mlp</w:t>
-      </w:r>
-      <w:r>
-        <w:t xml:space="preserve">).</w:t>
+        <w:t xml:space="preserve">imageenhance/pipeline.py</w:t>
+      </w:r>
+      <w:r>
+        <w:t xml:space="preserve"> 71-85; reto 15.</w:t>
       </w:r>
     </w:p>
     <w:p>
@@ -19992,7 +21449,7 @@
           <w:bCs/>
           <w:color w:val="1F3864"/>
         </w:rPr>
-        <w:t xml:space="preserve">27. ¿Qué características usan y por qué esas?</w:t>
+        <w:t xml:space="preserve">27. ¿Cómo medirían la calidad en fotos reales sin referencia?</w:t>
       </w:r>
     </w:p>
     <w:p>
@@ -20001,16 +21458,7 @@
         <w:ind w:left="240"/>
       </w:pPr>
       <w:r>
-        <w:t xml:space="preserve">Son 11: ruido de Immerkær, nitidez como el logaritmo de la varianza del Laplaciano, alta frecuencia relativa, densidad de bordes de Canny, bloques de JPEG, brillo, contraste, percentiles 1 y 99, dominante de color por bordes y ruido en zonas planas. Cada una responde a un daño: el desenfoque baja el Laplaciano, el JPEG crea saltos cada 8 píxeles, el ruido sube la energía en zonas lisas.</w:t>
-      </w:r>
-    </w:p>
-    <w:p>
-      <w:pPr>
-        <w:spacing w:after="80" w:line="276"/>
-        <w:ind w:left="240"/>
-      </w:pPr>
-      <w:r>
-        <w:t xml:space="preserve">La última la agregamos porque Immerkær no veía el grano de celular. Y las de detalle se miden sin reducir la foto, porque reducirla borraba el ruido.</w:t>
+        <w:t xml:space="preserve">Hoy usamos una medida propia: el ruido en las zonas planas, con bloques de 8×8. Lo siguiente sería una métrica sin referencia estándar, como NIQE o BRISQUE, y sobre todo un dataset real con pares, como PolyU o SIDD, que tienen la foto ruidosa y su versión limpia promediando muchas tomas.</w:t>
       </w:r>
     </w:p>
     <w:p>
@@ -20027,7 +21475,7 @@
         <w:t xml:space="preserve">Dato para recordar:</w:t>
       </w:r>
       <w:r>
-        <w:t xml:space="preserve"> 11 características; la de ruido en zonas planas fue la que el umbral simple eligió para detectar ruido.</w:t>
+        <w:t xml:space="preserve"> Casa: ruido en zonas planas 3,74 → 1,55 (−59 %).</w:t>
       </w:r>
     </w:p>
     <w:p>
@@ -20053,10 +21501,84 @@
           <w:sz w:val="19"/>
           <w:szCs w:val="19"/>
         </w:rPr>
-        <w:t xml:space="preserve">imageenhance/diagnosis.py</w:t>
-      </w:r>
-      <w:r>
-        <w:t xml:space="preserve"> 17-19 y 43-63; test en </w:t>
+        <w:t xml:space="preserve">imageenhance/analysis.py</w:t>
+      </w:r>
+      <w:r>
+        <w:t xml:space="preserve"> 41-52.</w:t>
+      </w:r>
+    </w:p>
+    <w:p>
+      <w:pPr>
+        <w:pStyle w:val="Heading2"/>
+      </w:pPr>
+      <w:r>
+        <w:t xml:space="preserve">Bloque C — Nicolas David Fontecha Poveda: diagnóstico, reglas y modo automático</w:t>
+      </w:r>
+    </w:p>
+    <w:p>
+      <w:pPr>
+        <w:keepNext/>
+        <w:spacing w:after="60" w:before="200"/>
+      </w:pPr>
+      <w:r>
+        <w:rPr>
+          <w:b/>
+          <w:bCs/>
+          <w:color w:val="1F3864"/>
+        </w:rPr>
+        <w:t xml:space="preserve">28. ¿Por qué un MLP sobre características y no una CNN clasificadora?</w:t>
+      </w:r>
+    </w:p>
+    <w:p>
+      <w:pPr>
+        <w:spacing w:after="80" w:line="276"/>
+        <w:ind w:left="240"/>
+      </w:pPr>
+      <w:r>
+        <w:t xml:space="preserve">Porque el problema se describe bien con pocas medidas que ya sabíamos calcular en los talleres: ruido, nitidez, bordes, bloques de JPEG. Con 11 números, un MLP de 963 parámetros entrena en segundos y se puede explicar. Una CNN clasificadora aprendería esas medidas sola, pero necesitaría más datos y más cómputo, y sería una caja más negra.</w:t>
+      </w:r>
+    </w:p>
+    <w:p>
+      <w:pPr>
+        <w:spacing w:after="80" w:line="276"/>
+        <w:ind w:left="240"/>
+      </w:pPr>
+      <w:r>
+        <w:t xml:space="preserve">Y para asegurarnos de que el MLP vale la pena, lo comparamos con la opción más simple posible.</w:t>
+      </w:r>
+    </w:p>
+    <w:p>
+      <w:pPr>
+        <w:shd w:fill="FFF7E6" w:color="auto" w:val="clear"/>
+        <w:spacing w:after="40"/>
+        <w:ind w:left="240"/>
+      </w:pPr>
+      <w:r>
+        <w:rPr>
+          <w:b/>
+          <w:bCs/>
+        </w:rPr>
+        <w:t xml:space="preserve">Dato para recordar:</w:t>
+      </w:r>
+      <w:r>
+        <w:t xml:space="preserve"> 963 parámetros; los 3 problemas correctos a la vez en 81,6 % de las muestras de prueba.</w:t>
+      </w:r>
+    </w:p>
+    <w:p>
+      <w:pPr>
+        <w:shd w:fill="EEF3FA" w:color="auto" w:val="clear"/>
+        <w:spacing w:after="120"/>
+        <w:ind w:left="240"/>
+      </w:pPr>
+      <w:r>
+        <w:rPr>
+          <w:b/>
+          <w:bCs/>
+        </w:rPr>
+        <w:t xml:space="preserve">Dónde está:</w:t>
+      </w:r>
+      <w:r>
+        <w:t xml:space="preserve"> </w:t>
       </w:r>
       <w:r>
         <w:rPr>
@@ -20065,67 +21587,10 @@
           <w:sz w:val="19"/>
           <w:szCs w:val="19"/>
         </w:rPr>
-        <w:t xml:space="preserve">tests/test_diagnosis.py</w:t>
-      </w:r>
-      <w:r>
-        <w:t xml:space="preserve"> 22-26.</w:t>
-      </w:r>
-    </w:p>
-    <w:p>
-      <w:pPr>
-        <w:keepNext/>
-        <w:spacing w:after="60" w:before="200"/>
-      </w:pPr>
-      <w:r>
-        <w:rPr>
-          <w:b/>
-          <w:bCs/>
-          <w:color w:val="1F3864"/>
-        </w:rPr>
-        <w:t xml:space="preserve">28. ¿Por qué sigmoide y entropía cruzada binaria y no softmax?</w:t>
-      </w:r>
-    </w:p>
-    <w:p>
-      <w:pPr>
-        <w:spacing w:after="80" w:line="276"/>
-        <w:ind w:left="240"/>
-      </w:pPr>
-      <w:r>
-        <w:t xml:space="preserve">Porque una foto puede tener varios problemas a la vez: ruido y desenfoque y compresión. Softmax obliga a que las probabilidades sumen 1, como si solo hubiera un problema. Con una sigmoide por salida, cada problema es una decisión independiente de sí o no.</w:t>
-      </w:r>
-    </w:p>
-    <w:p>
-      <w:pPr>
-        <w:shd w:fill="FFF7E6" w:color="auto" w:val="clear"/>
-        <w:spacing w:after="40"/>
-        <w:ind w:left="240"/>
-      </w:pPr>
-      <w:r>
-        <w:rPr>
-          <w:b/>
-          <w:bCs/>
-        </w:rPr>
-        <w:t xml:space="preserve">Dato para recordar:</w:t>
-      </w:r>
-      <w:r>
-        <w:t xml:space="preserve"> Tres salidas independientes; más de 0,5 = "sí".</w:t>
-      </w:r>
-    </w:p>
-    <w:p>
-      <w:pPr>
-        <w:shd w:fill="EEF3FA" w:color="auto" w:val="clear"/>
-        <w:spacing w:after="120"/>
-        <w:ind w:left="240"/>
-      </w:pPr>
-      <w:r>
-        <w:rPr>
-          <w:b/>
-          <w:bCs/>
-        </w:rPr>
-        <w:t xml:space="preserve">Dónde está:</w:t>
-      </w:r>
-      <w:r>
-        <w:t xml:space="preserve"> </w:t>
+        <w:t xml:space="preserve">imageenhance/diagnosis.py</w:t>
+      </w:r>
+      <w:r>
+        <w:t xml:space="preserve"> 73-76 (</w:t>
       </w:r>
       <w:r>
         <w:rPr>
@@ -20134,10 +21599,76 @@
           <w:sz w:val="19"/>
           <w:szCs w:val="19"/>
         </w:rPr>
-        <w:t xml:space="preserve">scripts/train_diagnosis.py</w:t>
-      </w:r>
-      <w:r>
-        <w:t xml:space="preserve"> 111; </w:t>
+        <w:t xml:space="preserve">build_mlp</w:t>
+      </w:r>
+      <w:r>
+        <w:t xml:space="preserve">).</w:t>
+      </w:r>
+    </w:p>
+    <w:p>
+      <w:pPr>
+        <w:keepNext/>
+        <w:spacing w:after="60" w:before="200"/>
+      </w:pPr>
+      <w:r>
+        <w:rPr>
+          <w:b/>
+          <w:bCs/>
+          <w:color w:val="1F3864"/>
+        </w:rPr>
+        <w:t xml:space="preserve">29. ¿Qué características usan y por qué esas?</w:t>
+      </w:r>
+    </w:p>
+    <w:p>
+      <w:pPr>
+        <w:spacing w:after="80" w:line="276"/>
+        <w:ind w:left="240"/>
+      </w:pPr>
+      <w:r>
+        <w:t xml:space="preserve">Son 11: ruido de Immerkær, nitidez como el logaritmo de la varianza del Laplaciano, alta frecuencia relativa, densidad de bordes de Canny, bloques de JPEG, brillo, contraste, percentiles 1 y 99, dominante de color por bordes y ruido en zonas planas. Cada una responde a un daño: el desenfoque baja el Laplaciano, el JPEG crea saltos cada 8 píxeles, el ruido sube la energía en zonas lisas.</w:t>
+      </w:r>
+    </w:p>
+    <w:p>
+      <w:pPr>
+        <w:spacing w:after="80" w:line="276"/>
+        <w:ind w:left="240"/>
+      </w:pPr>
+      <w:r>
+        <w:t xml:space="preserve">La última la agregamos porque Immerkær no veía el grano de celular. Y las de detalle se miden sin reducir la foto, porque reducirla borraba el ruido.</w:t>
+      </w:r>
+    </w:p>
+    <w:p>
+      <w:pPr>
+        <w:shd w:fill="FFF7E6" w:color="auto" w:val="clear"/>
+        <w:spacing w:after="40"/>
+        <w:ind w:left="240"/>
+      </w:pPr>
+      <w:r>
+        <w:rPr>
+          <w:b/>
+          <w:bCs/>
+        </w:rPr>
+        <w:t xml:space="preserve">Dato para recordar:</w:t>
+      </w:r>
+      <w:r>
+        <w:t xml:space="preserve"> 11 características; la de ruido en zonas planas fue la que el umbral simple eligió para detectar ruido.</w:t>
+      </w:r>
+    </w:p>
+    <w:p>
+      <w:pPr>
+        <w:shd w:fill="EEF3FA" w:color="auto" w:val="clear"/>
+        <w:spacing w:after="120"/>
+        <w:ind w:left="240"/>
+      </w:pPr>
+      <w:r>
+        <w:rPr>
+          <w:b/>
+          <w:bCs/>
+        </w:rPr>
+        <w:t xml:space="preserve">Dónde está:</w:t>
+      </w:r>
+      <w:r>
+        <w:t xml:space="preserve"> </w:t>
       </w:r>
       <w:r>
         <w:rPr>
@@ -20149,74 +21680,7 @@
         <w:t xml:space="preserve">imageenhance/diagnosis.py</w:t>
       </w:r>
       <w:r>
-        <w:t xml:space="preserve"> 92-100.</w:t>
-      </w:r>
-    </w:p>
-    <w:p>
-      <w:pPr>
-        <w:keepNext/>
-        <w:spacing w:after="60" w:before="200"/>
-      </w:pPr>
-      <w:r>
-        <w:rPr>
-          <w:b/>
-          <w:bCs/>
-          <w:color w:val="1F3864"/>
-        </w:rPr>
-        <w:t xml:space="preserve">29. ¿Por qué normalizan las características? ¿Con qué datos?</w:t>
-      </w:r>
-    </w:p>
-    <w:p>
-      <w:pPr>
-        <w:spacing w:after="80" w:line="276"/>
-        <w:ind w:left="240"/>
-      </w:pPr>
-      <w:r>
-        <w:t xml:space="preserve">Porque están en escalas muy distintas: el ruido va de 0 a 50 y la densidad de bordes de 0 a 1. Sin normalizar, las grandes dominarían el aprendizaje; es la misma lección del taller de KNN. Restamos la media y dividimos por la desviación, calculadas </w:t>
-      </w:r>
-      <w:r>
-        <w:rPr>
-          <w:b/>
-          <w:bCs/>
-        </w:rPr>
-        <w:t xml:space="preserve">solo con los datos de entrenamiento</w:t>
-      </w:r>
-      <w:r>
-        <w:t xml:space="preserve">, y guardamos esa media y desviación con el modelo para usarlas igual en la app.</w:t>
-      </w:r>
-    </w:p>
-    <w:p>
-      <w:pPr>
-        <w:shd w:fill="FFF7E6" w:color="auto" w:val="clear"/>
-        <w:spacing w:after="40"/>
-        <w:ind w:left="240"/>
-      </w:pPr>
-      <w:r>
-        <w:rPr>
-          <w:b/>
-          <w:bCs/>
-        </w:rPr>
-        <w:t xml:space="preserve">Dato para recordar:</w:t>
-      </w:r>
-      <w:r>
-        <w:t xml:space="preserve"> Normalizar con validación o prueba sería otra fuga de información.</w:t>
-      </w:r>
-    </w:p>
-    <w:p>
-      <w:pPr>
-        <w:shd w:fill="EEF3FA" w:color="auto" w:val="clear"/>
-        <w:spacing w:after="120"/>
-        <w:ind w:left="240"/>
-      </w:pPr>
-      <w:r>
-        <w:rPr>
-          <w:b/>
-          <w:bCs/>
-        </w:rPr>
-        <w:t xml:space="preserve">Dónde está:</w:t>
-      </w:r>
-      <w:r>
-        <w:t xml:space="preserve"> </w:t>
+        <w:t xml:space="preserve"> 17-19 y 43-63; test en </w:t>
       </w:r>
       <w:r>
         <w:rPr>
@@ -20225,10 +21689,67 @@
           <w:sz w:val="19"/>
           <w:szCs w:val="19"/>
         </w:rPr>
-        <w:t xml:space="preserve">scripts/train_diagnosis.py</w:t>
-      </w:r>
-      <w:r>
-        <w:t xml:space="preserve"> 106; </w:t>
+        <w:t xml:space="preserve">tests/test_diagnosis.py</w:t>
+      </w:r>
+      <w:r>
+        <w:t xml:space="preserve"> 22-26.</w:t>
+      </w:r>
+    </w:p>
+    <w:p>
+      <w:pPr>
+        <w:keepNext/>
+        <w:spacing w:after="60" w:before="200"/>
+      </w:pPr>
+      <w:r>
+        <w:rPr>
+          <w:b/>
+          <w:bCs/>
+          <w:color w:val="1F3864"/>
+        </w:rPr>
+        <w:t xml:space="preserve">30. ¿Por qué sigmoide y entropía cruzada binaria y no softmax?</w:t>
+      </w:r>
+    </w:p>
+    <w:p>
+      <w:pPr>
+        <w:spacing w:after="80" w:line="276"/>
+        <w:ind w:left="240"/>
+      </w:pPr>
+      <w:r>
+        <w:t xml:space="preserve">Porque una foto puede tener varios problemas a la vez: ruido y desenfoque y compresión. Softmax obliga a que las probabilidades sumen 1, como si solo hubiera un problema. Con una sigmoide por salida, cada problema es una decisión independiente de sí o no.</w:t>
+      </w:r>
+    </w:p>
+    <w:p>
+      <w:pPr>
+        <w:shd w:fill="FFF7E6" w:color="auto" w:val="clear"/>
+        <w:spacing w:after="40"/>
+        <w:ind w:left="240"/>
+      </w:pPr>
+      <w:r>
+        <w:rPr>
+          <w:b/>
+          <w:bCs/>
+        </w:rPr>
+        <w:t xml:space="preserve">Dato para recordar:</w:t>
+      </w:r>
+      <w:r>
+        <w:t xml:space="preserve"> Tres salidas independientes; más de 0,5 = "sí".</w:t>
+      </w:r>
+    </w:p>
+    <w:p>
+      <w:pPr>
+        <w:shd w:fill="EEF3FA" w:color="auto" w:val="clear"/>
+        <w:spacing w:after="120"/>
+        <w:ind w:left="240"/>
+      </w:pPr>
+      <w:r>
+        <w:rPr>
+          <w:b/>
+          <w:bCs/>
+        </w:rPr>
+        <w:t xml:space="preserve">Dónde está:</w:t>
+      </w:r>
+      <w:r>
+        <w:t xml:space="preserve"> </w:t>
       </w:r>
       <w:r>
         <w:rPr>
@@ -20237,67 +21758,10 @@
           <w:sz w:val="19"/>
           <w:szCs w:val="19"/>
         </w:rPr>
-        <w:t xml:space="preserve">imageenhance/diagnosis.py</w:t>
-      </w:r>
-      <w:r>
-        <w:t xml:space="preserve"> 94-95.</w:t>
-      </w:r>
-    </w:p>
-    <w:p>
-      <w:pPr>
-        <w:keepNext/>
-        <w:spacing w:after="60" w:before="200"/>
-      </w:pPr>
-      <w:r>
-        <w:rPr>
-          <w:b/>
-          <w:bCs/>
-          <w:color w:val="1F3864"/>
-        </w:rPr>
-        <w:t xml:space="preserve">30. ¿Cómo saben que el MLP vale la pena y no bastaba un umbral?</w:t>
-      </w:r>
-    </w:p>
-    <w:p>
-      <w:pPr>
-        <w:spacing w:after="80" w:line="276"/>
-        <w:ind w:left="240"/>
-      </w:pPr>
-      <w:r>
-        <w:t xml:space="preserve">Lo comparamos con una línea base: para cada problema, buscamos la mejor característica sola con el mejor umbral en entrenamiento. Si el MLP no le ganara, no valdría la pena. Le gana en los tres problemas, y sobre todo al acertar los tres a la vez, porque las medidas se confunden entre sí: la textura parece ruido y el desenfoque esconde el ruido.</w:t>
-      </w:r>
-    </w:p>
-    <w:p>
-      <w:pPr>
-        <w:shd w:fill="FFF7E6" w:color="auto" w:val="clear"/>
-        <w:spacing w:after="40"/>
-        <w:ind w:left="240"/>
-      </w:pPr>
-      <w:r>
-        <w:rPr>
-          <w:b/>
-          <w:bCs/>
-        </w:rPr>
-        <w:t xml:space="preserve">Dato para recordar:</w:t>
-      </w:r>
-      <w:r>
-        <w:t xml:space="preserve"> Los tres correctos a la vez: MLP 81,6 % contra umbral simple 64 %.</w:t>
-      </w:r>
-    </w:p>
-    <w:p>
-      <w:pPr>
-        <w:shd w:fill="EEF3FA" w:color="auto" w:val="clear"/>
-        <w:spacing w:after="120"/>
-        <w:ind w:left="240"/>
-      </w:pPr>
-      <w:r>
-        <w:rPr>
-          <w:b/>
-          <w:bCs/>
-        </w:rPr>
-        <w:t xml:space="preserve">Dónde está:</w:t>
-      </w:r>
-      <w:r>
-        <w:t xml:space="preserve"> </w:t>
+        <w:t xml:space="preserve">scripts/train_diagnosis.py</w:t>
+      </w:r>
+      <w:r>
+        <w:t xml:space="preserve"> 111; </w:t>
       </w:r>
       <w:r>
         <w:rPr>
@@ -20306,10 +21770,77 @@
           <w:sz w:val="19"/>
           <w:szCs w:val="19"/>
         </w:rPr>
-        <w:t xml:space="preserve">scripts/train_diagnosis.py</w:t>
-      </w:r>
-      <w:r>
-        <w:t xml:space="preserve"> 78-93 (línea base) y 130; </w:t>
+        <w:t xml:space="preserve">imageenhance/diagnosis.py</w:t>
+      </w:r>
+      <w:r>
+        <w:t xml:space="preserve"> 92-100.</w:t>
+      </w:r>
+    </w:p>
+    <w:p>
+      <w:pPr>
+        <w:keepNext/>
+        <w:spacing w:after="60" w:before="200"/>
+      </w:pPr>
+      <w:r>
+        <w:rPr>
+          <w:b/>
+          <w:bCs/>
+          <w:color w:val="1F3864"/>
+        </w:rPr>
+        <w:t xml:space="preserve">31. ¿Por qué normalizan las características? ¿Con qué datos?</w:t>
+      </w:r>
+    </w:p>
+    <w:p>
+      <w:pPr>
+        <w:spacing w:after="80" w:line="276"/>
+        <w:ind w:left="240"/>
+      </w:pPr>
+      <w:r>
+        <w:t xml:space="preserve">Porque están en escalas muy distintas: el ruido va de 0 a 50 y la densidad de bordes de 0 a 1. Sin normalizar, las grandes dominarían el aprendizaje; es la misma lección del taller de KNN. Restamos la media y dividimos por la desviación, calculadas </w:t>
+      </w:r>
+      <w:r>
+        <w:rPr>
+          <w:b/>
+          <w:bCs/>
+        </w:rPr>
+        <w:t xml:space="preserve">solo con los datos de entrenamiento</w:t>
+      </w:r>
+      <w:r>
+        <w:t xml:space="preserve">, y guardamos esa media y desviación con el modelo para usarlas igual en la app.</w:t>
+      </w:r>
+    </w:p>
+    <w:p>
+      <w:pPr>
+        <w:shd w:fill="FFF7E6" w:color="auto" w:val="clear"/>
+        <w:spacing w:after="40"/>
+        <w:ind w:left="240"/>
+      </w:pPr>
+      <w:r>
+        <w:rPr>
+          <w:b/>
+          <w:bCs/>
+        </w:rPr>
+        <w:t xml:space="preserve">Dato para recordar:</w:t>
+      </w:r>
+      <w:r>
+        <w:t xml:space="preserve"> Normalizar con validación o prueba sería otra fuga de información.</w:t>
+      </w:r>
+    </w:p>
+    <w:p>
+      <w:pPr>
+        <w:shd w:fill="EEF3FA" w:color="auto" w:val="clear"/>
+        <w:spacing w:after="120"/>
+        <w:ind w:left="240"/>
+      </w:pPr>
+      <w:r>
+        <w:rPr>
+          <w:b/>
+          <w:bCs/>
+        </w:rPr>
+        <w:t xml:space="preserve">Dónde está:</w:t>
+      </w:r>
+      <w:r>
+        <w:t xml:space="preserve"> </w:t>
       </w:r>
       <w:r>
         <w:rPr>
@@ -20318,67 +21849,10 @@
           <w:sz w:val="19"/>
           <w:szCs w:val="19"/>
         </w:rPr>
-        <w:t xml:space="preserve">results/diagnosis/metrics.json</w:t>
-      </w:r>
-      <w:r>
-        <w:t xml:space="preserve">.</w:t>
-      </w:r>
-    </w:p>
-    <w:p>
-      <w:pPr>
-        <w:keepNext/>
-        <w:spacing w:after="60" w:before="200"/>
-      </w:pPr>
-      <w:r>
-        <w:rPr>
-          <w:b/>
-          <w:bCs/>
-          <w:color w:val="1F3864"/>
-        </w:rPr>
-        <w:t xml:space="preserve">31. ¿Qué son los "distractores" del entrenamiento del MLP?</w:t>
-      </w:r>
-    </w:p>
-    <w:p>
-      <w:pPr>
-        <w:spacing w:after="80" w:line="276"/>
-        <w:ind w:left="240"/>
-      </w:pPr>
-      <w:r>
-        <w:t xml:space="preserve">Son cambios que le aplicamos a las fotos pero que no son la clase: exposición, dominantes de color y JPEG de buena calidad. La primera versión nunca los había visto y cualquier cosa rara la llamaba "ruido"; confundió una dominante con ruido en 49 de 200 fotos. Al mostrarle esos casos sin etiqueta, aprendió a no confundirlos.</w:t>
-      </w:r>
-    </w:p>
-    <w:p>
-      <w:pPr>
-        <w:shd w:fill="FFF7E6" w:color="auto" w:val="clear"/>
-        <w:spacing w:after="40"/>
-        <w:ind w:left="240"/>
-      </w:pPr>
-      <w:r>
-        <w:rPr>
-          <w:b/>
-          <w:bCs/>
-        </w:rPr>
-        <w:t xml:space="preserve">Dato para recordar:</w:t>
-      </w:r>
-      <w:r>
-        <w:t xml:space="preserve"> Exposición −2 a +1 EV, dominante ±10-25 %, JPEG 75-95.</w:t>
-      </w:r>
-    </w:p>
-    <w:p>
-      <w:pPr>
-        <w:shd w:fill="EEF3FA" w:color="auto" w:val="clear"/>
-        <w:spacing w:after="120"/>
-        <w:ind w:left="240"/>
-      </w:pPr>
-      <w:r>
-        <w:rPr>
-          <w:b/>
-          <w:bCs/>
-        </w:rPr>
-        <w:t xml:space="preserve">Dónde está:</w:t>
-      </w:r>
-      <w:r>
-        <w:t xml:space="preserve"> </w:t>
+        <w:t xml:space="preserve">scripts/train_diagnosis.py</w:t>
+      </w:r>
+      <w:r>
+        <w:t xml:space="preserve"> 106; </w:t>
       </w:r>
       <w:r>
         <w:rPr>
@@ -20387,10 +21861,10 @@
           <w:sz w:val="19"/>
           <w:szCs w:val="19"/>
         </w:rPr>
-        <w:t xml:space="preserve">scripts/train_diagnosis.py</w:t>
-      </w:r>
-      <w:r>
-        <w:t xml:space="preserve"> 35-62.</w:t>
+        <w:t xml:space="preserve">imageenhance/diagnosis.py</w:t>
+      </w:r>
+      <w:r>
+        <w:t xml:space="preserve"> 94-95.</w:t>
       </w:r>
     </w:p>
     <w:p>
@@ -20404,7 +21878,7 @@
           <w:bCs/>
           <w:color w:val="1F3864"/>
         </w:rPr>
-        <w:t xml:space="preserve">32. El umbral de 0,5 del MLP, ¿lo ajustaron?</w:t>
+        <w:t xml:space="preserve">32. ¿Cómo saben que el MLP vale la pena y no bastaba un umbral?</w:t>
       </w:r>
     </w:p>
     <w:p>
@@ -20413,7 +21887,7 @@
         <w:ind w:left="240"/>
       </w:pPr>
       <w:r>
-        <w:t xml:space="preserve">No, usamos 0,5. Con clases balanceadas (cada problema aparece más o menos en la mitad de las muestras) es un punto razonable, pero se podría elegir un umbral por problema en validación según qué error cuesta más. Por ejemplo, un falso "hay ruido" cuesta poco, porque la CNN apenas cambia una foto limpia (unos 37 dB), mientras que no ver el ruido sí se nota.</w:t>
+        <w:t xml:space="preserve">Lo comparamos con una línea base: para cada problema, buscamos la mejor característica sola con el mejor umbral en entrenamiento. Si el MLP no le ganara, no valdría la pena. Le gana en los tres problemas, y sobre todo al acertar los tres a la vez, porque las medidas se confunden entre sí: la textura parece ruido y el desenfoque esconde el ruido.</w:t>
       </w:r>
     </w:p>
     <w:p>
@@ -20430,7 +21904,7 @@
         <w:t xml:space="preserve">Dato para recordar:</w:t>
       </w:r>
       <w:r>
-        <w:t xml:space="preserve"> Cada problema aparece con probabilidad 0,5 al generar los datos.</w:t>
+        <w:t xml:space="preserve"> Los tres correctos a la vez: MLP 81,6 % contra umbral simple 64 %.</w:t>
       </w:r>
     </w:p>
     <w:p>
@@ -20456,10 +21930,10 @@
           <w:sz w:val="19"/>
           <w:szCs w:val="19"/>
         </w:rPr>
-        <w:t xml:space="preserve">imageenhance/diagnosis.py</w:t>
-      </w:r>
-      <w:r>
-        <w:t xml:space="preserve"> 100; </w:t>
+        <w:t xml:space="preserve">scripts/train_diagnosis.py</w:t>
+      </w:r>
+      <w:r>
+        <w:t xml:space="preserve"> 78-93 (línea base) y 130; </w:t>
       </w:r>
       <w:r>
         <w:rPr>
@@ -20468,10 +21942,10 @@
           <w:sz w:val="19"/>
           <w:szCs w:val="19"/>
         </w:rPr>
-        <w:t xml:space="preserve">scripts/train_diagnosis.py</w:t>
-      </w:r>
-      <w:r>
-        <w:t xml:space="preserve"> 35-62.</w:t>
+        <w:t xml:space="preserve">results/diagnosis/metrics.json</w:t>
+      </w:r>
+      <w:r>
+        <w:t xml:space="preserve">.</w:t>
       </w:r>
     </w:p>
     <w:p>
@@ -20485,7 +21959,7 @@
           <w:bCs/>
           <w:color w:val="1F3864"/>
         </w:rPr>
-        <w:t xml:space="preserve">33. ¿Por qué la luz y el contraste van con reglas y no con un modelo entrenado?</w:t>
+        <w:t xml:space="preserve">33. ¿Qué son los "distractores" del entrenamiento del MLP?</w:t>
       </w:r>
     </w:p>
     <w:p>
@@ -20494,16 +21968,7 @@
         <w:ind w:left="240"/>
       </w:pPr>
       <w:r>
-        <w:t xml:space="preserve">Porque para entrenar necesitamos pares de "foto → la misma foto bien corregida", y no los teníamos. Las reglas miden el histograma y tienen umbrales elegidos en validación. Nos dimos cuenta de que esto es justo lo que hace que, a veces, el ajuste manual se vea mejor: las reglas corrigen defectos, no embellecen.</w:t>
-      </w:r>
-    </w:p>
-    <w:p>
-      <w:pPr>
-        <w:spacing w:after="80" w:line="276"/>
-        <w:ind w:left="240"/>
-      </w:pPr>
-      <w:r>
-        <w:t xml:space="preserve">Con más tiempo usaríamos MIT-Adobe FiveK, 5.000 fotos retocadas por expertos, para entrenar un modelo que prediga ajustes globales. Está en el trabajo futuro.</w:t>
+        <w:t xml:space="preserve">Son cambios que le aplicamos a las fotos pero que no son la clase: exposición, dominantes de color y JPEG de buena calidad. La primera versión nunca los había visto y cualquier cosa rara la llamaba "ruido"; confundió una dominante con ruido en 49 de 200 fotos. Al mostrarle esos casos sin etiqueta, aprendió a no confundirlos.</w:t>
       </w:r>
     </w:p>
     <w:p>
@@ -20520,7 +21985,7 @@
         <w:t xml:space="preserve">Dato para recordar:</w:t>
       </w:r>
       <w:r>
-        <w:t xml:space="preserve"> Oscura si p99 &lt; 0,6; sobreexpuesta si p1 &gt; 0,25; poco contraste si el rango &lt; 0,45.</w:t>
+        <w:t xml:space="preserve"> Exposición −2 a +1 EV, dominante ±10-25 %, JPEG 75-95.</w:t>
       </w:r>
     </w:p>
     <w:p>
@@ -20546,10 +22011,10 @@
           <w:sz w:val="19"/>
           <w:szCs w:val="19"/>
         </w:rPr>
-        <w:t xml:space="preserve">imageenhance/diagnosis.py</w:t>
-      </w:r>
-      <w:r>
-        <w:t xml:space="preserve"> 27-33 y 66-70.</w:t>
+        <w:t xml:space="preserve">scripts/train_diagnosis.py</w:t>
+      </w:r>
+      <w:r>
+        <w:t xml:space="preserve"> 35-62.</w:t>
       </w:r>
     </w:p>
     <w:p>
@@ -20563,7 +22028,7 @@
           <w:bCs/>
           <w:color w:val="1F3864"/>
         </w:rPr>
-        <w:t xml:space="preserve">34. ¿Cómo eligieron los umbrales de tono?</w:t>
+        <w:t xml:space="preserve">34. El umbral de 0,5 del MLP, ¿lo ajustaron?</w:t>
       </w:r>
     </w:p>
     <w:p>
@@ -20572,7 +22037,7 @@
         <w:ind w:left="240"/>
       </w:pPr>
       <w:r>
-        <w:t xml:space="preserve">En validación, con 100 fotos: buscamos detectar todas las fotos subexpuestas −2 EV sin disparar demasiado en fotos buenas. Primero usábamos el brillo medio, y eso arruinaba escenas nocturnas bien tomadas. Cambiamos al rango del histograma: una escena nocturna tiene luces que llegan al blanco; una foto subexpuesta no.</w:t>
+        <w:t xml:space="preserve">No, usamos 0,5. Con clases balanceadas (cada problema aparece más o menos en la mitad de las muestras) es un punto razonable, pero se podría elegir un umbral por problema en validación según qué error cuesta más. Por ejemplo, un falso "hay ruido" cuesta poco, porque la CNN apenas cambia una foto limpia (unos 37 dB), mientras que no ver el ruido sí se nota.</w:t>
       </w:r>
     </w:p>
     <w:p>
@@ -20589,7 +22054,7 @@
         <w:t xml:space="preserve">Dato para recordar:</w:t>
       </w:r>
       <w:r>
-        <w:t xml:space="preserve"> Detecta el 100 % de las fotos a −2 EV (antes 86 %) con 8 falsas alarmas de 100.</w:t>
+        <w:t xml:space="preserve"> Cada problema aparece con probabilidad 0,5 al generar los datos.</w:t>
       </w:r>
     </w:p>
     <w:p>
@@ -20618,73 +22083,7 @@
         <w:t xml:space="preserve">imageenhance/diagnosis.py</w:t>
       </w:r>
       <w:r>
-        <w:t xml:space="preserve"> 27-33.</w:t>
-      </w:r>
-    </w:p>
-    <w:p>
-      <w:pPr>
-        <w:keepNext/>
-        <w:spacing w:after="60" w:before="200"/>
-      </w:pPr>
-      <w:r>
-        <w:rPr>
-          <w:b/>
-          <w:bCs/>
-          <w:color w:val="1F3864"/>
-        </w:rPr>
-        <w:t xml:space="preserve">35. ¿Por qué el color no se corrige solo?</w:t>
-      </w:r>
-    </w:p>
-    <w:p>
-      <w:pPr>
-        <w:spacing w:after="80" w:line="276"/>
-        <w:ind w:left="240"/>
-      </w:pPr>
-      <w:r>
-        <w:t xml:space="preserve">Porque medimos que no se puede hacer bien sin la foto original. El detector que elegimos en BSDS tenía 5 % de falsas alarmas, pero en fotos modernas (DIV2K) se equivocaba en 33 de 100: girasoles, atardeceres, un edificio de noche con luces cálidas. Probamos un detector aprendido que es mucho mejor en los números, y aun así con dos fotos reales dijo lo contrario de lo correcto.</w:t>
-      </w:r>
-    </w:p>
-    <w:p>
-      <w:pPr>
-        <w:spacing w:after="80" w:line="276"/>
-        <w:ind w:left="240"/>
-      </w:pPr>
-      <w:r>
-        <w:t xml:space="preserve">El color "correcto" depende de la intención: la luz cálida de un farol es ambiente, la de un bombillo en una foto de interior es un defecto. Por eso la app avisa y ofrece una casilla para neutralizar. Decide quien conoce la escena.</w:t>
-      </w:r>
-    </w:p>
-    <w:p>
-      <w:pPr>
-        <w:shd w:fill="FFF7E6" w:color="auto" w:val="clear"/>
-        <w:spacing w:after="40"/>
-        <w:ind w:left="240"/>
-      </w:pPr>
-      <w:r>
-        <w:rPr>
-          <w:b/>
-          <w:bCs/>
-        </w:rPr>
-        <w:t xml:space="preserve">Dato para recordar:</w:t>
-      </w:r>
-      <w:r>
-        <w:t xml:space="preserve"> DIV2K: 33 % de falsas alarmas con el umbral 0,18; con 0,5 baja a 6 % pero detecta solo el 2 %.</w:t>
-      </w:r>
-    </w:p>
-    <w:p>
-      <w:pPr>
-        <w:shd w:fill="EEF3FA" w:color="auto" w:val="clear"/>
-        <w:spacing w:after="120"/>
-        <w:ind w:left="240"/>
-      </w:pPr>
-      <w:r>
-        <w:rPr>
-          <w:b/>
-          <w:bCs/>
-        </w:rPr>
-        <w:t xml:space="preserve">Dónde está:</w:t>
-      </w:r>
-      <w:r>
-        <w:t xml:space="preserve"> </w:t>
+        <w:t xml:space="preserve"> 100; </w:t>
       </w:r>
       <w:r>
         <w:rPr>
@@ -20693,10 +22092,96 @@
           <w:sz w:val="19"/>
           <w:szCs w:val="19"/>
         </w:rPr>
-        <w:t xml:space="preserve">imageenhance/pipeline.py</w:t>
-      </w:r>
-      <w:r>
-        <w:t xml:space="preserve"> 42-50; </w:t>
+        <w:t xml:space="preserve">scripts/train_diagnosis.py</w:t>
+      </w:r>
+      <w:r>
+        <w:t xml:space="preserve"> 35-62.</w:t>
+      </w:r>
+    </w:p>
+    <w:p>
+      <w:pPr>
+        <w:keepNext/>
+        <w:spacing w:after="60" w:before="200"/>
+      </w:pPr>
+      <w:r>
+        <w:rPr>
+          <w:b/>
+          <w:bCs/>
+          <w:color w:val="1F3864"/>
+        </w:rPr>
+        <w:t xml:space="preserve">35. ¿Por qué hay reglas de luz y contraste Y un modelo de retoque? ¿No sobra uno?</w:t>
+      </w:r>
+    </w:p>
+    <w:p>
+      <w:pPr>
+        <w:spacing w:after="80" w:line="276"/>
+        <w:ind w:left="240"/>
+      </w:pPr>
+      <w:r>
+        <w:t xml:space="preserve">Tienen objetivos distintos. Las reglas corrigen un </w:t>
+      </w:r>
+      <w:r>
+        <w:rPr>
+          <w:b/>
+          <w:bCs/>
+        </w:rPr>
+        <w:t xml:space="preserve">defecto medible</w:t>
+      </w:r>
+      <w:r>
+        <w:t xml:space="preserve"> contra la foto limpia (una foto subexpuesta −2 EV), y se usan en el modo experimento, donde medimos restauración con PSNR. El retoque aprendido hace algo </w:t>
+      </w:r>
+      <w:r>
+        <w:rPr>
+          <w:b/>
+          <w:bCs/>
+        </w:rPr>
+        <w:t xml:space="preserve">estético</w:t>
+      </w:r>
+      <w:r>
+        <w:t xml:space="preserve">: dejar la foto como la dejaría un fotógrafo, y se mide contra ese fotógrafo.</w:t>
+      </w:r>
+    </w:p>
+    <w:p>
+      <w:pPr>
+        <w:spacing w:after="80" w:line="276"/>
+        <w:ind w:left="240"/>
+      </w:pPr>
+      <w:r>
+        <w:t xml:space="preserve">Empezamos solo con reglas porque no teníamos pares "foto → foto retocada". Vimos que el ajuste manual se veía mejor que el automático, y ahí entrenamos con FiveK. En fotos reales el retoque reemplaza a las reglas.</w:t>
+      </w:r>
+    </w:p>
+    <w:p>
+      <w:pPr>
+        <w:shd w:fill="FFF7E6" w:color="auto" w:val="clear"/>
+        <w:spacing w:after="40"/>
+        <w:ind w:left="240"/>
+      </w:pPr>
+      <w:r>
+        <w:rPr>
+          <w:b/>
+          <w:bCs/>
+        </w:rPr>
+        <w:t xml:space="preserve">Dato para recordar:</w:t>
+      </w:r>
+      <w:r>
+        <w:t xml:space="preserve"> Contra el experto C: reglas 19,90 dB, retoque aprendido 24,47 dB (498 fotos de prueba).</w:t>
+      </w:r>
+    </w:p>
+    <w:p>
+      <w:pPr>
+        <w:shd w:fill="EEF3FA" w:color="auto" w:val="clear"/>
+        <w:spacing w:after="120"/>
+        <w:ind w:left="240"/>
+      </w:pPr>
+      <w:r>
+        <w:rPr>
+          <w:b/>
+          <w:bCs/>
+        </w:rPr>
+        <w:t xml:space="preserve">Dónde está:</w:t>
+      </w:r>
+      <w:r>
+        <w:t xml:space="preserve"> </w:t>
       </w:r>
       <w:r>
         <w:rPr>
@@ -20705,67 +22190,10 @@
           <w:sz w:val="19"/>
           <w:szCs w:val="19"/>
         </w:rPr>
-        <w:t xml:space="preserve">app.py</w:t>
-      </w:r>
-      <w:r>
-        <w:t xml:space="preserve"> 161-166.</w:t>
-      </w:r>
-    </w:p>
-    <w:p>
-      <w:pPr>
-        <w:keepNext/>
-        <w:spacing w:after="60" w:before="200"/>
-      </w:pPr>
-      <w:r>
-        <w:rPr>
-          <w:b/>
-          <w:bCs/>
-          <w:color w:val="1F3864"/>
-        </w:rPr>
-        <w:t xml:space="preserve">36. ¿Por qué ese orden de pasos?</w:t>
-      </w:r>
-    </w:p>
-    <w:p>
-      <w:pPr>
-        <w:spacing w:after="80" w:line="276"/>
-        <w:ind w:left="240"/>
-      </w:pPr>
-      <w:r>
-        <w:t xml:space="preserve">Porque aclarar, contrastar o dar nitidez amplifican el ruido; entonces el ruido va primero. Después el detalle, que trabaja mejor sin grano. Al final los ajustes globales, y dentro de ellos primero niveles y después gamma, porque al revés la gamma levanta los negros y deja un velo gris. Además, la gamma y el color vuelven a medir la foto antes de actuar.</w:t>
-      </w:r>
-    </w:p>
-    <w:p>
-      <w:pPr>
-        <w:shd w:fill="FFF7E6" w:color="auto" w:val="clear"/>
-        <w:spacing w:after="40"/>
-        <w:ind w:left="240"/>
-      </w:pPr>
-      <w:r>
-        <w:rPr>
-          <w:b/>
-          <w:bCs/>
-        </w:rPr>
-        <w:t xml:space="preserve">Dato para recordar:</w:t>
-      </w:r>
-      <w:r>
-        <w:t xml:space="preserve"> Orden: ruido → detalle → contraste → luz → color → nitidez → ampliar.</w:t>
-      </w:r>
-    </w:p>
-    <w:p>
-      <w:pPr>
-        <w:shd w:fill="EEF3FA" w:color="auto" w:val="clear"/>
-        <w:spacing w:after="120"/>
-        <w:ind w:left="240"/>
-      </w:pPr>
-      <w:r>
-        <w:rPr>
-          <w:b/>
-          <w:bCs/>
-        </w:rPr>
-        <w:t xml:space="preserve">Dónde está:</w:t>
-      </w:r>
-      <w:r>
-        <w:t xml:space="preserve"> </w:t>
+        <w:t xml:space="preserve">imageenhance/diagnosis.py</w:t>
+      </w:r>
+      <w:r>
+        <w:t xml:space="preserve"> 27-33 y 66-70; </w:t>
       </w:r>
       <w:r>
         <w:rPr>
@@ -20777,7 +22205,64 @@
         <w:t xml:space="preserve">imageenhance/pipeline.py</w:t>
       </w:r>
       <w:r>
-        <w:t xml:space="preserve"> 28 (</w:t>
+        <w:t xml:space="preserve"> 43-53.</w:t>
+      </w:r>
+    </w:p>
+    <w:p>
+      <w:pPr>
+        <w:keepNext/>
+        <w:spacing w:after="60" w:before="200"/>
+      </w:pPr>
+      <w:r>
+        <w:rPr>
+          <w:b/>
+          <w:bCs/>
+          <w:color w:val="1F3864"/>
+        </w:rPr>
+        <w:t xml:space="preserve">36. ¿Cómo eligieron los umbrales de tono?</w:t>
+      </w:r>
+    </w:p>
+    <w:p>
+      <w:pPr>
+        <w:spacing w:after="80" w:line="276"/>
+        <w:ind w:left="240"/>
+      </w:pPr>
+      <w:r>
+        <w:t xml:space="preserve">En validación, con 100 fotos: buscamos detectar todas las fotos subexpuestas −2 EV sin disparar demasiado en fotos buenas. Primero usábamos el brillo medio, y eso arruinaba escenas nocturnas bien tomadas. Cambiamos al rango del histograma: una escena nocturna tiene luces que llegan al blanco; una foto subexpuesta no.</w:t>
+      </w:r>
+    </w:p>
+    <w:p>
+      <w:pPr>
+        <w:shd w:fill="FFF7E6" w:color="auto" w:val="clear"/>
+        <w:spacing w:after="40"/>
+        <w:ind w:left="240"/>
+      </w:pPr>
+      <w:r>
+        <w:rPr>
+          <w:b/>
+          <w:bCs/>
+        </w:rPr>
+        <w:t xml:space="preserve">Dato para recordar:</w:t>
+      </w:r>
+      <w:r>
+        <w:t xml:space="preserve"> Detecta el 100 % de las fotos a −2 EV (antes 86 %) con 8 falsas alarmas de 100.</w:t>
+      </w:r>
+    </w:p>
+    <w:p>
+      <w:pPr>
+        <w:shd w:fill="EEF3FA" w:color="auto" w:val="clear"/>
+        <w:spacing w:after="120"/>
+        <w:ind w:left="240"/>
+      </w:pPr>
+      <w:r>
+        <w:rPr>
+          <w:b/>
+          <w:bCs/>
+        </w:rPr>
+        <w:t xml:space="preserve">Dónde está:</w:t>
+      </w:r>
+      <w:r>
+        <w:t xml:space="preserve"> </w:t>
       </w:r>
       <w:r>
         <w:rPr>
@@ -20786,10 +22271,76 @@
           <w:sz w:val="19"/>
           <w:szCs w:val="19"/>
         </w:rPr>
-        <w:t xml:space="preserve">ORDEN</w:t>
-      </w:r>
-      <w:r>
-        <w:t xml:space="preserve">), 68-74 (vuelve a medir) y 100-106 (</w:t>
+        <w:t xml:space="preserve">imageenhance/diagnosis.py</w:t>
+      </w:r>
+      <w:r>
+        <w:t xml:space="preserve"> 27-33.</w:t>
+      </w:r>
+    </w:p>
+    <w:p>
+      <w:pPr>
+        <w:keepNext/>
+        <w:spacing w:after="60" w:before="200"/>
+      </w:pPr>
+      <w:r>
+        <w:rPr>
+          <w:b/>
+          <w:bCs/>
+          <w:color w:val="1F3864"/>
+        </w:rPr>
+        <w:t xml:space="preserve">37. ¿Cómo resolvieron el color?</w:t>
+      </w:r>
+    </w:p>
+    <w:p>
+      <w:pPr>
+        <w:spacing w:after="80" w:line="276"/>
+        <w:ind w:left="240"/>
+      </w:pPr>
+      <w:r>
+        <w:t xml:space="preserve">En dos pasos, y el primero fue un fracaso útil. Un detector de dominantes con umbral no sirve: el que elegimos en BSDS tenía 5 % de falsas alarmas, pero en fotos modernas (DIV2K) se equivocaba en 33 de 100 (girasoles, atardeceres, un edificio de noche). Probamos también un detector aprendido con dominantes sintéticas, y con dos fotos reales dijo lo contrario de lo correcto: el problema es que el color "correcto" depende de la intención.</w:t>
+      </w:r>
+    </w:p>
+    <w:p>
+      <w:pPr>
+        <w:spacing w:after="80" w:line="276"/>
+        <w:ind w:left="240"/>
+      </w:pPr>
+      <w:r>
+        <w:t xml:space="preserve">La solución fue aprender la intención de un humano: el retoque entrenado con FiveK. Con la foto de interior neutralizó el bombillo y con la casa respetó la luz cálida de los faroles. Si alguien quiere forzar el balance de blancos clásico, queda la casilla "Es un defecto".</w:t>
+      </w:r>
+    </w:p>
+    <w:p>
+      <w:pPr>
+        <w:shd w:fill="FFF7E6" w:color="auto" w:val="clear"/>
+        <w:spacing w:after="40"/>
+        <w:ind w:left="240"/>
+      </w:pPr>
+      <w:r>
+        <w:rPr>
+          <w:b/>
+          <w:bCs/>
+        </w:rPr>
+        <w:t xml:space="preserve">Dato para recordar:</w:t>
+      </w:r>
+      <w:r>
+        <w:t xml:space="preserve"> DIV2K: 33 % de falsas alarmas con el umbral 0,18; el retoque aprendido mejora 449 de 498 fotos contra el experto.</w:t>
+      </w:r>
+    </w:p>
+    <w:p>
+      <w:pPr>
+        <w:shd w:fill="EEF3FA" w:color="auto" w:val="clear"/>
+        <w:spacing w:after="120"/>
+        <w:ind w:left="240"/>
+      </w:pPr>
+      <w:r>
+        <w:rPr>
+          <w:b/>
+          <w:bCs/>
+        </w:rPr>
+        <w:t xml:space="preserve">Dónde está:</w:t>
+      </w:r>
+      <w:r>
+        <w:t xml:space="preserve"> </w:t>
       </w:r>
       <w:r>
         <w:rPr>
@@ -20798,67 +22349,10 @@
           <w:sz w:val="19"/>
           <w:szCs w:val="19"/>
         </w:rPr>
-        <w:t xml:space="preserve">run</w:t>
-      </w:r>
-      <w:r>
-        <w:t xml:space="preserve">).</w:t>
-      </w:r>
-    </w:p>
-    <w:p>
-      <w:pPr>
-        <w:keepNext/>
-        <w:spacing w:after="60" w:before="200"/>
-      </w:pPr>
-      <w:r>
-        <w:rPr>
-          <w:b/>
-          <w:bCs/>
-          <w:color w:val="1F3864"/>
-        </w:rPr>
-        <w:t xml:space="preserve">37. ¿Qué pasa si el diagnóstico se equivoca?</w:t>
-      </w:r>
-    </w:p>
-    <w:p>
-      <w:pPr>
-        <w:spacing w:after="80" w:line="276"/>
-        <w:ind w:left="240"/>
-      </w:pPr>
-      <w:r>
-        <w:t xml:space="preserve">Depende del error. Un falso "hay ruido" cuesta poco: la CNN apenas cambia una foto limpia. Un falso "está oscura" cuesta más, y lo documentamos. Por eso medimos el sistema completo con fotos limpias: queremos saber cuántas deja intactas. Y la gamma y el color vuelven a medir antes de actuar, como segunda barrera.</w:t>
-      </w:r>
-    </w:p>
-    <w:p>
-      <w:pPr>
-        <w:shd w:fill="FFF7E6" w:color="auto" w:val="clear"/>
-        <w:spacing w:after="40"/>
-        <w:ind w:left="240"/>
-      </w:pPr>
-      <w:r>
-        <w:rPr>
-          <w:b/>
-          <w:bCs/>
-        </w:rPr>
-        <w:t xml:space="preserve">Dato para recordar:</w:t>
-      </w:r>
-      <w:r>
-        <w:t xml:space="preserve"> Fotos limpias intactas: 167 de 200 (antes 155, con el color automático).</w:t>
-      </w:r>
-    </w:p>
-    <w:p>
-      <w:pPr>
-        <w:shd w:fill="EEF3FA" w:color="auto" w:val="clear"/>
-        <w:spacing w:after="120"/>
-        <w:ind w:left="240"/>
-      </w:pPr>
-      <w:r>
-        <w:rPr>
-          <w:b/>
-          <w:bCs/>
-        </w:rPr>
-        <w:t xml:space="preserve">Dónde está:</w:t>
-      </w:r>
-      <w:r>
-        <w:t xml:space="preserve"> </w:t>
+        <w:t xml:space="preserve">imageenhance/retouch.py</w:t>
+      </w:r>
+      <w:r>
+        <w:t xml:space="preserve"> 37-49; </w:t>
       </w:r>
       <w:r>
         <w:rPr>
@@ -20867,10 +22361,67 @@
           <w:sz w:val="19"/>
           <w:szCs w:val="19"/>
         </w:rPr>
-        <w:t xml:space="preserve">scripts/evaluate_system.py</w:t>
-      </w:r>
-      <w:r>
-        <w:t xml:space="preserve"> 37-47 (condiciones); </w:t>
+        <w:t xml:space="preserve">app.py</w:t>
+      </w:r>
+      <w:r>
+        <w:t xml:space="preserve"> 165-175.</w:t>
+      </w:r>
+    </w:p>
+    <w:p>
+      <w:pPr>
+        <w:keepNext/>
+        <w:spacing w:after="60" w:before="200"/>
+      </w:pPr>
+      <w:r>
+        <w:rPr>
+          <w:b/>
+          <w:bCs/>
+          <w:color w:val="1F3864"/>
+        </w:rPr>
+        <w:t xml:space="preserve">38. ¿Por qué ese orden de pasos?</w:t>
+      </w:r>
+    </w:p>
+    <w:p>
+      <w:pPr>
+        <w:spacing w:after="80" w:line="276"/>
+        <w:ind w:left="240"/>
+      </w:pPr>
+      <w:r>
+        <w:t xml:space="preserve">Porque aclarar, contrastar o dar nitidez amplifican el ruido; entonces el ruido va primero. Después el detalle, que trabaja mejor sin grano. Al final los ajustes globales, y dentro de ellos primero niveles y después gamma, porque al revés la gamma levanta los negros y deja un velo gris. Además, la gamma y el color vuelven a medir la foto antes de actuar.</w:t>
+      </w:r>
+    </w:p>
+    <w:p>
+      <w:pPr>
+        <w:shd w:fill="FFF7E6" w:color="auto" w:val="clear"/>
+        <w:spacing w:after="40"/>
+        <w:ind w:left="240"/>
+      </w:pPr>
+      <w:r>
+        <w:rPr>
+          <w:b/>
+          <w:bCs/>
+        </w:rPr>
+        <w:t xml:space="preserve">Dato para recordar:</w:t>
+      </w:r>
+      <w:r>
+        <w:t xml:space="preserve"> Orden: ruido → detalle → contraste → luz → color → nitidez → ampliar.</w:t>
+      </w:r>
+    </w:p>
+    <w:p>
+      <w:pPr>
+        <w:shd w:fill="EEF3FA" w:color="auto" w:val="clear"/>
+        <w:spacing w:after="120"/>
+        <w:ind w:left="240"/>
+      </w:pPr>
+      <w:r>
+        <w:rPr>
+          <w:b/>
+          <w:bCs/>
+        </w:rPr>
+        <w:t xml:space="preserve">Dónde está:</w:t>
+      </w:r>
+      <w:r>
+        <w:t xml:space="preserve"> </w:t>
       </w:r>
       <w:r>
         <w:rPr>
@@ -20882,38 +22433,7 @@
         <w:t xml:space="preserve">imageenhance/pipeline.py</w:t>
       </w:r>
       <w:r>
-        <w:t xml:space="preserve"> 68-74.</w:t>
-      </w:r>
-    </w:p>
-    <w:p>
-      <w:pPr>
-        <w:pStyle w:val="Heading2"/>
-      </w:pPr>
-      <w:r>
-        <w:t xml:space="preserve">Bloque D — Esteban Monroy: procesamiento clásico, interfaz, modelo externo e ingeniería</w:t>
-      </w:r>
-    </w:p>
-    <w:p>
-      <w:pPr>
-        <w:keepNext/>
-        <w:spacing w:after="60" w:before="200"/>
-      </w:pPr>
-      <w:r>
-        <w:rPr>
-          <w:b/>
-          <w:bCs/>
-          <w:color w:val="1F3864"/>
-        </w:rPr>
-        <w:t xml:space="preserve">38. ¿Qué hace la convolución que escribieron? ¿Es igual a la de PyTorch?</w:t>
-      </w:r>
-    </w:p>
-    <w:p>
-      <w:pPr>
-        <w:spacing w:after="80" w:line="276"/>
-        <w:ind w:left="240"/>
-      </w:pPr>
-      <w:r>
-        <w:t xml:space="preserve">Recorre la imagen y, en cada píxel, multiplica la vecindad por el kernel y suma: una suma ponderada, como en el taller 04. La escribimos en NumPy, con relleno de espejo, para entender lo que hace cada capa de la CNN. Tenemos un test que comprueba que da el mismo resultado que </w:t>
+        <w:t xml:space="preserve"> 29 (</w:t>
       </w:r>
       <w:r>
         <w:rPr>
@@ -20922,44 +22442,10 @@
           <w:sz w:val="19"/>
           <w:szCs w:val="19"/>
         </w:rPr>
-        <w:t xml:space="preserve">nn.Conv2d</w:t>
-      </w:r>
-      <w:r>
-        <w:t xml:space="preserve"> de PyTorch con los mismos pesos.</w:t>
-      </w:r>
-    </w:p>
-    <w:p>
-      <w:pPr>
-        <w:shd w:fill="FFF7E6" w:color="auto" w:val="clear"/>
-        <w:spacing w:after="40"/>
-        <w:ind w:left="240"/>
-      </w:pPr>
-      <w:r>
-        <w:rPr>
-          <w:b/>
-          <w:bCs/>
-        </w:rPr>
-        <w:t xml:space="preserve">Dato para recordar:</w:t>
-      </w:r>
-      <w:r>
-        <w:t xml:space="preserve"> La CNN es una pila de estas convoluciones con ReLU en medio.</w:t>
-      </w:r>
-    </w:p>
-    <w:p>
-      <w:pPr>
-        <w:shd w:fill="EEF3FA" w:color="auto" w:val="clear"/>
-        <w:spacing w:after="120"/>
-        <w:ind w:left="240"/>
-      </w:pPr>
-      <w:r>
-        <w:rPr>
-          <w:b/>
-          <w:bCs/>
-        </w:rPr>
-        <w:t xml:space="preserve">Dónde está:</w:t>
-      </w:r>
-      <w:r>
-        <w:t xml:space="preserve"> </w:t>
+        <w:t xml:space="preserve">ORDEN</w:t>
+      </w:r>
+      <w:r>
+        <w:t xml:space="preserve">), 71-77 (vuelve a medir) y 105-111 (</w:t>
       </w:r>
       <w:r>
         <w:rPr>
@@ -20968,10 +22454,67 @@
           <w:sz w:val="19"/>
           <w:szCs w:val="19"/>
         </w:rPr>
-        <w:t xml:space="preserve">imageenhance/classic.py</w:t>
-      </w:r>
-      <w:r>
-        <w:t xml:space="preserve"> 17-34; </w:t>
+        <w:t xml:space="preserve">run</w:t>
+      </w:r>
+      <w:r>
+        <w:t xml:space="preserve">).</w:t>
+      </w:r>
+    </w:p>
+    <w:p>
+      <w:pPr>
+        <w:keepNext/>
+        <w:spacing w:after="60" w:before="200"/>
+      </w:pPr>
+      <w:r>
+        <w:rPr>
+          <w:b/>
+          <w:bCs/>
+          <w:color w:val="1F3864"/>
+        </w:rPr>
+        <w:t xml:space="preserve">39. ¿Qué pasa si el diagnóstico se equivoca?</w:t>
+      </w:r>
+    </w:p>
+    <w:p>
+      <w:pPr>
+        <w:spacing w:after="80" w:line="276"/>
+        <w:ind w:left="240"/>
+      </w:pPr>
+      <w:r>
+        <w:t xml:space="preserve">Depende del error. Un falso "hay ruido" cuesta poco: la CNN apenas cambia una foto limpia. Un falso "está oscura" cuesta más, y lo documentamos. Por eso medimos el sistema completo con fotos limpias: queremos saber cuántas deja intactas. Y la gamma y el color vuelven a medir antes de actuar, como segunda barrera.</w:t>
+      </w:r>
+    </w:p>
+    <w:p>
+      <w:pPr>
+        <w:shd w:fill="FFF7E6" w:color="auto" w:val="clear"/>
+        <w:spacing w:after="40"/>
+        <w:ind w:left="240"/>
+      </w:pPr>
+      <w:r>
+        <w:rPr>
+          <w:b/>
+          <w:bCs/>
+        </w:rPr>
+        <w:t xml:space="preserve">Dato para recordar:</w:t>
+      </w:r>
+      <w:r>
+        <w:t xml:space="preserve"> Fotos limpias intactas: 167 de 200 (antes 155, con el color automático).</w:t>
+      </w:r>
+    </w:p>
+    <w:p>
+      <w:pPr>
+        <w:shd w:fill="EEF3FA" w:color="auto" w:val="clear"/>
+        <w:spacing w:after="120"/>
+        <w:ind w:left="240"/>
+      </w:pPr>
+      <w:r>
+        <w:rPr>
+          <w:b/>
+          <w:bCs/>
+        </w:rPr>
+        <w:t xml:space="preserve">Dónde está:</w:t>
+      </w:r>
+      <w:r>
+        <w:t xml:space="preserve"> </w:t>
       </w:r>
       <w:r>
         <w:rPr>
@@ -20980,67 +22523,10 @@
           <w:sz w:val="19"/>
           <w:szCs w:val="19"/>
         </w:rPr>
-        <w:t xml:space="preserve">tests/test_model.py</w:t>
-      </w:r>
-      <w:r>
-        <w:t xml:space="preserve"> 13-20.</w:t>
-      </w:r>
-    </w:p>
-    <w:p>
-      <w:pPr>
-        <w:keepNext/>
-        <w:spacing w:after="60" w:before="200"/>
-      </w:pPr>
-      <w:r>
-        <w:rPr>
-          <w:b/>
-          <w:bCs/>
-          <w:color w:val="1F3864"/>
-        </w:rPr>
-        <w:t xml:space="preserve">39. ¿Cuándo gana la mediana y por qué?</w:t>
-      </w:r>
-    </w:p>
-    <w:p>
-      <w:pPr>
-        <w:spacing w:after="80" w:line="276"/>
-        <w:ind w:left="240"/>
-      </w:pPr>
-      <w:r>
-        <w:t xml:space="preserve">Con ruido de sal y pimienta. La mediana ordena la vecindad y toma el valor del centro, así que un píxel blanco o negro aislado nunca queda en el medio y desaparece sin mezclarse. El gaussiano, en cambio, promedia y "embarra" ese punto. Nuestra CNN nunca vio sal y pimienta al entrenar, por eso pierde ahí.</w:t>
-      </w:r>
-    </w:p>
-    <w:p>
-      <w:pPr>
-        <w:shd w:fill="FFF7E6" w:color="auto" w:val="clear"/>
-        <w:spacing w:after="40"/>
-        <w:ind w:left="240"/>
-      </w:pPr>
-      <w:r>
-        <w:rPr>
-          <w:b/>
-          <w:bCs/>
-        </w:rPr>
-        <w:t xml:space="preserve">Dato para recordar:</w:t>
-      </w:r>
-      <w:r>
-        <w:t xml:space="preserve"> Sal y pimienta: mediana 28,88 dB; CNN v2 19,51.</w:t>
-      </w:r>
-    </w:p>
-    <w:p>
-      <w:pPr>
-        <w:shd w:fill="EEF3FA" w:color="auto" w:val="clear"/>
-        <w:spacing w:after="120"/>
-        <w:ind w:left="240"/>
-      </w:pPr>
-      <w:r>
-        <w:rPr>
-          <w:b/>
-          <w:bCs/>
-        </w:rPr>
-        <w:t xml:space="preserve">Dónde está:</w:t>
-      </w:r>
-      <w:r>
-        <w:t xml:space="preserve"> </w:t>
+        <w:t xml:space="preserve">scripts/evaluate_system.py</w:t>
+      </w:r>
+      <w:r>
+        <w:t xml:space="preserve"> 37-47 (condiciones); </w:t>
       </w:r>
       <w:r>
         <w:rPr>
@@ -21049,10 +22535,10 @@
           <w:sz w:val="19"/>
           <w:szCs w:val="19"/>
         </w:rPr>
-        <w:t xml:space="preserve">imageenhance/classic.py</w:t>
-      </w:r>
-      <w:r>
-        <w:t xml:space="preserve"> 56-64.</w:t>
+        <w:t xml:space="preserve">imageenhance/pipeline.py</w:t>
+      </w:r>
+      <w:r>
+        <w:t xml:space="preserve"> 71-77.</w:t>
       </w:r>
     </w:p>
     <w:p>
@@ -21066,7 +22552,7 @@
           <w:bCs/>
           <w:color w:val="1F3864"/>
         </w:rPr>
-        <w:t xml:space="preserve">40. ¿Qué es gray-edge?</w:t>
+        <w:t xml:space="preserve">40. ¿Qué es FiveK y cómo separaron los datos?</w:t>
       </w:r>
     </w:p>
     <w:p>
@@ -21075,7 +22561,26 @@
         <w:ind w:left="240"/>
       </w:pPr>
       <w:r>
-        <w:t xml:space="preserve">Es una forma de estimar el color de la luz. La idea (van de Weijer y otros, 2007) es que en una escena con luz neutra, los bordes, en promedio, son grises. Si la luz es amarilla, los bordes del canal rojo son más fuertes que los del azul. Medimos la fuerza de los bordes por canal con Sobel y la norma p = 6. Funciona mejor que el "mundo gris" porque un bosque verde no lo engaña tanto.</w:t>
+        <w:t xml:space="preserve">MIT-Adobe FiveK (Bychkovsky y otros, 2011) son 5.000 fotos de cámaras réflex, cada una retocada en Lightroom por cinco fotógrafos. Usamos la versión reducida a 480p y el retoque del </w:t>
+      </w:r>
+      <w:r>
+        <w:rPr>
+          <w:b/>
+          <w:bCs/>
+        </w:rPr>
+        <w:t xml:space="preserve">experto C</w:t>
+      </w:r>
+      <w:r>
+        <w:t xml:space="preserve">, que es el estándar en los papers. La licencia es solo para investigación, así que el dataset no está en el repositorio.</w:t>
+      </w:r>
+    </w:p>
+    <w:p>
+      <w:pPr>
+        <w:spacing w:after="80" w:line="276"/>
+        <w:ind w:left="240"/>
+      </w:pPr>
+      <w:r>
+        <w:t xml:space="preserve">Separamos por foto: la prueba es la lista oficial de 498 fotos del paper 3D-LUT, para que el resultado sea comparable, y del resto sacamos 500 al azar, con semilla fija, para validación.</w:t>
       </w:r>
     </w:p>
     <w:p>
@@ -21092,7 +22597,7 @@
         <w:t xml:space="preserve">Dato para recordar:</w:t>
       </w:r>
       <w:r>
-        <w:t xml:space="preserve"> AUC 0,96 contra 0,65 del mundo gris en validación BSDS.</w:t>
+        <w:t xml:space="preserve"> Entrenamiento 4.002, validación 500, prueba 498.</w:t>
       </w:r>
     </w:p>
     <w:p>
@@ -21118,67 +22623,10 @@
           <w:sz w:val="19"/>
           <w:szCs w:val="19"/>
         </w:rPr>
-        <w:t xml:space="preserve">imageenhance/enhance.py</w:t>
-      </w:r>
-      <w:r>
-        <w:t xml:space="preserve"> 46-64.</w:t>
-      </w:r>
-    </w:p>
-    <w:p>
-      <w:pPr>
-        <w:keepNext/>
-        <w:spacing w:after="60" w:before="200"/>
-      </w:pPr>
-      <w:r>
-        <w:rPr>
-          <w:b/>
-          <w:bCs/>
-          <w:color w:val="1F3864"/>
-        </w:rPr>
-        <w:t xml:space="preserve">41. ¿Qué hacen los niveles y la gamma?</w:t>
-      </w:r>
-    </w:p>
-    <w:p>
-      <w:pPr>
-        <w:spacing w:after="80" w:line="276"/>
-        <w:ind w:left="240"/>
-      </w:pPr>
-      <w:r>
-        <w:t xml:space="preserve">Los niveles son una transformación afín, A' = α·A + β: llevan el percentil 0,5 a negro y el 99,5 a blanco. Usamos percentiles para que unos pocos píxeles extremos no la anulen. La gamma es A' = A^γ, con γ elegido para que el brillo medio quede en 0,45; es no lineal, levanta las sombras sin quemar las luces.</w:t>
-      </w:r>
-    </w:p>
-    <w:p>
-      <w:pPr>
-        <w:shd w:fill="FFF7E6" w:color="auto" w:val="clear"/>
-        <w:spacing w:after="40"/>
-        <w:ind w:left="240"/>
-      </w:pPr>
-      <w:r>
-        <w:rPr>
-          <w:b/>
-          <w:bCs/>
-        </w:rPr>
-        <w:t xml:space="preserve">Dato para recordar:</w:t>
-      </w:r>
-      <w:r>
-        <w:t xml:space="preserve"> Van en ese orden; al revés aparece un velo gris.</w:t>
-      </w:r>
-    </w:p>
-    <w:p>
-      <w:pPr>
-        <w:shd w:fill="EEF3FA" w:color="auto" w:val="clear"/>
-        <w:spacing w:after="120"/>
-        <w:ind w:left="240"/>
-      </w:pPr>
-      <w:r>
-        <w:rPr>
-          <w:b/>
-          <w:bCs/>
-        </w:rPr>
-        <w:t xml:space="preserve">Dónde está:</w:t>
-      </w:r>
-      <w:r>
-        <w:t xml:space="preserve"> </w:t>
+        <w:t xml:space="preserve">scripts/prepare_fivek.py</w:t>
+      </w:r>
+      <w:r>
+        <w:t xml:space="preserve"> 49-73; </w:t>
       </w:r>
       <w:r>
         <w:rPr>
@@ -21187,10 +22635,10 @@
           <w:sz w:val="19"/>
           <w:szCs w:val="19"/>
         </w:rPr>
-        <w:t xml:space="preserve">imageenhance/enhance.py</w:t>
-      </w:r>
-      <w:r>
-        <w:t xml:space="preserve"> 14-22 (gamma) y 25-32 (niveles).</w:t>
+        <w:t xml:space="preserve">data/fivek_splits.json</w:t>
+      </w:r>
+      <w:r>
+        <w:t xml:space="preserve">.</w:t>
       </w:r>
     </w:p>
     <w:p>
@@ -21204,7 +22652,7 @@
           <w:bCs/>
           <w:color w:val="1F3864"/>
         </w:rPr>
-        <w:t xml:space="preserve">42. ¿Qué es Real-ESRGAN y por qué no está en el modo automático?</w:t>
+        <w:t xml:space="preserve">41. ¿No es trampa medir un retoque estético con PSNR?</w:t>
       </w:r>
     </w:p>
     <w:p>
@@ -21213,7 +22661,7 @@
         <w:ind w:left="240"/>
       </w:pPr>
       <w:r>
-        <w:t xml:space="preserve">Es un modelo de superresolución de Wang y otros (2021), licencia BSD-3. Es el único modelo que no entrenamos. Escribimos su arquitectura para poder explicarla, pero los pesos son de sus autores y se descargan aparte.</w:t>
+        <w:t xml:space="preserve">Sería trampa medirlo contra la foto original, porque cualquier retoque la "empeora". Por eso lo medimos contra lo que hizo un fotógrafo: si nuestra salida se parece más a su retoque, aprendió su criterio. Pasamos de 17,91 a 24,47 dB y mejora 449 de 498 fotos.</w:t>
       </w:r>
     </w:p>
     <w:p>
@@ -21222,7 +22670,7 @@
         <w:ind w:left="240"/>
       </w:pPr>
       <w:r>
-        <w:t xml:space="preserve">No está en automático porque es generativo: fue entrenado con una GAN y inventa texturas. Se ve nítido, pero no es fiel. En nuestra evaluación, nuestra CNN de detalle le gana en las 6 condiciones.</w:t>
+        <w:t xml:space="preserve">La limitación es que aprendió el gusto de una sola persona. Por eso es una casilla que se puede apagar, y en el modo experimento viene apagada para no mezclar retoque con restauración.</w:t>
       </w:r>
     </w:p>
     <w:p>
@@ -21239,7 +22687,7 @@
         <w:t xml:space="preserve">Dato para recordar:</w:t>
       </w:r>
       <w:r>
-        <w:t xml:space="preserve"> Celular: nuestra CNN 29,45 dB contra Real-ESRGAN 25,95.</w:t>
+        <w:t xml:space="preserve"> Nuestras reglas contra el mismo experto: 19,90 dB y mejoran solo 124 de 498 fotos.</w:t>
       </w:r>
     </w:p>
     <w:p>
@@ -21265,10 +22713,10 @@
           <w:sz w:val="19"/>
           <w:szCs w:val="19"/>
         </w:rPr>
-        <w:t xml:space="preserve">imageenhance/external.py</w:t>
-      </w:r>
-      <w:r>
-        <w:t xml:space="preserve"> 1-7 y 20-39; </w:t>
+        <w:t xml:space="preserve">scripts/train_retouch.py</w:t>
+      </w:r>
+      <w:r>
+        <w:t xml:space="preserve"> 91-114; </w:t>
       </w:r>
       <w:r>
         <w:rPr>
@@ -21277,10 +22725,18 @@
           <w:sz w:val="19"/>
           <w:szCs w:val="19"/>
         </w:rPr>
-        <w:t xml:space="preserve">scripts/download_models.py</w:t>
+        <w:t xml:space="preserve">results/retouch_fivek/test.md</w:t>
       </w:r>
       <w:r>
         <w:t xml:space="preserve">.</w:t>
+      </w:r>
+    </w:p>
+    <w:p>
+      <w:pPr>
+        <w:pStyle w:val="Heading2"/>
+      </w:pPr>
+      <w:r>
+        <w:t xml:space="preserve">Bloque D — Esteban Monroy: procesamiento clásico, interfaz, modelo externo e ingeniería</w:t>
       </w:r>
     </w:p>
     <w:p>
@@ -21294,7 +22750,7 @@
           <w:bCs/>
           <w:color w:val="1F3864"/>
         </w:rPr>
-        <w:t xml:space="preserve">43. ¿Cómo garantizan que no presentan un modelo ajeno como propio?</w:t>
+        <w:t xml:space="preserve">42. ¿Qué hace la convolución que escribieron? ¿Es igual a la de PyTorch?</w:t>
       </w:r>
     </w:p>
     <w:p>
@@ -21303,7 +22759,7 @@
         <w:ind w:left="240"/>
       </w:pPr>
       <w:r>
-        <w:t xml:space="preserve">Tres cosas. Los pesos externos van en </w:t>
+        <w:t xml:space="preserve">Recorre la imagen y, en cada píxel, multiplica la vecindad por el kernel y suma: una suma ponderada, como en el taller 04. La escribimos en NumPy, con relleno de espejo, para entender lo que hace cada capa de la CNN. Tenemos un test que comprueba que da el mismo resultado que </w:t>
       </w:r>
       <w:r>
         <w:rPr>
@@ -21312,10 +22768,10 @@
           <w:sz w:val="19"/>
           <w:szCs w:val="19"/>
         </w:rPr>
-        <w:t xml:space="preserve">models/external/</w:t>
-      </w:r>
-      <w:r>
-        <w:t xml:space="preserve">, que está excluido de Git: el repositorio no los contiene. En la app, todo lo externo dice "externo" y, si es generativo, "generativo". Y cada paso del resultado muestra su origen: "Nuestra CNN (entrenada por nosotros)", "Clásico" o "Externo".</w:t>
+        <w:t xml:space="preserve">nn.Conv2d</w:t>
+      </w:r>
+      <w:r>
+        <w:t xml:space="preserve"> de PyTorch con los mismos pesos.</w:t>
       </w:r>
     </w:p>
     <w:p>
@@ -21332,7 +22788,7 @@
         <w:t xml:space="preserve">Dato para recordar:</w:t>
       </w:r>
       <w:r>
-        <w:t xml:space="preserve"> El modo automático solo usa pasos propios; hay un test que lo verifica.</w:t>
+        <w:t xml:space="preserve"> La CNN es una pila de estas convoluciones con ReLU en medio.</w:t>
       </w:r>
     </w:p>
     <w:p>
@@ -21358,10 +22814,10 @@
           <w:sz w:val="19"/>
           <w:szCs w:val="19"/>
         </w:rPr>
-        <w:t xml:space="preserve">imageenhance/pipeline.py</w:t>
-      </w:r>
-      <w:r>
-        <w:t xml:space="preserve"> 21-29 (</w:t>
+        <w:t xml:space="preserve">imageenhance/classic.py</w:t>
+      </w:r>
+      <w:r>
+        <w:t xml:space="preserve"> 17-34; </w:t>
       </w:r>
       <w:r>
         <w:rPr>
@@ -21370,10 +22826,67 @@
           <w:sz w:val="19"/>
           <w:szCs w:val="19"/>
         </w:rPr>
-        <w:t xml:space="preserve">ORIGEN</w:t>
-      </w:r>
-      <w:r>
-        <w:t xml:space="preserve">, </w:t>
+        <w:t xml:space="preserve">tests/test_model.py</w:t>
+      </w:r>
+      <w:r>
+        <w:t xml:space="preserve"> 13-20.</w:t>
+      </w:r>
+    </w:p>
+    <w:p>
+      <w:pPr>
+        <w:keepNext/>
+        <w:spacing w:after="60" w:before="200"/>
+      </w:pPr>
+      <w:r>
+        <w:rPr>
+          <w:b/>
+          <w:bCs/>
+          <w:color w:val="1F3864"/>
+        </w:rPr>
+        <w:t xml:space="preserve">43. ¿Cuándo gana la mediana y por qué?</w:t>
+      </w:r>
+    </w:p>
+    <w:p>
+      <w:pPr>
+        <w:spacing w:after="80" w:line="276"/>
+        <w:ind w:left="240"/>
+      </w:pPr>
+      <w:r>
+        <w:t xml:space="preserve">Con ruido de sal y pimienta. La mediana ordena la vecindad y toma el valor del centro, así que un píxel blanco o negro aislado nunca queda en el medio y desaparece sin mezclarse. El gaussiano, en cambio, promedia y "embarra" ese punto. Nuestra CNN nunca vio sal y pimienta al entrenar, por eso pierde ahí.</w:t>
+      </w:r>
+    </w:p>
+    <w:p>
+      <w:pPr>
+        <w:shd w:fill="FFF7E6" w:color="auto" w:val="clear"/>
+        <w:spacing w:after="40"/>
+        <w:ind w:left="240"/>
+      </w:pPr>
+      <w:r>
+        <w:rPr>
+          <w:b/>
+          <w:bCs/>
+        </w:rPr>
+        <w:t xml:space="preserve">Dato para recordar:</w:t>
+      </w:r>
+      <w:r>
+        <w:t xml:space="preserve"> Sal y pimienta: mediana 28,88 dB; CNN v2 19,51.</w:t>
+      </w:r>
+    </w:p>
+    <w:p>
+      <w:pPr>
+        <w:shd w:fill="EEF3FA" w:color="auto" w:val="clear"/>
+        <w:spacing w:after="120"/>
+        <w:ind w:left="240"/>
+      </w:pPr>
+      <w:r>
+        <w:rPr>
+          <w:b/>
+          <w:bCs/>
+        </w:rPr>
+        <w:t xml:space="preserve">Dónde está:</w:t>
+      </w:r>
+      <w:r>
+        <w:t xml:space="preserve"> </w:t>
       </w:r>
       <w:r>
         <w:rPr>
@@ -21382,10 +22895,67 @@
           <w:sz w:val="19"/>
           <w:szCs w:val="19"/>
         </w:rPr>
-        <w:t xml:space="preserve">PROPIOS</w:t>
-      </w:r>
-      <w:r>
-        <w:t xml:space="preserve">); </w:t>
+        <w:t xml:space="preserve">imageenhance/classic.py</w:t>
+      </w:r>
+      <w:r>
+        <w:t xml:space="preserve"> 56-64.</w:t>
+      </w:r>
+    </w:p>
+    <w:p>
+      <w:pPr>
+        <w:keepNext/>
+        <w:spacing w:after="60" w:before="200"/>
+      </w:pPr>
+      <w:r>
+        <w:rPr>
+          <w:b/>
+          <w:bCs/>
+          <w:color w:val="1F3864"/>
+        </w:rPr>
+        <w:t xml:space="preserve">44. ¿Qué es gray-edge?</w:t>
+      </w:r>
+    </w:p>
+    <w:p>
+      <w:pPr>
+        <w:spacing w:after="80" w:line="276"/>
+        <w:ind w:left="240"/>
+      </w:pPr>
+      <w:r>
+        <w:t xml:space="preserve">Es una forma de estimar el color de la luz. La idea (van de Weijer y otros, 2007) es que en una escena con luz neutra, los bordes, en promedio, son grises. Si la luz es amarilla, los bordes del canal rojo son más fuertes que los del azul. Medimos la fuerza de los bordes por canal con Sobel y la norma p = 6. Funciona mejor que el "mundo gris" porque un bosque verde no lo engaña tanto.</w:t>
+      </w:r>
+    </w:p>
+    <w:p>
+      <w:pPr>
+        <w:shd w:fill="FFF7E6" w:color="auto" w:val="clear"/>
+        <w:spacing w:after="40"/>
+        <w:ind w:left="240"/>
+      </w:pPr>
+      <w:r>
+        <w:rPr>
+          <w:b/>
+          <w:bCs/>
+        </w:rPr>
+        <w:t xml:space="preserve">Dato para recordar:</w:t>
+      </w:r>
+      <w:r>
+        <w:t xml:space="preserve"> AUC 0,96 contra 0,65 del mundo gris en validación BSDS.</w:t>
+      </w:r>
+    </w:p>
+    <w:p>
+      <w:pPr>
+        <w:shd w:fill="EEF3FA" w:color="auto" w:val="clear"/>
+        <w:spacing w:after="120"/>
+        <w:ind w:left="240"/>
+      </w:pPr>
+      <w:r>
+        <w:rPr>
+          <w:b/>
+          <w:bCs/>
+        </w:rPr>
+        <w:t xml:space="preserve">Dónde está:</w:t>
+      </w:r>
+      <w:r>
+        <w:t xml:space="preserve"> </w:t>
       </w:r>
       <w:r>
         <w:rPr>
@@ -21394,10 +22964,10 @@
           <w:sz w:val="19"/>
           <w:szCs w:val="19"/>
         </w:rPr>
-        <w:t xml:space="preserve">tests/test_pipeline.py</w:t>
-      </w:r>
-      <w:r>
-        <w:t xml:space="preserve"> 33-36.</w:t>
+        <w:t xml:space="preserve">imageenhance/enhance.py</w:t>
+      </w:r>
+      <w:r>
+        <w:t xml:space="preserve"> 46-64.</w:t>
       </w:r>
     </w:p>
     <w:p>
@@ -21411,7 +22981,7 @@
           <w:bCs/>
           <w:color w:val="1F3864"/>
         </w:rPr>
-        <w:t xml:space="preserve">44. ¿Qué hace la lupa y por qué la agregaron?</w:t>
+        <w:t xml:space="preserve">45. ¿Qué hacen los niveles y la gamma?</w:t>
       </w:r>
     </w:p>
     <w:p>
@@ -21420,7 +22990,7 @@
         <w:ind w:left="240"/>
       </w:pPr>
       <w:r>
-        <w:t xml:space="preserve">Porque la app muestra la foto reducida para que quepa en pantalla, y la reducción de ruido cambia cosas de 1 o 2 píxeles que así no se ven. La lupa busca la zona de 200 px donde más cambió la foto (con un filtro de caja sobre la diferencia) y la amplía ×3 sin suavizar, para ver los píxeles reales. No elegimos la zona a mano: la elige el código, así que no es trampa.</w:t>
+        <w:t xml:space="preserve">Los niveles son una transformación afín, A' = α·A + β: llevan el percentil 0,5 a negro y el 99,5 a blanco. Usamos percentiles para que unos pocos píxeles extremos no la anulen. La gamma es A' = A^γ, con γ elegido para que el brillo medio quede en 0,45; es no lineal, levanta las sombras sin quemar las luces.</w:t>
       </w:r>
     </w:p>
     <w:p>
@@ -21437,7 +23007,7 @@
         <w:t xml:space="preserve">Dato para recordar:</w:t>
       </w:r>
       <w:r>
-        <w:t xml:space="preserve"> Zona de 200 px ampliada ×3 con vecino más cercano.</w:t>
+        <w:t xml:space="preserve"> Van en ese orden; al revés aparece un velo gris.</w:t>
       </w:r>
     </w:p>
     <w:p>
@@ -21463,10 +23033,10 @@
           <w:sz w:val="19"/>
           <w:szCs w:val="19"/>
         </w:rPr>
-        <w:t xml:space="preserve">app.py</w:t>
-      </w:r>
-      <w:r>
-        <w:t xml:space="preserve"> 65-74.</w:t>
+        <w:t xml:space="preserve">imageenhance/enhance.py</w:t>
+      </w:r>
+      <w:r>
+        <w:t xml:space="preserve"> 14-22 (gamma) y 25-32 (niveles).</w:t>
       </w:r>
     </w:p>
     <w:p>
@@ -21480,7 +23050,7 @@
           <w:bCs/>
           <w:color w:val="1F3864"/>
         </w:rPr>
-        <w:t xml:space="preserve">45. ¿Por qué Streamlit?</w:t>
+        <w:t xml:space="preserve">46. ¿Qué es Real-ESRGAN y por qué no está en el modo automático?</w:t>
       </w:r>
     </w:p>
     <w:p>
@@ -21489,7 +23059,16 @@
         <w:ind w:left="240"/>
       </w:pPr>
       <w:r>
-        <w:t xml:space="preserve">Porque corre local, sin internet, con pocas líneas de Python, y deja mostrar tablas, imágenes y botones fácilmente. Una interfaz de escritorio con PySide o Tkinter habría costado más días. Con cachés evitamos cargar los modelos y decodificar la foto en cada clic.</w:t>
+        <w:t xml:space="preserve">Es un modelo de superresolución de Wang y otros (2021), licencia BSD-3. Es el único modelo que no entrenamos. Escribimos su arquitectura para poder explicarla, pero los pesos son de sus autores y se descargan aparte.</w:t>
+      </w:r>
+    </w:p>
+    <w:p>
+      <w:pPr>
+        <w:spacing w:after="80" w:line="276"/>
+        <w:ind w:left="240"/>
+      </w:pPr>
+      <w:r>
+        <w:t xml:space="preserve">No está en automático porque es generativo: fue entrenado con una GAN y inventa texturas. Se ve nítido, pero no es fiel. En nuestra evaluación, nuestra CNN de detalle le gana en las 6 condiciones.</w:t>
       </w:r>
     </w:p>
     <w:p>
@@ -21506,7 +23085,24 @@
         <w:t xml:space="preserve">Dato para recordar:</w:t>
       </w:r>
       <w:r>
-        <w:t xml:space="preserve"> Los modelos se cargan una sola vez con </w:t>
+        <w:t xml:space="preserve"> Celular: nuestra CNN 29,45 dB contra Real-ESRGAN 25,95.</w:t>
+      </w:r>
+    </w:p>
+    <w:p>
+      <w:pPr>
+        <w:shd w:fill="EEF3FA" w:color="auto" w:val="clear"/>
+        <w:spacing w:after="120"/>
+        <w:ind w:left="240"/>
+      </w:pPr>
+      <w:r>
+        <w:rPr>
+          <w:b/>
+          <w:bCs/>
+        </w:rPr>
+        <w:t xml:space="preserve">Dónde está:</w:t>
+      </w:r>
+      <w:r>
+        <w:t xml:space="preserve"> </w:t>
       </w:r>
       <w:r>
         <w:rPr>
@@ -21515,27 +23111,10 @@
           <w:sz w:val="19"/>
           <w:szCs w:val="19"/>
         </w:rPr>
-        <w:t xml:space="preserve">st.cache_resource</w:t>
-      </w:r>
-      <w:r>
-        <w:t xml:space="preserve">.</w:t>
-      </w:r>
-    </w:p>
-    <w:p>
-      <w:pPr>
-        <w:shd w:fill="EEF3FA" w:color="auto" w:val="clear"/>
-        <w:spacing w:after="120"/>
-        <w:ind w:left="240"/>
-      </w:pPr>
-      <w:r>
-        <w:rPr>
-          <w:b/>
-          <w:bCs/>
-        </w:rPr>
-        <w:t xml:space="preserve">Dónde está:</w:t>
-      </w:r>
-      <w:r>
-        <w:t xml:space="preserve"> </w:t>
+        <w:t xml:space="preserve">imageenhance/external.py</w:t>
+      </w:r>
+      <w:r>
+        <w:t xml:space="preserve"> 1-7 y 20-39; </w:t>
       </w:r>
       <w:r>
         <w:rPr>
@@ -21544,10 +23123,10 @@
           <w:sz w:val="19"/>
           <w:szCs w:val="19"/>
         </w:rPr>
-        <w:t xml:space="preserve">app.py</w:t>
-      </w:r>
-      <w:r>
-        <w:t xml:space="preserve"> 27-50.</w:t>
+        <w:t xml:space="preserve">scripts/download_models.py</w:t>
+      </w:r>
+      <w:r>
+        <w:t xml:space="preserve">.</w:t>
       </w:r>
     </w:p>
     <w:p>
@@ -21561,7 +23140,7 @@
           <w:bCs/>
           <w:color w:val="1F3864"/>
         </w:rPr>
-        <w:t xml:space="preserve">46. ¿Qué prueban sus tests?</w:t>
+        <w:t xml:space="preserve">47. ¿Cómo garantizan que no presentan un modelo ajeno como propio?</w:t>
       </w:r>
     </w:p>
     <w:p>
@@ -21570,41 +23149,7 @@
         <w:ind w:left="240"/>
       </w:pPr>
       <w:r>
-        <w:t xml:space="preserve">Tenemos 62. Algunos ejemplos: que el conteo de parámetros a mano coincide con PyTorch, que nuestra convolución es igual a la de PyTorch, que procesar por bloques da lo mismo que procesar entera, que una red nueva no tiene neuronas muertas, que el plan respeta el orden, que el modo automático solo usa lo nuestro y que la app arranca sin errores.</w:t>
-      </w:r>
-    </w:p>
-    <w:p>
-      <w:pPr>
-        <w:shd w:fill="FFF7E6" w:color="auto" w:val="clear"/>
-        <w:spacing w:after="40"/>
-        <w:ind w:left="240"/>
-      </w:pPr>
-      <w:r>
-        <w:rPr>
-          <w:b/>
-          <w:bCs/>
-        </w:rPr>
-        <w:t xml:space="preserve">Dato para recordar:</w:t>
-      </w:r>
-      <w:r>
-        <w:t xml:space="preserve"> 62 tests con pytest.</w:t>
-      </w:r>
-    </w:p>
-    <w:p>
-      <w:pPr>
-        <w:shd w:fill="EEF3FA" w:color="auto" w:val="clear"/>
-        <w:spacing w:after="120"/>
-        <w:ind w:left="240"/>
-      </w:pPr>
-      <w:r>
-        <w:rPr>
-          <w:b/>
-          <w:bCs/>
-        </w:rPr>
-        <w:t xml:space="preserve">Dónde está:</w:t>
-      </w:r>
-      <w:r>
-        <w:t xml:space="preserve"> </w:t>
+        <w:t xml:space="preserve">Tres cosas. Los pesos externos van en </w:t>
       </w:r>
       <w:r>
         <w:rPr>
@@ -21613,10 +23158,44 @@
           <w:sz w:val="19"/>
           <w:szCs w:val="19"/>
         </w:rPr>
-        <w:t xml:space="preserve">tests/test_model.py</w:t>
-      </w:r>
-      <w:r>
-        <w:t xml:space="preserve"> 8-54; </w:t>
+        <w:t xml:space="preserve">models/external/</w:t>
+      </w:r>
+      <w:r>
+        <w:t xml:space="preserve">, que está excluido de Git: el repositorio no los contiene. En la app, todo lo externo dice "externo" y, si es generativo, "generativo". Y cada paso del resultado muestra su origen: "Nuestra CNN (entrenada por nosotros)", "Clásico" o "Externo".</w:t>
+      </w:r>
+    </w:p>
+    <w:p>
+      <w:pPr>
+        <w:shd w:fill="FFF7E6" w:color="auto" w:val="clear"/>
+        <w:spacing w:after="40"/>
+        <w:ind w:left="240"/>
+      </w:pPr>
+      <w:r>
+        <w:rPr>
+          <w:b/>
+          <w:bCs/>
+        </w:rPr>
+        <w:t xml:space="preserve">Dato para recordar:</w:t>
+      </w:r>
+      <w:r>
+        <w:t xml:space="preserve"> El modo automático solo usa pasos propios; hay un test que lo verifica.</w:t>
+      </w:r>
+    </w:p>
+    <w:p>
+      <w:pPr>
+        <w:shd w:fill="EEF3FA" w:color="auto" w:val="clear"/>
+        <w:spacing w:after="120"/>
+        <w:ind w:left="240"/>
+      </w:pPr>
+      <w:r>
+        <w:rPr>
+          <w:b/>
+          <w:bCs/>
+        </w:rPr>
+        <w:t xml:space="preserve">Dónde está:</w:t>
+      </w:r>
+      <w:r>
+        <w:t xml:space="preserve"> </w:t>
       </w:r>
       <w:r>
         <w:rPr>
@@ -21625,10 +23204,10 @@
           <w:sz w:val="19"/>
           <w:szCs w:val="19"/>
         </w:rPr>
-        <w:t xml:space="preserve">tests/test_pipeline.py</w:t>
-      </w:r>
-      <w:r>
-        <w:t xml:space="preserve"> 19-61; </w:t>
+        <w:t xml:space="preserve">imageenhance/pipeline.py</w:t>
+      </w:r>
+      <w:r>
+        <w:t xml:space="preserve"> 21-30 (</w:t>
       </w:r>
       <w:r>
         <w:rPr>
@@ -21637,33 +23216,10 @@
           <w:sz w:val="19"/>
           <w:szCs w:val="19"/>
         </w:rPr>
-        <w:t xml:space="preserve">tests/test_app.py</w:t>
-      </w:r>
-      <w:r>
-        <w:t xml:space="preserve">.</w:t>
-      </w:r>
-    </w:p>
-    <w:p>
-      <w:pPr>
-        <w:keepNext/>
-        <w:spacing w:after="60" w:before="200"/>
-      </w:pPr>
-      <w:r>
-        <w:rPr>
-          <w:b/>
-          <w:bCs/>
-          <w:color w:val="1F3864"/>
-        </w:rPr>
-        <w:t xml:space="preserve">47. ¿Cómo reproduzco sus resultados en otro computador?</w:t>
-      </w:r>
-    </w:p>
-    <w:p>
-      <w:pPr>
-        <w:spacing w:after="80" w:line="276"/>
-        <w:ind w:left="240"/>
-      </w:pPr>
-      <w:r>
-        <w:t xml:space="preserve">Se instalan las dependencias de </w:t>
+        <w:t xml:space="preserve">ORIGEN</w:t>
+      </w:r>
+      <w:r>
+        <w:t xml:space="preserve">, </w:t>
       </w:r>
       <w:r>
         <w:rPr>
@@ -21672,10 +23228,10 @@
           <w:sz w:val="19"/>
           <w:szCs w:val="19"/>
         </w:rPr>
-        <w:t xml:space="preserve">requirements.txt</w:t>
-      </w:r>
-      <w:r>
-        <w:t xml:space="preserve">, se descargan los datos con los scripts de preparación (que verifican la huella de cada imagen) y se corren los scripts de evaluación. Los modelos finales están en </w:t>
+        <w:t xml:space="preserve">PROPIOS</w:t>
+      </w:r>
+      <w:r>
+        <w:t xml:space="preserve">); </w:t>
       </w:r>
       <w:r>
         <w:rPr>
@@ -21684,10 +23240,67 @@
           <w:sz w:val="19"/>
           <w:szCs w:val="19"/>
         </w:rPr>
-        <w:t xml:space="preserve">models/</w:t>
-      </w:r>
-      <w:r>
-        <w:t xml:space="preserve">, las configuraciones en </w:t>
+        <w:t xml:space="preserve">tests/test_pipeline.py</w:t>
+      </w:r>
+      <w:r>
+        <w:t xml:space="preserve"> 42-45.</w:t>
+      </w:r>
+    </w:p>
+    <w:p>
+      <w:pPr>
+        <w:keepNext/>
+        <w:spacing w:after="60" w:before="200"/>
+      </w:pPr>
+      <w:r>
+        <w:rPr>
+          <w:b/>
+          <w:bCs/>
+          <w:color w:val="1F3864"/>
+        </w:rPr>
+        <w:t xml:space="preserve">48. ¿Qué hace la lupa y por qué la agregaron?</w:t>
+      </w:r>
+    </w:p>
+    <w:p>
+      <w:pPr>
+        <w:spacing w:after="80" w:line="276"/>
+        <w:ind w:left="240"/>
+      </w:pPr>
+      <w:r>
+        <w:t xml:space="preserve">Porque la app muestra la foto reducida para que quepa en pantalla, y la reducción de ruido cambia cosas de 1 o 2 píxeles que así no se ven. La lupa busca la zona de 200 px donde más cambió la foto (con un filtro de caja sobre la diferencia) y la amplía ×3 sin suavizar, para ver los píxeles reales. No elegimos la zona a mano: la elige el código, así que no es trampa.</w:t>
+      </w:r>
+    </w:p>
+    <w:p>
+      <w:pPr>
+        <w:shd w:fill="FFF7E6" w:color="auto" w:val="clear"/>
+        <w:spacing w:after="40"/>
+        <w:ind w:left="240"/>
+      </w:pPr>
+      <w:r>
+        <w:rPr>
+          <w:b/>
+          <w:bCs/>
+        </w:rPr>
+        <w:t xml:space="preserve">Dato para recordar:</w:t>
+      </w:r>
+      <w:r>
+        <w:t xml:space="preserve"> Zona de 200 px ampliada ×3 con vecino más cercano.</w:t>
+      </w:r>
+    </w:p>
+    <w:p>
+      <w:pPr>
+        <w:shd w:fill="EEF3FA" w:color="auto" w:val="clear"/>
+        <w:spacing w:after="120"/>
+        <w:ind w:left="240"/>
+      </w:pPr>
+      <w:r>
+        <w:rPr>
+          <w:b/>
+          <w:bCs/>
+        </w:rPr>
+        <w:t xml:space="preserve">Dónde está:</w:t>
+      </w:r>
+      <w:r>
+        <w:t xml:space="preserve"> </w:t>
       </w:r>
       <w:r>
         <w:rPr>
@@ -21696,10 +23309,33 @@
           <w:sz w:val="19"/>
           <w:szCs w:val="19"/>
         </w:rPr>
-        <w:t xml:space="preserve">configs/</w:t>
-      </w:r>
-      <w:r>
-        <w:t xml:space="preserve"> y todo usa semillas fijas, así que los números deben salir iguales.</w:t>
+        <w:t xml:space="preserve">app.py</w:t>
+      </w:r>
+      <w:r>
+        <w:t xml:space="preserve"> 68-77.</w:t>
+      </w:r>
+    </w:p>
+    <w:p>
+      <w:pPr>
+        <w:keepNext/>
+        <w:spacing w:after="60" w:before="200"/>
+      </w:pPr>
+      <w:r>
+        <w:rPr>
+          <w:b/>
+          <w:bCs/>
+          <w:color w:val="1F3864"/>
+        </w:rPr>
+        <w:t xml:space="preserve">49. ¿Por qué Streamlit?</w:t>
+      </w:r>
+    </w:p>
+    <w:p>
+      <w:pPr>
+        <w:spacing w:after="80" w:line="276"/>
+        <w:ind w:left="240"/>
+      </w:pPr>
+      <w:r>
+        <w:t xml:space="preserve">Porque corre local, sin internet, con pocas líneas de Python, y deja mostrar tablas, imágenes y botones fácilmente. Una interfaz de escritorio con PySide o Tkinter habría costado más días. Con cachés evitamos cargar los modelos y decodificar la foto en cada clic.</w:t>
       </w:r>
     </w:p>
     <w:p>
@@ -21716,7 +23352,7 @@
         <w:t xml:space="preserve">Dato para recordar:</w:t>
       </w:r>
       <w:r>
-        <w:t xml:space="preserve"> Python 3.14 y PyTorch en CPU; </w:t>
+        <w:t xml:space="preserve"> Los modelos se cargan una sola vez con </w:t>
       </w:r>
       <w:r>
         <w:rPr>
@@ -21725,10 +23361,10 @@
           <w:sz w:val="19"/>
           <w:szCs w:val="19"/>
         </w:rPr>
-        <w:t xml:space="preserve">data/splits.json</w:t>
-      </w:r>
-      <w:r>
-        <w:t xml:space="preserve"> con commit y SHA-256.</w:t>
+        <w:t xml:space="preserve">st.cache_resource</w:t>
+      </w:r>
+      <w:r>
+        <w:t xml:space="preserve">.</w:t>
       </w:r>
     </w:p>
     <w:p>
@@ -21754,10 +23390,67 @@
           <w:sz w:val="19"/>
           <w:szCs w:val="19"/>
         </w:rPr>
-        <w:t xml:space="preserve">requirements.txt</w:t>
-      </w:r>
-      <w:r>
-        <w:t xml:space="preserve">; </w:t>
+        <w:t xml:space="preserve">app.py</w:t>
+      </w:r>
+      <w:r>
+        <w:t xml:space="preserve"> 27-53.</w:t>
+      </w:r>
+    </w:p>
+    <w:p>
+      <w:pPr>
+        <w:keepNext/>
+        <w:spacing w:after="60" w:before="200"/>
+      </w:pPr>
+      <w:r>
+        <w:rPr>
+          <w:b/>
+          <w:bCs/>
+          <w:color w:val="1F3864"/>
+        </w:rPr>
+        <w:t xml:space="preserve">50. ¿Qué prueban sus tests?</w:t>
+      </w:r>
+    </w:p>
+    <w:p>
+      <w:pPr>
+        <w:spacing w:after="80" w:line="276"/>
+        <w:ind w:left="240"/>
+      </w:pPr>
+      <w:r>
+        <w:t xml:space="preserve">Tenemos 66. Algunos ejemplos: que el conteo de parámetros a mano coincide con PyTorch, que nuestra convolución es igual a la de PyTorch, que procesar por bloques da lo mismo que procesar entera, que una red nueva no tiene neuronas muertas, que el plan respeta el orden, que el modo automático solo usa lo nuestro y que la app arranca sin errores.</w:t>
+      </w:r>
+    </w:p>
+    <w:p>
+      <w:pPr>
+        <w:shd w:fill="FFF7E6" w:color="auto" w:val="clear"/>
+        <w:spacing w:after="40"/>
+        <w:ind w:left="240"/>
+      </w:pPr>
+      <w:r>
+        <w:rPr>
+          <w:b/>
+          <w:bCs/>
+        </w:rPr>
+        <w:t xml:space="preserve">Dato para recordar:</w:t>
+      </w:r>
+      <w:r>
+        <w:t xml:space="preserve"> 66 tests con pytest.</w:t>
+      </w:r>
+    </w:p>
+    <w:p>
+      <w:pPr>
+        <w:shd w:fill="EEF3FA" w:color="auto" w:val="clear"/>
+        <w:spacing w:after="120"/>
+        <w:ind w:left="240"/>
+      </w:pPr>
+      <w:r>
+        <w:rPr>
+          <w:b/>
+          <w:bCs/>
+        </w:rPr>
+        <w:t xml:space="preserve">Dónde está:</w:t>
+      </w:r>
+      <w:r>
+        <w:t xml:space="preserve"> </w:t>
       </w:r>
       <w:r>
         <w:rPr>
@@ -21766,10 +23459,10 @@
           <w:sz w:val="19"/>
           <w:szCs w:val="19"/>
         </w:rPr>
-        <w:t xml:space="preserve">scripts/prepare_data.py</w:t>
-      </w:r>
-      <w:r>
-        <w:t xml:space="preserve"> 45-72; </w:t>
+        <w:t xml:space="preserve">tests/test_model.py</w:t>
+      </w:r>
+      <w:r>
+        <w:t xml:space="preserve"> 8-54; </w:t>
       </w:r>
       <w:r>
         <w:rPr>
@@ -21778,67 +23471,10 @@
           <w:sz w:val="19"/>
           <w:szCs w:val="19"/>
         </w:rPr>
-        <w:t xml:space="preserve">configs/</w:t>
-      </w:r>
-      <w:r>
-        <w:t xml:space="preserve">.</w:t>
-      </w:r>
-    </w:p>
-    <w:p>
-      <w:pPr>
-        <w:keepNext/>
-        <w:spacing w:after="60" w:before="200"/>
-      </w:pPr>
-      <w:r>
-        <w:rPr>
-          <w:b/>
-          <w:bCs/>
-          <w:color w:val="1F3864"/>
-        </w:rPr>
-        <w:t xml:space="preserve">48. ¿Qué pasa con una foto de 12 megapíxeles en un portátil?</w:t>
-      </w:r>
-    </w:p>
-    <w:p>
-      <w:pPr>
-        <w:spacing w:after="80" w:line="276"/>
-        <w:ind w:left="240"/>
-      </w:pPr>
-      <w:r>
-        <w:t xml:space="preserve">La app la reduce primero a un lado máximo de 1280 px (se puede cambiar en la barra lateral) con INTER_AREA. Y las redes la procesan por bloques de 512 px, así que no se acaba la memoria. Todo corre en CPU.</w:t>
-      </w:r>
-    </w:p>
-    <w:p>
-      <w:pPr>
-        <w:shd w:fill="FFF7E6" w:color="auto" w:val="clear"/>
-        <w:spacing w:after="40"/>
-        <w:ind w:left="240"/>
-      </w:pPr>
-      <w:r>
-        <w:rPr>
-          <w:b/>
-          <w:bCs/>
-        </w:rPr>
-        <w:t xml:space="preserve">Dato para recordar:</w:t>
-      </w:r>
-      <w:r>
-        <w:t xml:space="preserve"> Casa de 1280×853: ruido 1,1 s y detalle 3,8 s en la torre.</w:t>
-      </w:r>
-    </w:p>
-    <w:p>
-      <w:pPr>
-        <w:shd w:fill="EEF3FA" w:color="auto" w:val="clear"/>
-        <w:spacing w:after="120"/>
-        <w:ind w:left="240"/>
-      </w:pPr>
-      <w:r>
-        <w:rPr>
-          <w:b/>
-          <w:bCs/>
-        </w:rPr>
-        <w:t xml:space="preserve">Dónde está:</w:t>
-      </w:r>
-      <w:r>
-        <w:t xml:space="preserve"> </w:t>
+        <w:t xml:space="preserve">tests/test_pipeline.py</w:t>
+      </w:r>
+      <w:r>
+        <w:t xml:space="preserve"> 19-70; </w:t>
       </w:r>
       <w:r>
         <w:rPr>
@@ -21847,10 +23483,33 @@
           <w:sz w:val="19"/>
           <w:szCs w:val="19"/>
         </w:rPr>
-        <w:t xml:space="preserve">imageenhance/io_utils.py</w:t>
-      </w:r>
-      <w:r>
-        <w:t xml:space="preserve"> 61-65; </w:t>
+        <w:t xml:space="preserve">tests/test_app.py</w:t>
+      </w:r>
+      <w:r>
+        <w:t xml:space="preserve">.</w:t>
+      </w:r>
+    </w:p>
+    <w:p>
+      <w:pPr>
+        <w:keepNext/>
+        <w:spacing w:after="60" w:before="200"/>
+      </w:pPr>
+      <w:r>
+        <w:rPr>
+          <w:b/>
+          <w:bCs/>
+          <w:color w:val="1F3864"/>
+        </w:rPr>
+        <w:t xml:space="preserve">51. ¿Cómo reproduzco sus resultados en otro computador?</w:t>
+      </w:r>
+    </w:p>
+    <w:p>
+      <w:pPr>
+        <w:spacing w:after="80" w:line="276"/>
+        <w:ind w:left="240"/>
+      </w:pPr>
+      <w:r>
+        <w:t xml:space="preserve">Se instalan las dependencias de </w:t>
       </w:r>
       <w:r>
         <w:rPr>
@@ -21859,10 +23518,116 @@
           <w:sz w:val="19"/>
           <w:szCs w:val="19"/>
         </w:rPr>
-        <w:t xml:space="preserve">imageenhance/model.py</w:t>
-      </w:r>
-      <w:r>
-        <w:t xml:space="preserve"> 60-75.</w:t>
+        <w:t xml:space="preserve">requirements.txt</w:t>
+      </w:r>
+      <w:r>
+        <w:t xml:space="preserve">, se descargan los datos con los scripts de preparación (que verifican la huella de cada imagen) y se corren los scripts de evaluación. Los modelos finales están en </w:t>
+      </w:r>
+      <w:r>
+        <w:rPr>
+          <w:rFonts w:ascii="Consolas" w:cs="Consolas" w:eastAsia="Consolas" w:hAnsi="Consolas"/>
+          <w:color w:val="1F3864"/>
+          <w:sz w:val="19"/>
+          <w:szCs w:val="19"/>
+        </w:rPr>
+        <w:t xml:space="preserve">models/</w:t>
+      </w:r>
+      <w:r>
+        <w:t xml:space="preserve">, las configuraciones en </w:t>
+      </w:r>
+      <w:r>
+        <w:rPr>
+          <w:rFonts w:ascii="Consolas" w:cs="Consolas" w:eastAsia="Consolas" w:hAnsi="Consolas"/>
+          <w:color w:val="1F3864"/>
+          <w:sz w:val="19"/>
+          <w:szCs w:val="19"/>
+        </w:rPr>
+        <w:t xml:space="preserve">configs/</w:t>
+      </w:r>
+      <w:r>
+        <w:t xml:space="preserve"> y todo usa semillas fijas, así que los números deben salir iguales.</w:t>
+      </w:r>
+    </w:p>
+    <w:p>
+      <w:pPr>
+        <w:shd w:fill="FFF7E6" w:color="auto" w:val="clear"/>
+        <w:spacing w:after="40"/>
+        <w:ind w:left="240"/>
+      </w:pPr>
+      <w:r>
+        <w:rPr>
+          <w:b/>
+          <w:bCs/>
+        </w:rPr>
+        <w:t xml:space="preserve">Dato para recordar:</w:t>
+      </w:r>
+      <w:r>
+        <w:t xml:space="preserve"> Python 3.14 y PyTorch en CPU; </w:t>
+      </w:r>
+      <w:r>
+        <w:rPr>
+          <w:rFonts w:ascii="Consolas" w:cs="Consolas" w:eastAsia="Consolas" w:hAnsi="Consolas"/>
+          <w:color w:val="1F3864"/>
+          <w:sz w:val="19"/>
+          <w:szCs w:val="19"/>
+        </w:rPr>
+        <w:t xml:space="preserve">data/splits.json</w:t>
+      </w:r>
+      <w:r>
+        <w:t xml:space="preserve"> con commit y SHA-256.</w:t>
+      </w:r>
+    </w:p>
+    <w:p>
+      <w:pPr>
+        <w:shd w:fill="EEF3FA" w:color="auto" w:val="clear"/>
+        <w:spacing w:after="120"/>
+        <w:ind w:left="240"/>
+      </w:pPr>
+      <w:r>
+        <w:rPr>
+          <w:b/>
+          <w:bCs/>
+        </w:rPr>
+        <w:t xml:space="preserve">Dónde está:</w:t>
+      </w:r>
+      <w:r>
+        <w:t xml:space="preserve"> </w:t>
+      </w:r>
+      <w:r>
+        <w:rPr>
+          <w:rFonts w:ascii="Consolas" w:cs="Consolas" w:eastAsia="Consolas" w:hAnsi="Consolas"/>
+          <w:color w:val="1F3864"/>
+          <w:sz w:val="19"/>
+          <w:szCs w:val="19"/>
+        </w:rPr>
+        <w:t xml:space="preserve">requirements.txt</w:t>
+      </w:r>
+      <w:r>
+        <w:t xml:space="preserve">; </w:t>
+      </w:r>
+      <w:r>
+        <w:rPr>
+          <w:rFonts w:ascii="Consolas" w:cs="Consolas" w:eastAsia="Consolas" w:hAnsi="Consolas"/>
+          <w:color w:val="1F3864"/>
+          <w:sz w:val="19"/>
+          <w:szCs w:val="19"/>
+        </w:rPr>
+        <w:t xml:space="preserve">scripts/prepare_data.py</w:t>
+      </w:r>
+      <w:r>
+        <w:t xml:space="preserve"> 45-72; </w:t>
+      </w:r>
+      <w:r>
+        <w:rPr>
+          <w:rFonts w:ascii="Consolas" w:cs="Consolas" w:eastAsia="Consolas" w:hAnsi="Consolas"/>
+          <w:color w:val="1F3864"/>
+          <w:sz w:val="19"/>
+          <w:szCs w:val="19"/>
+        </w:rPr>
+        <w:t xml:space="preserve">configs/</w:t>
+      </w:r>
+      <w:r>
+        <w:t xml:space="preserve">.</w:t>
       </w:r>
     </w:p>
     <w:p>
@@ -21876,7 +23641,88 @@
           <w:bCs/>
           <w:color w:val="1F3864"/>
         </w:rPr>
-        <w:t xml:space="preserve">49. ¿Cómo manejaron las fotos personales?</w:t>
+        <w:t xml:space="preserve">52. ¿Qué pasa con una foto de 12 megapíxeles en un portátil?</w:t>
+      </w:r>
+    </w:p>
+    <w:p>
+      <w:pPr>
+        <w:spacing w:after="80" w:line="276"/>
+        <w:ind w:left="240"/>
+      </w:pPr>
+      <w:r>
+        <w:t xml:space="preserve">La app la reduce primero a un lado máximo de 1280 px (se puede cambiar en la barra lateral) con INTER_AREA. Y las redes la procesan por bloques de 512 px, así que no se acaba la memoria. Todo corre en CPU.</w:t>
+      </w:r>
+    </w:p>
+    <w:p>
+      <w:pPr>
+        <w:shd w:fill="FFF7E6" w:color="auto" w:val="clear"/>
+        <w:spacing w:after="40"/>
+        <w:ind w:left="240"/>
+      </w:pPr>
+      <w:r>
+        <w:rPr>
+          <w:b/>
+          <w:bCs/>
+        </w:rPr>
+        <w:t xml:space="preserve">Dato para recordar:</w:t>
+      </w:r>
+      <w:r>
+        <w:t xml:space="preserve"> Casa de 1280×853: ruido 1,1 s y detalle 3,8 s en la torre.</w:t>
+      </w:r>
+    </w:p>
+    <w:p>
+      <w:pPr>
+        <w:shd w:fill="EEF3FA" w:color="auto" w:val="clear"/>
+        <w:spacing w:after="120"/>
+        <w:ind w:left="240"/>
+      </w:pPr>
+      <w:r>
+        <w:rPr>
+          <w:b/>
+          <w:bCs/>
+        </w:rPr>
+        <w:t xml:space="preserve">Dónde está:</w:t>
+      </w:r>
+      <w:r>
+        <w:t xml:space="preserve"> </w:t>
+      </w:r>
+      <w:r>
+        <w:rPr>
+          <w:rFonts w:ascii="Consolas" w:cs="Consolas" w:eastAsia="Consolas" w:hAnsi="Consolas"/>
+          <w:color w:val="1F3864"/>
+          <w:sz w:val="19"/>
+          <w:szCs w:val="19"/>
+        </w:rPr>
+        <w:t xml:space="preserve">imageenhance/io_utils.py</w:t>
+      </w:r>
+      <w:r>
+        <w:t xml:space="preserve"> 61-65; </w:t>
+      </w:r>
+      <w:r>
+        <w:rPr>
+          <w:rFonts w:ascii="Consolas" w:cs="Consolas" w:eastAsia="Consolas" w:hAnsi="Consolas"/>
+          <w:color w:val="1F3864"/>
+          <w:sz w:val="19"/>
+          <w:szCs w:val="19"/>
+        </w:rPr>
+        <w:t xml:space="preserve">imageenhance/model.py</w:t>
+      </w:r>
+      <w:r>
+        <w:t xml:space="preserve"> 60-75.</w:t>
+      </w:r>
+    </w:p>
+    <w:p>
+      <w:pPr>
+        <w:keepNext/>
+        <w:spacing w:after="60" w:before="200"/>
+      </w:pPr>
+      <w:r>
+        <w:rPr>
+          <w:b/>
+          <w:bCs/>
+          <w:color w:val="1F3864"/>
+        </w:rPr>
+        <w:t xml:space="preserve">53. ¿Cómo manejaron las fotos personales?</w:t>
       </w:r>
     </w:p>
     <w:p>
@@ -22063,10 +23909,10 @@
           <w:b/>
           <w:bCs/>
         </w:rPr>
-        <w:t xml:space="preserve">3. Foto real (1 min 30 s).</w:t>
-      </w:r>
-      <w:r>
-        <w:t xml:space="preserve"> Cargar la foto de celular con poca luz: diagnóstico, plan y lupa. Decir: "aquí no mostramos PSNR porque no existe la versión limpia". Si aparece el aviso de color, marcar la casilla "Es un defecto" y explicar por qué el color no se corrige solo (reto 17). Con la casa, mostrar que sin la casilla conserva la luz de los faroles.</w:t>
+        <w:t xml:space="preserve">3. Foto real con el retoque aprendido (1 min 30 s).</w:t>
+      </w:r>
+      <w:r>
+        <w:t xml:space="preserve"> Cargar la foto de celular con poca luz. La casilla "Retoque aprendido" viene marcada: mostrar el plan, el antes y después, la lupa y la tabla de pasos, que dice exactamente qué hizo (por ejemplo, "exposición +1,01 EV; saturación ×1,20"). Decir: "aquí no mostramos PSNR porque no existe la versión limpia; el retoque se midió contra un fotógrafo en 498 fotos de FiveK: de 17,91 a 24,47 dB". Con la casa, mostrar que conserva la luz cálida de los faroles (retos 17 y 18).</w:t>
       </w:r>
     </w:p>
     <w:p>
@@ -23832,6 +25678,134 @@
                 <w:szCs w:val="20"/>
               </w:rPr>
               <w:t xml:space="preserve">Número inicial del generador aleatorio: misma semilla, mismos resultados</w:t>
+            </w:r>
+          </w:p>
+        </w:tc>
+      </w:tr>
+      <w:tr>
+        <w:trPr>
+          <w:cantSplit/>
+        </w:trPr>
+        <w:tc>
+          <w:tcPr>
+            <w:tcW w:type="dxa" w:w="2621"/>
+            <w:tcBorders>
+              <w:top w:val="single" w:color="BFC7D5" w:sz="4"/>
+              <w:left w:val="single" w:color="BFC7D5" w:sz="4"/>
+              <w:bottom w:val="single" w:color="BFC7D5" w:sz="4"/>
+              <w:right w:val="single" w:color="BFC7D5" w:sz="4"/>
+            </w:tcBorders>
+            <w:shd w:fill="F7F9FC" w:color="auto" w:val="clear"/>
+            <w:tcMar>
+              <w:top w:type="dxa" w:w="50"/>
+              <w:left w:type="dxa" w:w="90"/>
+              <w:bottom w:type="dxa" w:w="50"/>
+              <w:right w:type="dxa" w:w="90"/>
+            </w:tcMar>
+          </w:tcPr>
+          <w:p>
+            <w:pPr>
+              <w:spacing w:after="20"/>
+            </w:pPr>
+            <w:r>
+              <w:rPr>
+                <w:sz w:val="20"/>
+                <w:szCs w:val="20"/>
+              </w:rPr>
+              <w:t xml:space="preserve">FiveK</w:t>
+            </w:r>
+          </w:p>
+        </w:tc>
+        <w:tc>
+          <w:tcPr>
+            <w:tcW w:type="dxa" w:w="6739"/>
+            <w:tcBorders>
+              <w:top w:val="single" w:color="BFC7D5" w:sz="4"/>
+              <w:left w:val="single" w:color="BFC7D5" w:sz="4"/>
+              <w:bottom w:val="single" w:color="BFC7D5" w:sz="4"/>
+              <w:right w:val="single" w:color="BFC7D5" w:sz="4"/>
+            </w:tcBorders>
+            <w:shd w:fill="F7F9FC" w:color="auto" w:val="clear"/>
+            <w:tcMar>
+              <w:top w:type="dxa" w:w="50"/>
+              <w:left w:type="dxa" w:w="90"/>
+              <w:bottom w:type="dxa" w:w="50"/>
+              <w:right w:type="dxa" w:w="90"/>
+            </w:tcMar>
+          </w:tcPr>
+          <w:p>
+            <w:pPr>
+              <w:spacing w:after="20"/>
+            </w:pPr>
+            <w:r>
+              <w:rPr>
+                <w:sz w:val="20"/>
+                <w:szCs w:val="20"/>
+              </w:rPr>
+              <w:t xml:space="preserve">MIT-Adobe FiveK: 5.000 fotos retocadas por 5 fotógrafos; aprendimos el retoque del experto C</w:t>
+            </w:r>
+          </w:p>
+        </w:tc>
+      </w:tr>
+      <w:tr>
+        <w:trPr>
+          <w:cantSplit/>
+        </w:trPr>
+        <w:tc>
+          <w:tcPr>
+            <w:tcW w:type="dxa" w:w="2621"/>
+            <w:tcBorders>
+              <w:top w:val="single" w:color="BFC7D5" w:sz="4"/>
+              <w:left w:val="single" w:color="BFC7D5" w:sz="4"/>
+              <w:bottom w:val="single" w:color="BFC7D5" w:sz="4"/>
+              <w:right w:val="single" w:color="BFC7D5" w:sz="4"/>
+            </w:tcBorders>
+            <w:tcMar>
+              <w:top w:type="dxa" w:w="50"/>
+              <w:left w:type="dxa" w:w="90"/>
+              <w:bottom w:type="dxa" w:w="50"/>
+              <w:right w:type="dxa" w:w="90"/>
+            </w:tcMar>
+          </w:tcPr>
+          <w:p>
+            <w:pPr>
+              <w:spacing w:after="20"/>
+            </w:pPr>
+            <w:r>
+              <w:rPr>
+                <w:sz w:val="20"/>
+                <w:szCs w:val="20"/>
+              </w:rPr>
+              <w:t xml:space="preserve">Curva de tono</w:t>
+            </w:r>
+          </w:p>
+        </w:tc>
+        <w:tc>
+          <w:tcPr>
+            <w:tcW w:type="dxa" w:w="6739"/>
+            <w:tcBorders>
+              <w:top w:val="single" w:color="BFC7D5" w:sz="4"/>
+              <w:left w:val="single" w:color="BFC7D5" w:sz="4"/>
+              <w:bottom w:val="single" w:color="BFC7D5" w:sz="4"/>
+              <w:right w:val="single" w:color="BFC7D5" w:sz="4"/>
+            </w:tcBorders>
+            <w:tcMar>
+              <w:top w:type="dxa" w:w="50"/>
+              <w:left w:type="dxa" w:w="90"/>
+              <w:bottom w:type="dxa" w:w="50"/>
+              <w:right w:type="dxa" w:w="90"/>
+            </w:tcMar>
+          </w:tcPr>
+          <w:p>
+            <w:pPr>
+              <w:spacing w:after="20"/>
+            </w:pPr>
+            <w:r>
+              <w:rPr>
+                <w:sz w:val="20"/>
+                <w:szCs w:val="20"/>
+              </w:rPr>
+              <w:t xml:space="preserve">Función que cambia cada nivel de brillo por otro; si es creciente, nunca invierte claros y oscuros</w:t>
             </w:r>
           </w:p>
         </w:tc>
